--- a/KURIKULUM2026_REVISI/DOCX/010_INSTRUMEN_TRACER_STUDY_DAN_EVALUASI_PEO_PPEPP.docx
+++ b/KURIKULUM2026_REVISI/DOCX/010_INSTRUMEN_TRACER_STUDY_DAN_EVALUASI_PEO_PPEPP.docx
@@ -40,17 +40,17 @@
         <w:tblLook w:firstColumn="1" w:firstRow="1" w:lastColumn="0" w:lastRow="0" w:noHBand="0" w:noVBand="1" w:val="04A0"/>
       </w:tblPr>
       <w:tblGrid>
-        <w:gridCol w:w="9029"/>
+        <w:gridCol w:w="9605"/>
       </w:tblGrid>
       <w:tr>
         <w:tc>
           <w:tcPr>
-            <w:tcW w:type="dxa" w:w="9360"/>
+            <w:tcW w:type="dxa" w:w="9504"/>
             <w:shd w:fill="EEF4FB"/>
             <w:tcMar>
               <w:top w:w="120" w:type="dxa"/>
               <w:bottom w:w="120" w:type="dxa"/>
-              <w:left w:w="200" w:type="dxa"/>
+              <w:left w:w="180" w:type="dxa"/>
               <w:right w:w="150" w:type="dxa"/>
             </w:tcMar>
             <w:tcBorders>
@@ -67,49 +67,14 @@
             <w:r>
               <w:rPr>
                 <w:rFonts w:ascii="Calibri" w:hAnsi="Calibri"/>
+                <w:b/>
                 <w:i/>
-                <w:color w:val="1F3864"/>
-                <w:sz w:val="20"/>
+                <w:color w:val="262626"/>
+                <w:sz w:val="19"/>
               </w:rPr>
-              <w:t>**Dokumen Revisi Definitif Kurikulum 2026**</w:t>
+              <w:t>Dokumen Revisi Definitif Kurikulum 2026</w:t>
             </w:r>
           </w:p>
-        </w:tc>
-      </w:tr>
-    </w:tbl>
-    <w:p>
-      <w:pPr>
-        <w:spacing w:after="80"/>
-      </w:pPr>
-    </w:p>
-    <w:tbl>
-      <w:tblPr>
-        <w:tblW w:type="auto" w:w="0"/>
-        <w:jc w:val="center"/>
-        <w:tblLayout w:type="fixed"/>
-        <w:tblLook w:firstColumn="1" w:firstRow="1" w:lastColumn="0" w:lastRow="0" w:noHBand="0" w:noVBand="1" w:val="04A0"/>
-      </w:tblPr>
-      <w:tblGrid>
-        <w:gridCol w:w="9029"/>
-      </w:tblGrid>
-      <w:tr>
-        <w:tc>
-          <w:tcPr>
-            <w:tcW w:type="dxa" w:w="9360"/>
-            <w:shd w:fill="EEF4FB"/>
-            <w:tcMar>
-              <w:top w:w="120" w:type="dxa"/>
-              <w:bottom w:w="120" w:type="dxa"/>
-              <w:left w:w="200" w:type="dxa"/>
-              <w:right w:w="150" w:type="dxa"/>
-            </w:tcMar>
-            <w:tcBorders>
-              <w:left w:val="single" w:sz="24" w:space="0" w:color="2E75B6"/>
-              <w:top w:val="none"/>
-              <w:bottom w:val="none"/>
-              <w:right w:val="none"/>
-            </w:tcBorders>
-          </w:tcPr>
           <w:p>
             <w:pPr>
               <w:spacing w:before="40" w:after="40" w:line="276" w:lineRule="auto"/>
@@ -117,49 +82,23 @@
             <w:r>
               <w:rPr>
                 <w:rFonts w:ascii="Calibri" w:hAnsi="Calibri"/>
+                <w:b/>
                 <w:i/>
-                <w:color w:val="1F3864"/>
-                <w:sz w:val="20"/>
+                <w:color w:val="262626"/>
+                <w:sz w:val="19"/>
               </w:rPr>
-              <w:t>**Status:** Master Panduan Pengukuran PEO, Validasi Stakeholder &amp; Siklus Penjaminan Mutu PPEPP</w:t>
+              <w:t>Status:</w:t>
+            </w:r>
+            <w:r>
+              <w:rPr>
+                <w:rFonts w:ascii="Calibri" w:hAnsi="Calibri"/>
+                <w:i/>
+                <w:color w:val="262626"/>
+                <w:sz w:val="19"/>
+              </w:rPr>
+              <w:t xml:space="preserve"> Master Panduan Pengukuran PEO, Validasi Stakeholder &amp; Siklus Penjaminan Mutu PPEPP</w:t>
             </w:r>
           </w:p>
-        </w:tc>
-      </w:tr>
-    </w:tbl>
-    <w:p>
-      <w:pPr>
-        <w:spacing w:after="80"/>
-      </w:pPr>
-    </w:p>
-    <w:tbl>
-      <w:tblPr>
-        <w:tblW w:type="auto" w:w="0"/>
-        <w:jc w:val="center"/>
-        <w:tblLayout w:type="fixed"/>
-        <w:tblLook w:firstColumn="1" w:firstRow="1" w:lastColumn="0" w:lastRow="0" w:noHBand="0" w:noVBand="1" w:val="04A0"/>
-      </w:tblPr>
-      <w:tblGrid>
-        <w:gridCol w:w="9029"/>
-      </w:tblGrid>
-      <w:tr>
-        <w:tc>
-          <w:tcPr>
-            <w:tcW w:type="dxa" w:w="9360"/>
-            <w:shd w:fill="EEF4FB"/>
-            <w:tcMar>
-              <w:top w:w="120" w:type="dxa"/>
-              <w:bottom w:w="120" w:type="dxa"/>
-              <w:left w:w="200" w:type="dxa"/>
-              <w:right w:w="150" w:type="dxa"/>
-            </w:tcMar>
-            <w:tcBorders>
-              <w:left w:val="single" w:sz="24" w:space="0" w:color="2E75B6"/>
-              <w:top w:val="none"/>
-              <w:bottom w:val="none"/>
-              <w:right w:val="none"/>
-            </w:tcBorders>
-          </w:tcPr>
           <w:p>
             <w:pPr>
               <w:spacing w:before="40" w:after="40" w:line="276" w:lineRule="auto"/>
@@ -167,11 +106,21 @@
             <w:r>
               <w:rPr>
                 <w:rFonts w:ascii="Calibri" w:hAnsi="Calibri"/>
+                <w:b/>
                 <w:i/>
-                <w:color w:val="1F3864"/>
-                <w:sz w:val="20"/>
+                <w:color w:val="262626"/>
+                <w:sz w:val="19"/>
               </w:rPr>
-              <w:t>**Standar Rujukan:** Standar LAM INFOKOM Kriteria 1 (VMTS) &amp; Kriteria 9 (Luaran dan Capaian Tridharma), Standar Akreditasi Internasional IABEE (Kriteria 1: PEO Assessment &amp; CQI), Permendikbudristek No. 53 Tahun 2023.</w:t>
+              <w:t>Standar Rujukan:</w:t>
+            </w:r>
+            <w:r>
+              <w:rPr>
+                <w:rFonts w:ascii="Calibri" w:hAnsi="Calibri"/>
+                <w:i/>
+                <w:color w:val="262626"/>
+                <w:sz w:val="19"/>
+              </w:rPr>
+              <w:t xml:space="preserve"> Standar LAM INFOKOM Kriteria 1 (VMTS) &amp; Kriteria 9 (Luaran dan Capaian Tridharma), Standar Akreditasi Internasional IABEE (Kriteria 1: PEO Assessment &amp; CQI), Permendikbudristek No. 53 Tahun 2023.</w:t>
             </w:r>
           </w:p>
         </w:tc>
@@ -189,9 +138,9 @@
       <w:r>
         <w:rPr>
           <w:color w:val="C8D2E1"/>
-          <w:sz w:val="16"/>
+          <w:sz w:val="14"/>
         </w:rPr>
-        <w:t>_________________________________________________________________________________</w:t>
+        <w:t>———————————————————————————————————————————————————————————————————————————</w:t>
       </w:r>
     </w:p>
     <w:p>
@@ -240,9 +189,9 @@
         </w:tblBorders>
       </w:tblPr>
       <w:tblGrid>
-        <w:gridCol w:w="3010"/>
-        <w:gridCol w:w="3010"/>
-        <w:gridCol w:w="3010"/>
+        <w:gridCol w:w="3202"/>
+        <w:gridCol w:w="3202"/>
+        <w:gridCol w:w="3202"/>
       </w:tblGrid>
       <w:tr>
         <w:trPr>
@@ -252,7 +201,7 @@
         </w:trPr>
         <w:tc>
           <w:tcPr>
-            <w:tcW w:type="dxa" w:w="3010"/>
+            <w:tcW w:type="dxa" w:w="3202"/>
             <w:vAlign w:val="center"/>
             <w:shd w:fill="1F3864"/>
             <w:tcMar>
@@ -280,7 +229,7 @@
         </w:tc>
         <w:tc>
           <w:tcPr>
-            <w:tcW w:type="dxa" w:w="3010"/>
+            <w:tcW w:type="dxa" w:w="3202"/>
             <w:vAlign w:val="center"/>
             <w:shd w:fill="1F3864"/>
             <w:tcMar>
@@ -308,7 +257,7 @@
         </w:tc>
         <w:tc>
           <w:tcPr>
-            <w:tcW w:type="dxa" w:w="3010"/>
+            <w:tcW w:type="dxa" w:w="3202"/>
             <w:vAlign w:val="center"/>
             <w:shd w:fill="1F3864"/>
             <w:tcMar>
@@ -341,14 +290,14 @@
         </w:trPr>
         <w:tc>
           <w:tcPr>
-            <w:tcW w:type="dxa" w:w="3010"/>
+            <w:tcW w:type="dxa" w:w="3202"/>
             <w:vAlign w:val="center"/>
             <w:shd w:fill="FFFFFF"/>
             <w:tcMar>
-              <w:top w:w="80" w:type="dxa"/>
-              <w:bottom w:w="80" w:type="dxa"/>
-              <w:left w:w="100" w:type="dxa"/>
-              <w:right w:w="100" w:type="dxa"/>
+              <w:top w:w="70" w:type="dxa"/>
+              <w:bottom w:w="70" w:type="dxa"/>
+              <w:left w:w="90" w:type="dxa"/>
+              <w:right w:w="90" w:type="dxa"/>
             </w:tcMar>
           </w:tcPr>
           <w:p>
@@ -369,14 +318,14 @@
         </w:tc>
         <w:tc>
           <w:tcPr>
-            <w:tcW w:type="dxa" w:w="3010"/>
+            <w:tcW w:type="dxa" w:w="3202"/>
             <w:vAlign w:val="center"/>
             <w:shd w:fill="FFFFFF"/>
             <w:tcMar>
-              <w:top w:w="80" w:type="dxa"/>
-              <w:bottom w:w="80" w:type="dxa"/>
-              <w:left w:w="100" w:type="dxa"/>
-              <w:right w:w="100" w:type="dxa"/>
+              <w:top w:w="70" w:type="dxa"/>
+              <w:bottom w:w="70" w:type="dxa"/>
+              <w:left w:w="90" w:type="dxa"/>
+              <w:right w:w="90" w:type="dxa"/>
             </w:tcMar>
           </w:tcPr>
           <w:p>
@@ -396,14 +345,14 @@
         </w:tc>
         <w:tc>
           <w:tcPr>
-            <w:tcW w:type="dxa" w:w="3010"/>
+            <w:tcW w:type="dxa" w:w="3202"/>
             <w:vAlign w:val="center"/>
             <w:shd w:fill="FFFFFF"/>
             <w:tcMar>
-              <w:top w:w="80" w:type="dxa"/>
-              <w:bottom w:w="80" w:type="dxa"/>
-              <w:left w:w="100" w:type="dxa"/>
-              <w:right w:w="100" w:type="dxa"/>
+              <w:top w:w="70" w:type="dxa"/>
+              <w:bottom w:w="70" w:type="dxa"/>
+              <w:left w:w="90" w:type="dxa"/>
+              <w:right w:w="90" w:type="dxa"/>
             </w:tcMar>
           </w:tcPr>
           <w:p>
@@ -428,14 +377,14 @@
         </w:trPr>
         <w:tc>
           <w:tcPr>
-            <w:tcW w:type="dxa" w:w="3010"/>
+            <w:tcW w:type="dxa" w:w="3202"/>
             <w:vAlign w:val="center"/>
             <w:shd w:fill="F2F5F9"/>
             <w:tcMar>
-              <w:top w:w="80" w:type="dxa"/>
-              <w:bottom w:w="80" w:type="dxa"/>
-              <w:left w:w="100" w:type="dxa"/>
-              <w:right w:w="100" w:type="dxa"/>
+              <w:top w:w="70" w:type="dxa"/>
+              <w:bottom w:w="70" w:type="dxa"/>
+              <w:left w:w="90" w:type="dxa"/>
+              <w:right w:w="90" w:type="dxa"/>
             </w:tcMar>
           </w:tcPr>
           <w:p>
@@ -456,14 +405,14 @@
         </w:tc>
         <w:tc>
           <w:tcPr>
-            <w:tcW w:type="dxa" w:w="3010"/>
+            <w:tcW w:type="dxa" w:w="3202"/>
             <w:vAlign w:val="center"/>
             <w:shd w:fill="F2F5F9"/>
             <w:tcMar>
-              <w:top w:w="80" w:type="dxa"/>
-              <w:bottom w:w="80" w:type="dxa"/>
-              <w:left w:w="100" w:type="dxa"/>
-              <w:right w:w="100" w:type="dxa"/>
+              <w:top w:w="70" w:type="dxa"/>
+              <w:bottom w:w="70" w:type="dxa"/>
+              <w:left w:w="90" w:type="dxa"/>
+              <w:right w:w="90" w:type="dxa"/>
             </w:tcMar>
           </w:tcPr>
           <w:p>
@@ -483,14 +432,14 @@
         </w:tc>
         <w:tc>
           <w:tcPr>
-            <w:tcW w:type="dxa" w:w="3010"/>
+            <w:tcW w:type="dxa" w:w="3202"/>
             <w:vAlign w:val="center"/>
             <w:shd w:fill="F2F5F9"/>
             <w:tcMar>
-              <w:top w:w="80" w:type="dxa"/>
-              <w:bottom w:w="80" w:type="dxa"/>
-              <w:left w:w="100" w:type="dxa"/>
-              <w:right w:w="100" w:type="dxa"/>
+              <w:top w:w="70" w:type="dxa"/>
+              <w:bottom w:w="70" w:type="dxa"/>
+              <w:left w:w="90" w:type="dxa"/>
+              <w:right w:w="90" w:type="dxa"/>
             </w:tcMar>
           </w:tcPr>
           <w:p>
@@ -515,14 +464,14 @@
         </w:trPr>
         <w:tc>
           <w:tcPr>
-            <w:tcW w:type="dxa" w:w="3010"/>
+            <w:tcW w:type="dxa" w:w="3202"/>
             <w:vAlign w:val="center"/>
             <w:shd w:fill="FFFFFF"/>
             <w:tcMar>
-              <w:top w:w="80" w:type="dxa"/>
-              <w:bottom w:w="80" w:type="dxa"/>
-              <w:left w:w="100" w:type="dxa"/>
-              <w:right w:w="100" w:type="dxa"/>
+              <w:top w:w="70" w:type="dxa"/>
+              <w:bottom w:w="70" w:type="dxa"/>
+              <w:left w:w="90" w:type="dxa"/>
+              <w:right w:w="90" w:type="dxa"/>
             </w:tcMar>
           </w:tcPr>
           <w:p>
@@ -543,14 +492,14 @@
         </w:tc>
         <w:tc>
           <w:tcPr>
-            <w:tcW w:type="dxa" w:w="3010"/>
+            <w:tcW w:type="dxa" w:w="3202"/>
             <w:vAlign w:val="center"/>
             <w:shd w:fill="FFFFFF"/>
             <w:tcMar>
-              <w:top w:w="80" w:type="dxa"/>
-              <w:bottom w:w="80" w:type="dxa"/>
-              <w:left w:w="100" w:type="dxa"/>
-              <w:right w:w="100" w:type="dxa"/>
+              <w:top w:w="70" w:type="dxa"/>
+              <w:bottom w:w="70" w:type="dxa"/>
+              <w:left w:w="90" w:type="dxa"/>
+              <w:right w:w="90" w:type="dxa"/>
             </w:tcMar>
           </w:tcPr>
           <w:p>
@@ -570,14 +519,14 @@
         </w:tc>
         <w:tc>
           <w:tcPr>
-            <w:tcW w:type="dxa" w:w="3010"/>
+            <w:tcW w:type="dxa" w:w="3202"/>
             <w:vAlign w:val="center"/>
             <w:shd w:fill="FFFFFF"/>
             <w:tcMar>
-              <w:top w:w="80" w:type="dxa"/>
-              <w:bottom w:w="80" w:type="dxa"/>
-              <w:left w:w="100" w:type="dxa"/>
-              <w:right w:w="100" w:type="dxa"/>
+              <w:top w:w="70" w:type="dxa"/>
+              <w:bottom w:w="70" w:type="dxa"/>
+              <w:left w:w="90" w:type="dxa"/>
+              <w:right w:w="90" w:type="dxa"/>
             </w:tcMar>
           </w:tcPr>
           <w:p>
@@ -602,14 +551,14 @@
         </w:trPr>
         <w:tc>
           <w:tcPr>
-            <w:tcW w:type="dxa" w:w="3010"/>
+            <w:tcW w:type="dxa" w:w="3202"/>
             <w:vAlign w:val="center"/>
             <w:shd w:fill="F2F5F9"/>
             <w:tcMar>
-              <w:top w:w="80" w:type="dxa"/>
-              <w:bottom w:w="80" w:type="dxa"/>
-              <w:left w:w="100" w:type="dxa"/>
-              <w:right w:w="100" w:type="dxa"/>
+              <w:top w:w="70" w:type="dxa"/>
+              <w:bottom w:w="70" w:type="dxa"/>
+              <w:left w:w="90" w:type="dxa"/>
+              <w:right w:w="90" w:type="dxa"/>
             </w:tcMar>
           </w:tcPr>
           <w:p>
@@ -630,14 +579,14 @@
         </w:tc>
         <w:tc>
           <w:tcPr>
-            <w:tcW w:type="dxa" w:w="3010"/>
+            <w:tcW w:type="dxa" w:w="3202"/>
             <w:vAlign w:val="center"/>
             <w:shd w:fill="F2F5F9"/>
             <w:tcMar>
-              <w:top w:w="80" w:type="dxa"/>
-              <w:bottom w:w="80" w:type="dxa"/>
-              <w:left w:w="100" w:type="dxa"/>
-              <w:right w:w="100" w:type="dxa"/>
+              <w:top w:w="70" w:type="dxa"/>
+              <w:bottom w:w="70" w:type="dxa"/>
+              <w:left w:w="90" w:type="dxa"/>
+              <w:right w:w="90" w:type="dxa"/>
             </w:tcMar>
           </w:tcPr>
           <w:p>
@@ -658,14 +607,14 @@
         </w:tc>
         <w:tc>
           <w:tcPr>
-            <w:tcW w:type="dxa" w:w="3010"/>
+            <w:tcW w:type="dxa" w:w="3202"/>
             <w:vAlign w:val="center"/>
             <w:shd w:fill="F2F5F9"/>
             <w:tcMar>
-              <w:top w:w="80" w:type="dxa"/>
-              <w:bottom w:w="80" w:type="dxa"/>
-              <w:left w:w="100" w:type="dxa"/>
-              <w:right w:w="100" w:type="dxa"/>
+              <w:top w:w="70" w:type="dxa"/>
+              <w:bottom w:w="70" w:type="dxa"/>
+              <w:left w:w="90" w:type="dxa"/>
+              <w:right w:w="90" w:type="dxa"/>
             </w:tcMar>
           </w:tcPr>
           <w:p>
@@ -687,7 +636,7 @@
     </w:tbl>
     <w:p>
       <w:pPr>
-        <w:spacing w:after="120"/>
+        <w:spacing w:after="100"/>
       </w:pPr>
     </w:p>
     <w:tbl>
@@ -698,17 +647,17 @@
         <w:tblLook w:firstColumn="1" w:firstRow="1" w:lastColumn="0" w:lastRow="0" w:noHBand="0" w:noVBand="1" w:val="04A0"/>
       </w:tblPr>
       <w:tblGrid>
-        <w:gridCol w:w="9029"/>
+        <w:gridCol w:w="9605"/>
       </w:tblGrid>
       <w:tr>
         <w:tc>
           <w:tcPr>
-            <w:tcW w:type="dxa" w:w="9360"/>
+            <w:tcW w:type="dxa" w:w="9504"/>
             <w:shd w:fill="EEF4FB"/>
             <w:tcMar>
               <w:top w:w="120" w:type="dxa"/>
               <w:bottom w:w="120" w:type="dxa"/>
-              <w:left w:w="200" w:type="dxa"/>
+              <w:left w:w="180" w:type="dxa"/>
               <w:right w:w="150" w:type="dxa"/>
             </w:tcMar>
             <w:tcBorders>
@@ -725,48 +674,24 @@
             <w:r>
               <w:rPr>
                 <w:rFonts w:ascii="Calibri" w:hAnsi="Calibri"/>
-                <w:i/>
+                <w:b/>
                 <w:color w:val="1F3864"/>
                 <w:sz w:val="20"/>
               </w:rPr>
+              <w:t>ℹ️ CATATAN</w:t>
+              <w:br/>
+            </w:r>
+            <w:r>
+              <w:rPr>
+                <w:rFonts w:ascii="Calibri" w:hAnsi="Calibri"/>
+                <w:b/>
+                <w:i/>
+                <w:color w:val="262626"/>
+                <w:sz w:val="19"/>
+              </w:rPr>
+              <w:t>Konteks Program Studi Baru:</w:t>
             </w:r>
           </w:p>
-        </w:tc>
-      </w:tr>
-    </w:tbl>
-    <w:p>
-      <w:pPr>
-        <w:spacing w:after="80"/>
-      </w:pPr>
-    </w:p>
-    <w:tbl>
-      <w:tblPr>
-        <w:tblW w:type="auto" w:w="0"/>
-        <w:jc w:val="center"/>
-        <w:tblLayout w:type="fixed"/>
-        <w:tblLook w:firstColumn="1" w:firstRow="1" w:lastColumn="0" w:lastRow="0" w:noHBand="0" w:noVBand="1" w:val="04A0"/>
-      </w:tblPr>
-      <w:tblGrid>
-        <w:gridCol w:w="9029"/>
-      </w:tblGrid>
-      <w:tr>
-        <w:tc>
-          <w:tcPr>
-            <w:tcW w:type="dxa" w:w="9360"/>
-            <w:shd w:fill="EEF4FB"/>
-            <w:tcMar>
-              <w:top w:w="120" w:type="dxa"/>
-              <w:bottom w:w="120" w:type="dxa"/>
-              <w:left w:w="200" w:type="dxa"/>
-              <w:right w:w="150" w:type="dxa"/>
-            </w:tcMar>
-            <w:tcBorders>
-              <w:left w:val="single" w:sz="24" w:space="0" w:color="2E75B6"/>
-              <w:top w:val="none"/>
-              <w:bottom w:val="none"/>
-              <w:right w:val="none"/>
-            </w:tcBorders>
-          </w:tcPr>
           <w:p>
             <w:pPr>
               <w:spacing w:before="40" w:after="40" w:line="276" w:lineRule="auto"/>
@@ -775,60 +700,48 @@
               <w:rPr>
                 <w:rFonts w:ascii="Calibri" w:hAnsi="Calibri"/>
                 <w:i/>
-                <w:color w:val="1F3864"/>
-                <w:sz w:val="20"/>
+                <w:color w:val="262626"/>
+                <w:sz w:val="19"/>
               </w:rPr>
-              <w:t>**Konteks Program Studi Baru:**</w:t>
+              <w:t xml:space="preserve">Program Studi SISTEKIN baru beroperasi dan belum menghasilkan lulusan 3–5 tahun. Oleh karena itu, target numerik PEO berstatus </w:t>
             </w:r>
-          </w:p>
-        </w:tc>
-      </w:tr>
-    </w:tbl>
-    <w:p>
-      <w:pPr>
-        <w:spacing w:after="80"/>
-      </w:pPr>
-    </w:p>
-    <w:tbl>
-      <w:tblPr>
-        <w:tblW w:type="auto" w:w="0"/>
-        <w:jc w:val="center"/>
-        <w:tblLayout w:type="fixed"/>
-        <w:tblLook w:firstColumn="1" w:firstRow="1" w:lastColumn="0" w:lastRow="0" w:noHBand="0" w:noVBand="1" w:val="04A0"/>
-      </w:tblPr>
-      <w:tblGrid>
-        <w:gridCol w:w="9029"/>
-      </w:tblGrid>
-      <w:tr>
-        <w:tc>
-          <w:tcPr>
-            <w:tcW w:type="dxa" w:w="9360"/>
-            <w:shd w:fill="EEF4FB"/>
-            <w:tcMar>
-              <w:top w:w="120" w:type="dxa"/>
-              <w:bottom w:w="120" w:type="dxa"/>
-              <w:left w:w="200" w:type="dxa"/>
-              <w:right w:w="150" w:type="dxa"/>
-            </w:tcMar>
-            <w:tcBorders>
-              <w:left w:val="single" w:sz="24" w:space="0" w:color="2E75B6"/>
-              <w:top w:val="none"/>
-              <w:bottom w:val="none"/>
-              <w:right w:val="none"/>
-            </w:tcBorders>
-          </w:tcPr>
-          <w:p>
-            <w:pPr>
-              <w:spacing w:before="40" w:after="40" w:line="276" w:lineRule="auto"/>
-            </w:pPr>
+            <w:r>
+              <w:rPr>
+                <w:rFonts w:ascii="Calibri" w:hAnsi="Calibri"/>
+                <w:b/>
+                <w:i/>
+                <w:color w:val="262626"/>
+                <w:sz w:val="19"/>
+              </w:rPr>
+              <w:t>Provisional Baseline</w:t>
+            </w:r>
             <w:r>
               <w:rPr>
                 <w:rFonts w:ascii="Calibri" w:hAnsi="Calibri"/>
                 <w:i/>
-                <w:color w:val="1F3864"/>
-                <w:sz w:val="20"/>
+                <w:color w:val="262626"/>
+                <w:sz w:val="19"/>
               </w:rPr>
-              <w:t>Program Studi SISTEKIN baru beroperasi dan belum menghasilkan lulusan 3–5 tahun. Oleh karena itu, target numerik PEO berstatus **Provisional Baseline**, dan fokus penilaian akreditasi saat ini bertumpu pada **kualitas desain kurikulum, keterlacakan VMTS, kesiapan instrumen, dan mekanisme validasi pemangku kepentingan (*stakeholders*)**.</w:t>
+              <w:t xml:space="preserve">, dan fokus penilaian akreditasi saat ini bertumpu pada </w:t>
+            </w:r>
+            <w:r>
+              <w:rPr>
+                <w:rFonts w:ascii="Calibri" w:hAnsi="Calibri"/>
+                <w:b/>
+                <w:i/>
+                <w:color w:val="262626"/>
+                <w:sz w:val="19"/>
+              </w:rPr>
+              <w:t>kualitas desain kurikulum, keterlacakan VMTS, kesiapan instrumen, dan mekanisme validasi pemangku kepentingan (*stakeholders*)</w:t>
+            </w:r>
+            <w:r>
+              <w:rPr>
+                <w:rFonts w:ascii="Calibri" w:hAnsi="Calibri"/>
+                <w:i/>
+                <w:color w:val="262626"/>
+                <w:sz w:val="19"/>
+              </w:rPr>
+              <w:t>.</w:t>
             </w:r>
           </w:p>
         </w:tc>
@@ -846,9 +759,9 @@
       <w:r>
         <w:rPr>
           <w:color w:val="C8D2E1"/>
-          <w:sz w:val="16"/>
+          <w:sz w:val="14"/>
         </w:rPr>
-        <w:t>_________________________________________________________________________________</w:t>
+        <w:t>———————————————————————————————————————————————————————————————————————————</w:t>
       </w:r>
     </w:p>
     <w:p>
@@ -897,8 +810,8 @@
         </w:tblBorders>
       </w:tblPr>
       <w:tblGrid>
-        <w:gridCol w:w="4514"/>
-        <w:gridCol w:w="4514"/>
+        <w:gridCol w:w="4802"/>
+        <w:gridCol w:w="4802"/>
       </w:tblGrid>
       <w:tr>
         <w:trPr>
@@ -908,7 +821,7 @@
         </w:trPr>
         <w:tc>
           <w:tcPr>
-            <w:tcW w:type="dxa" w:w="4514"/>
+            <w:tcW w:type="dxa" w:w="4802"/>
             <w:vAlign w:val="center"/>
             <w:shd w:fill="1F3864"/>
             <w:tcMar>
@@ -936,7 +849,7 @@
         </w:tc>
         <w:tc>
           <w:tcPr>
-            <w:tcW w:type="dxa" w:w="4514"/>
+            <w:tcW w:type="dxa" w:w="4802"/>
             <w:vAlign w:val="center"/>
             <w:shd w:fill="1F3864"/>
             <w:tcMar>
@@ -969,14 +882,14 @@
         </w:trPr>
         <w:tc>
           <w:tcPr>
-            <w:tcW w:type="dxa" w:w="4514"/>
+            <w:tcW w:type="dxa" w:w="4802"/>
             <w:vAlign w:val="center"/>
             <w:shd w:fill="FFFFFF"/>
             <w:tcMar>
-              <w:top w:w="80" w:type="dxa"/>
-              <w:bottom w:w="80" w:type="dxa"/>
-              <w:left w:w="100" w:type="dxa"/>
-              <w:right w:w="100" w:type="dxa"/>
+              <w:top w:w="70" w:type="dxa"/>
+              <w:bottom w:w="70" w:type="dxa"/>
+              <w:left w:w="90" w:type="dxa"/>
+              <w:right w:w="90" w:type="dxa"/>
             </w:tcMar>
           </w:tcPr>
           <w:p>
@@ -997,14 +910,14 @@
         </w:tc>
         <w:tc>
           <w:tcPr>
-            <w:tcW w:type="dxa" w:w="4514"/>
+            <w:tcW w:type="dxa" w:w="4802"/>
             <w:vAlign w:val="center"/>
             <w:shd w:fill="FFFFFF"/>
             <w:tcMar>
-              <w:top w:w="80" w:type="dxa"/>
-              <w:bottom w:w="80" w:type="dxa"/>
-              <w:left w:w="100" w:type="dxa"/>
-              <w:right w:w="100" w:type="dxa"/>
+              <w:top w:w="70" w:type="dxa"/>
+              <w:bottom w:w="70" w:type="dxa"/>
+              <w:left w:w="90" w:type="dxa"/>
+              <w:right w:w="90" w:type="dxa"/>
             </w:tcMar>
           </w:tcPr>
           <w:p>
@@ -1030,14 +943,14 @@
         </w:trPr>
         <w:tc>
           <w:tcPr>
-            <w:tcW w:type="dxa" w:w="4514"/>
+            <w:tcW w:type="dxa" w:w="4802"/>
             <w:vAlign w:val="center"/>
             <w:shd w:fill="F2F5F9"/>
             <w:tcMar>
-              <w:top w:w="80" w:type="dxa"/>
-              <w:bottom w:w="80" w:type="dxa"/>
-              <w:left w:w="100" w:type="dxa"/>
-              <w:right w:w="100" w:type="dxa"/>
+              <w:top w:w="70" w:type="dxa"/>
+              <w:bottom w:w="70" w:type="dxa"/>
+              <w:left w:w="90" w:type="dxa"/>
+              <w:right w:w="90" w:type="dxa"/>
             </w:tcMar>
           </w:tcPr>
           <w:p>
@@ -1049,14 +962,14 @@
         </w:tc>
         <w:tc>
           <w:tcPr>
-            <w:tcW w:type="dxa" w:w="4514"/>
+            <w:tcW w:type="dxa" w:w="4802"/>
             <w:vAlign w:val="center"/>
             <w:shd w:fill="F2F5F9"/>
             <w:tcMar>
-              <w:top w:w="80" w:type="dxa"/>
-              <w:bottom w:w="80" w:type="dxa"/>
-              <w:left w:w="100" w:type="dxa"/>
-              <w:right w:w="100" w:type="dxa"/>
+              <w:top w:w="70" w:type="dxa"/>
+              <w:bottom w:w="70" w:type="dxa"/>
+              <w:left w:w="90" w:type="dxa"/>
+              <w:right w:w="90" w:type="dxa"/>
             </w:tcMar>
           </w:tcPr>
           <w:p>
@@ -1081,14 +994,14 @@
         </w:trPr>
         <w:tc>
           <w:tcPr>
-            <w:tcW w:type="dxa" w:w="4514"/>
+            <w:tcW w:type="dxa" w:w="4802"/>
             <w:vAlign w:val="center"/>
             <w:shd w:fill="FFFFFF"/>
             <w:tcMar>
-              <w:top w:w="80" w:type="dxa"/>
-              <w:bottom w:w="80" w:type="dxa"/>
-              <w:left w:w="100" w:type="dxa"/>
-              <w:right w:w="100" w:type="dxa"/>
+              <w:top w:w="70" w:type="dxa"/>
+              <w:bottom w:w="70" w:type="dxa"/>
+              <w:left w:w="90" w:type="dxa"/>
+              <w:right w:w="90" w:type="dxa"/>
             </w:tcMar>
           </w:tcPr>
           <w:p>
@@ -1100,14 +1013,14 @@
         </w:tc>
         <w:tc>
           <w:tcPr>
-            <w:tcW w:type="dxa" w:w="4514"/>
+            <w:tcW w:type="dxa" w:w="4802"/>
             <w:vAlign w:val="center"/>
             <w:shd w:fill="FFFFFF"/>
             <w:tcMar>
-              <w:top w:w="80" w:type="dxa"/>
-              <w:bottom w:w="80" w:type="dxa"/>
-              <w:left w:w="100" w:type="dxa"/>
-              <w:right w:w="100" w:type="dxa"/>
+              <w:top w:w="70" w:type="dxa"/>
+              <w:bottom w:w="70" w:type="dxa"/>
+              <w:left w:w="90" w:type="dxa"/>
+              <w:right w:w="90" w:type="dxa"/>
             </w:tcMar>
           </w:tcPr>
           <w:p>
@@ -1132,14 +1045,14 @@
         </w:trPr>
         <w:tc>
           <w:tcPr>
-            <w:tcW w:type="dxa" w:w="4514"/>
+            <w:tcW w:type="dxa" w:w="4802"/>
             <w:vAlign w:val="center"/>
             <w:shd w:fill="F2F5F9"/>
             <w:tcMar>
-              <w:top w:w="80" w:type="dxa"/>
-              <w:bottom w:w="80" w:type="dxa"/>
-              <w:left w:w="100" w:type="dxa"/>
-              <w:right w:w="100" w:type="dxa"/>
+              <w:top w:w="70" w:type="dxa"/>
+              <w:bottom w:w="70" w:type="dxa"/>
+              <w:left w:w="90" w:type="dxa"/>
+              <w:right w:w="90" w:type="dxa"/>
             </w:tcMar>
           </w:tcPr>
           <w:p>
@@ -1151,14 +1064,14 @@
         </w:tc>
         <w:tc>
           <w:tcPr>
-            <w:tcW w:type="dxa" w:w="4514"/>
+            <w:tcW w:type="dxa" w:w="4802"/>
             <w:vAlign w:val="center"/>
             <w:shd w:fill="F2F5F9"/>
             <w:tcMar>
-              <w:top w:w="80" w:type="dxa"/>
-              <w:bottom w:w="80" w:type="dxa"/>
-              <w:left w:w="100" w:type="dxa"/>
-              <w:right w:w="100" w:type="dxa"/>
+              <w:top w:w="70" w:type="dxa"/>
+              <w:bottom w:w="70" w:type="dxa"/>
+              <w:left w:w="90" w:type="dxa"/>
+              <w:right w:w="90" w:type="dxa"/>
             </w:tcMar>
           </w:tcPr>
           <w:p>
@@ -1183,14 +1096,14 @@
         </w:trPr>
         <w:tc>
           <w:tcPr>
-            <w:tcW w:type="dxa" w:w="4514"/>
+            <w:tcW w:type="dxa" w:w="4802"/>
             <w:vAlign w:val="center"/>
             <w:shd w:fill="FFFFFF"/>
             <w:tcMar>
-              <w:top w:w="80" w:type="dxa"/>
-              <w:bottom w:w="80" w:type="dxa"/>
-              <w:left w:w="100" w:type="dxa"/>
-              <w:right w:w="100" w:type="dxa"/>
+              <w:top w:w="70" w:type="dxa"/>
+              <w:bottom w:w="70" w:type="dxa"/>
+              <w:left w:w="90" w:type="dxa"/>
+              <w:right w:w="90" w:type="dxa"/>
             </w:tcMar>
           </w:tcPr>
           <w:p>
@@ -1202,14 +1115,14 @@
         </w:tc>
         <w:tc>
           <w:tcPr>
-            <w:tcW w:type="dxa" w:w="4514"/>
+            <w:tcW w:type="dxa" w:w="4802"/>
             <w:vAlign w:val="center"/>
             <w:shd w:fill="FFFFFF"/>
             <w:tcMar>
-              <w:top w:w="80" w:type="dxa"/>
-              <w:bottom w:w="80" w:type="dxa"/>
-              <w:left w:w="100" w:type="dxa"/>
-              <w:right w:w="100" w:type="dxa"/>
+              <w:top w:w="70" w:type="dxa"/>
+              <w:bottom w:w="70" w:type="dxa"/>
+              <w:left w:w="90" w:type="dxa"/>
+              <w:right w:w="90" w:type="dxa"/>
             </w:tcMar>
           </w:tcPr>
           <w:p>
@@ -1234,14 +1147,14 @@
         </w:trPr>
         <w:tc>
           <w:tcPr>
-            <w:tcW w:type="dxa" w:w="4514"/>
+            <w:tcW w:type="dxa" w:w="4802"/>
             <w:vAlign w:val="center"/>
             <w:shd w:fill="F2F5F9"/>
             <w:tcMar>
-              <w:top w:w="80" w:type="dxa"/>
-              <w:bottom w:w="80" w:type="dxa"/>
-              <w:left w:w="100" w:type="dxa"/>
-              <w:right w:w="100" w:type="dxa"/>
+              <w:top w:w="70" w:type="dxa"/>
+              <w:bottom w:w="70" w:type="dxa"/>
+              <w:left w:w="90" w:type="dxa"/>
+              <w:right w:w="90" w:type="dxa"/>
             </w:tcMar>
           </w:tcPr>
           <w:p>
@@ -1262,14 +1175,14 @@
         </w:tc>
         <w:tc>
           <w:tcPr>
-            <w:tcW w:type="dxa" w:w="4514"/>
+            <w:tcW w:type="dxa" w:w="4802"/>
             <w:vAlign w:val="center"/>
             <w:shd w:fill="F2F5F9"/>
             <w:tcMar>
-              <w:top w:w="80" w:type="dxa"/>
-              <w:bottom w:w="80" w:type="dxa"/>
-              <w:left w:w="100" w:type="dxa"/>
-              <w:right w:w="100" w:type="dxa"/>
+              <w:top w:w="70" w:type="dxa"/>
+              <w:bottom w:w="70" w:type="dxa"/>
+              <w:left w:w="90" w:type="dxa"/>
+              <w:right w:w="90" w:type="dxa"/>
             </w:tcMar>
           </w:tcPr>
           <w:p>
@@ -1295,14 +1208,14 @@
         </w:trPr>
         <w:tc>
           <w:tcPr>
-            <w:tcW w:type="dxa" w:w="4514"/>
+            <w:tcW w:type="dxa" w:w="4802"/>
             <w:vAlign w:val="center"/>
             <w:shd w:fill="FFFFFF"/>
             <w:tcMar>
-              <w:top w:w="80" w:type="dxa"/>
-              <w:bottom w:w="80" w:type="dxa"/>
-              <w:left w:w="100" w:type="dxa"/>
-              <w:right w:w="100" w:type="dxa"/>
+              <w:top w:w="70" w:type="dxa"/>
+              <w:bottom w:w="70" w:type="dxa"/>
+              <w:left w:w="90" w:type="dxa"/>
+              <w:right w:w="90" w:type="dxa"/>
             </w:tcMar>
           </w:tcPr>
           <w:p>
@@ -1314,14 +1227,14 @@
         </w:tc>
         <w:tc>
           <w:tcPr>
-            <w:tcW w:type="dxa" w:w="4514"/>
+            <w:tcW w:type="dxa" w:w="4802"/>
             <w:vAlign w:val="center"/>
             <w:shd w:fill="FFFFFF"/>
             <w:tcMar>
-              <w:top w:w="80" w:type="dxa"/>
-              <w:bottom w:w="80" w:type="dxa"/>
-              <w:left w:w="100" w:type="dxa"/>
-              <w:right w:w="100" w:type="dxa"/>
+              <w:top w:w="70" w:type="dxa"/>
+              <w:bottom w:w="70" w:type="dxa"/>
+              <w:left w:w="90" w:type="dxa"/>
+              <w:right w:w="90" w:type="dxa"/>
             </w:tcMar>
           </w:tcPr>
           <w:p>
@@ -1346,14 +1259,14 @@
         </w:trPr>
         <w:tc>
           <w:tcPr>
-            <w:tcW w:type="dxa" w:w="4514"/>
+            <w:tcW w:type="dxa" w:w="4802"/>
             <w:vAlign w:val="center"/>
             <w:shd w:fill="F2F5F9"/>
             <w:tcMar>
-              <w:top w:w="80" w:type="dxa"/>
-              <w:bottom w:w="80" w:type="dxa"/>
-              <w:left w:w="100" w:type="dxa"/>
-              <w:right w:w="100" w:type="dxa"/>
+              <w:top w:w="70" w:type="dxa"/>
+              <w:bottom w:w="70" w:type="dxa"/>
+              <w:left w:w="90" w:type="dxa"/>
+              <w:right w:w="90" w:type="dxa"/>
             </w:tcMar>
           </w:tcPr>
           <w:p>
@@ -1365,14 +1278,14 @@
         </w:tc>
         <w:tc>
           <w:tcPr>
-            <w:tcW w:type="dxa" w:w="4514"/>
+            <w:tcW w:type="dxa" w:w="4802"/>
             <w:vAlign w:val="center"/>
             <w:shd w:fill="F2F5F9"/>
             <w:tcMar>
-              <w:top w:w="80" w:type="dxa"/>
-              <w:bottom w:w="80" w:type="dxa"/>
-              <w:left w:w="100" w:type="dxa"/>
-              <w:right w:w="100" w:type="dxa"/>
+              <w:top w:w="70" w:type="dxa"/>
+              <w:bottom w:w="70" w:type="dxa"/>
+              <w:left w:w="90" w:type="dxa"/>
+              <w:right w:w="90" w:type="dxa"/>
             </w:tcMar>
           </w:tcPr>
           <w:p>
@@ -1397,14 +1310,14 @@
         </w:trPr>
         <w:tc>
           <w:tcPr>
-            <w:tcW w:type="dxa" w:w="4514"/>
+            <w:tcW w:type="dxa" w:w="4802"/>
             <w:vAlign w:val="center"/>
             <w:shd w:fill="FFFFFF"/>
             <w:tcMar>
-              <w:top w:w="80" w:type="dxa"/>
-              <w:bottom w:w="80" w:type="dxa"/>
-              <w:left w:w="100" w:type="dxa"/>
-              <w:right w:w="100" w:type="dxa"/>
+              <w:top w:w="70" w:type="dxa"/>
+              <w:bottom w:w="70" w:type="dxa"/>
+              <w:left w:w="90" w:type="dxa"/>
+              <w:right w:w="90" w:type="dxa"/>
             </w:tcMar>
           </w:tcPr>
           <w:p>
@@ -1416,14 +1329,14 @@
         </w:tc>
         <w:tc>
           <w:tcPr>
-            <w:tcW w:type="dxa" w:w="4514"/>
+            <w:tcW w:type="dxa" w:w="4802"/>
             <w:vAlign w:val="center"/>
             <w:shd w:fill="FFFFFF"/>
             <w:tcMar>
-              <w:top w:w="80" w:type="dxa"/>
-              <w:bottom w:w="80" w:type="dxa"/>
-              <w:left w:w="100" w:type="dxa"/>
-              <w:right w:w="100" w:type="dxa"/>
+              <w:top w:w="70" w:type="dxa"/>
+              <w:bottom w:w="70" w:type="dxa"/>
+              <w:left w:w="90" w:type="dxa"/>
+              <w:right w:w="90" w:type="dxa"/>
             </w:tcMar>
           </w:tcPr>
           <w:p>
@@ -1448,14 +1361,14 @@
         </w:trPr>
         <w:tc>
           <w:tcPr>
-            <w:tcW w:type="dxa" w:w="4514"/>
+            <w:tcW w:type="dxa" w:w="4802"/>
             <w:vAlign w:val="center"/>
             <w:shd w:fill="F2F5F9"/>
             <w:tcMar>
-              <w:top w:w="80" w:type="dxa"/>
-              <w:bottom w:w="80" w:type="dxa"/>
-              <w:left w:w="100" w:type="dxa"/>
-              <w:right w:w="100" w:type="dxa"/>
+              <w:top w:w="70" w:type="dxa"/>
+              <w:bottom w:w="70" w:type="dxa"/>
+              <w:left w:w="90" w:type="dxa"/>
+              <w:right w:w="90" w:type="dxa"/>
             </w:tcMar>
           </w:tcPr>
           <w:p>
@@ -1476,14 +1389,14 @@
         </w:tc>
         <w:tc>
           <w:tcPr>
-            <w:tcW w:type="dxa" w:w="4514"/>
+            <w:tcW w:type="dxa" w:w="4802"/>
             <w:vAlign w:val="center"/>
             <w:shd w:fill="F2F5F9"/>
             <w:tcMar>
-              <w:top w:w="80" w:type="dxa"/>
-              <w:bottom w:w="80" w:type="dxa"/>
-              <w:left w:w="100" w:type="dxa"/>
-              <w:right w:w="100" w:type="dxa"/>
+              <w:top w:w="70" w:type="dxa"/>
+              <w:bottom w:w="70" w:type="dxa"/>
+              <w:left w:w="90" w:type="dxa"/>
+              <w:right w:w="90" w:type="dxa"/>
             </w:tcMar>
           </w:tcPr>
           <w:p>
@@ -1509,14 +1422,14 @@
         </w:trPr>
         <w:tc>
           <w:tcPr>
-            <w:tcW w:type="dxa" w:w="4514"/>
+            <w:tcW w:type="dxa" w:w="4802"/>
             <w:vAlign w:val="center"/>
             <w:shd w:fill="FFFFFF"/>
             <w:tcMar>
-              <w:top w:w="80" w:type="dxa"/>
-              <w:bottom w:w="80" w:type="dxa"/>
-              <w:left w:w="100" w:type="dxa"/>
-              <w:right w:w="100" w:type="dxa"/>
+              <w:top w:w="70" w:type="dxa"/>
+              <w:bottom w:w="70" w:type="dxa"/>
+              <w:left w:w="90" w:type="dxa"/>
+              <w:right w:w="90" w:type="dxa"/>
             </w:tcMar>
           </w:tcPr>
           <w:p>
@@ -1528,14 +1441,14 @@
         </w:tc>
         <w:tc>
           <w:tcPr>
-            <w:tcW w:type="dxa" w:w="4514"/>
+            <w:tcW w:type="dxa" w:w="4802"/>
             <w:vAlign w:val="center"/>
             <w:shd w:fill="FFFFFF"/>
             <w:tcMar>
-              <w:top w:w="80" w:type="dxa"/>
-              <w:bottom w:w="80" w:type="dxa"/>
-              <w:left w:w="100" w:type="dxa"/>
-              <w:right w:w="100" w:type="dxa"/>
+              <w:top w:w="70" w:type="dxa"/>
+              <w:bottom w:w="70" w:type="dxa"/>
+              <w:left w:w="90" w:type="dxa"/>
+              <w:right w:w="90" w:type="dxa"/>
             </w:tcMar>
           </w:tcPr>
           <w:p>
@@ -1560,14 +1473,14 @@
         </w:trPr>
         <w:tc>
           <w:tcPr>
-            <w:tcW w:type="dxa" w:w="4514"/>
+            <w:tcW w:type="dxa" w:w="4802"/>
             <w:vAlign w:val="center"/>
             <w:shd w:fill="F2F5F9"/>
             <w:tcMar>
-              <w:top w:w="80" w:type="dxa"/>
-              <w:bottom w:w="80" w:type="dxa"/>
-              <w:left w:w="100" w:type="dxa"/>
-              <w:right w:w="100" w:type="dxa"/>
+              <w:top w:w="70" w:type="dxa"/>
+              <w:bottom w:w="70" w:type="dxa"/>
+              <w:left w:w="90" w:type="dxa"/>
+              <w:right w:w="90" w:type="dxa"/>
             </w:tcMar>
           </w:tcPr>
           <w:p>
@@ -1579,14 +1492,14 @@
         </w:tc>
         <w:tc>
           <w:tcPr>
-            <w:tcW w:type="dxa" w:w="4514"/>
+            <w:tcW w:type="dxa" w:w="4802"/>
             <w:vAlign w:val="center"/>
             <w:shd w:fill="F2F5F9"/>
             <w:tcMar>
-              <w:top w:w="80" w:type="dxa"/>
-              <w:bottom w:w="80" w:type="dxa"/>
-              <w:left w:w="100" w:type="dxa"/>
-              <w:right w:w="100" w:type="dxa"/>
+              <w:top w:w="70" w:type="dxa"/>
+              <w:bottom w:w="70" w:type="dxa"/>
+              <w:left w:w="90" w:type="dxa"/>
+              <w:right w:w="90" w:type="dxa"/>
             </w:tcMar>
           </w:tcPr>
           <w:p>
@@ -1611,14 +1524,14 @@
         </w:trPr>
         <w:tc>
           <w:tcPr>
-            <w:tcW w:type="dxa" w:w="4514"/>
+            <w:tcW w:type="dxa" w:w="4802"/>
             <w:vAlign w:val="center"/>
             <w:shd w:fill="FFFFFF"/>
             <w:tcMar>
-              <w:top w:w="80" w:type="dxa"/>
-              <w:bottom w:w="80" w:type="dxa"/>
-              <w:left w:w="100" w:type="dxa"/>
-              <w:right w:w="100" w:type="dxa"/>
+              <w:top w:w="70" w:type="dxa"/>
+              <w:bottom w:w="70" w:type="dxa"/>
+              <w:left w:w="90" w:type="dxa"/>
+              <w:right w:w="90" w:type="dxa"/>
             </w:tcMar>
           </w:tcPr>
           <w:p>
@@ -1630,14 +1543,14 @@
         </w:tc>
         <w:tc>
           <w:tcPr>
-            <w:tcW w:type="dxa" w:w="4514"/>
+            <w:tcW w:type="dxa" w:w="4802"/>
             <w:vAlign w:val="center"/>
             <w:shd w:fill="FFFFFF"/>
             <w:tcMar>
-              <w:top w:w="80" w:type="dxa"/>
-              <w:bottom w:w="80" w:type="dxa"/>
-              <w:left w:w="100" w:type="dxa"/>
-              <w:right w:w="100" w:type="dxa"/>
+              <w:top w:w="70" w:type="dxa"/>
+              <w:bottom w:w="70" w:type="dxa"/>
+              <w:left w:w="90" w:type="dxa"/>
+              <w:right w:w="90" w:type="dxa"/>
             </w:tcMar>
           </w:tcPr>
           <w:p>
@@ -1659,7 +1572,7 @@
     </w:tbl>
     <w:p>
       <w:pPr>
-        <w:spacing w:after="120"/>
+        <w:spacing w:after="100"/>
       </w:pPr>
     </w:p>
     <w:p>
@@ -1804,9 +1717,9 @@
       <w:r>
         <w:rPr>
           <w:color w:val="C8D2E1"/>
-          <w:sz w:val="16"/>
+          <w:sz w:val="14"/>
         </w:rPr>
-        <w:t>_________________________________________________________________________________</w:t>
+        <w:t>———————————————————————————————————————————————————————————————————————————</w:t>
       </w:r>
     </w:p>
     <w:p>
@@ -1855,10 +1768,10 @@
         </w:tblBorders>
       </w:tblPr>
       <w:tblGrid>
-        <w:gridCol w:w="2257"/>
-        <w:gridCol w:w="2257"/>
-        <w:gridCol w:w="2257"/>
-        <w:gridCol w:w="2257"/>
+        <w:gridCol w:w="2401"/>
+        <w:gridCol w:w="2401"/>
+        <w:gridCol w:w="2401"/>
+        <w:gridCol w:w="2401"/>
       </w:tblGrid>
       <w:tr>
         <w:trPr>
@@ -1868,7 +1781,7 @@
         </w:trPr>
         <w:tc>
           <w:tcPr>
-            <w:tcW w:type="dxa" w:w="2257"/>
+            <w:tcW w:type="dxa" w:w="2401"/>
             <w:vAlign w:val="center"/>
             <w:shd w:fill="1F3864"/>
             <w:tcMar>
@@ -1896,7 +1809,7 @@
         </w:tc>
         <w:tc>
           <w:tcPr>
-            <w:tcW w:type="dxa" w:w="2257"/>
+            <w:tcW w:type="dxa" w:w="2401"/>
             <w:vAlign w:val="center"/>
             <w:shd w:fill="1F3864"/>
             <w:tcMar>
@@ -1924,7 +1837,7 @@
         </w:tc>
         <w:tc>
           <w:tcPr>
-            <w:tcW w:type="dxa" w:w="2257"/>
+            <w:tcW w:type="dxa" w:w="2401"/>
             <w:vAlign w:val="center"/>
             <w:shd w:fill="1F3864"/>
             <w:tcMar>
@@ -1952,7 +1865,7 @@
         </w:tc>
         <w:tc>
           <w:tcPr>
-            <w:tcW w:type="dxa" w:w="2257"/>
+            <w:tcW w:type="dxa" w:w="2401"/>
             <w:vAlign w:val="center"/>
             <w:shd w:fill="1F3864"/>
             <w:tcMar>
@@ -1985,14 +1898,14 @@
         </w:trPr>
         <w:tc>
           <w:tcPr>
-            <w:tcW w:type="dxa" w:w="2257"/>
+            <w:tcW w:type="dxa" w:w="2401"/>
             <w:vAlign w:val="center"/>
             <w:shd w:fill="FFFFFF"/>
             <w:tcMar>
-              <w:top w:w="80" w:type="dxa"/>
-              <w:bottom w:w="80" w:type="dxa"/>
-              <w:left w:w="100" w:type="dxa"/>
-              <w:right w:w="100" w:type="dxa"/>
+              <w:top w:w="70" w:type="dxa"/>
+              <w:bottom w:w="70" w:type="dxa"/>
+              <w:left w:w="90" w:type="dxa"/>
+              <w:right w:w="90" w:type="dxa"/>
             </w:tcMar>
           </w:tcPr>
           <w:p>
@@ -2013,14 +1926,14 @@
         </w:tc>
         <w:tc>
           <w:tcPr>
-            <w:tcW w:type="dxa" w:w="2257"/>
+            <w:tcW w:type="dxa" w:w="2401"/>
             <w:vAlign w:val="center"/>
             <w:shd w:fill="FFFFFF"/>
             <w:tcMar>
-              <w:top w:w="80" w:type="dxa"/>
-              <w:bottom w:w="80" w:type="dxa"/>
-              <w:left w:w="100" w:type="dxa"/>
-              <w:right w:w="100" w:type="dxa"/>
+              <w:top w:w="70" w:type="dxa"/>
+              <w:bottom w:w="70" w:type="dxa"/>
+              <w:left w:w="90" w:type="dxa"/>
+              <w:right w:w="90" w:type="dxa"/>
             </w:tcMar>
           </w:tcPr>
           <w:p>
@@ -2040,14 +1953,14 @@
         </w:tc>
         <w:tc>
           <w:tcPr>
-            <w:tcW w:type="dxa" w:w="2257"/>
+            <w:tcW w:type="dxa" w:w="2401"/>
             <w:vAlign w:val="center"/>
             <w:shd w:fill="FFFFFF"/>
             <w:tcMar>
-              <w:top w:w="80" w:type="dxa"/>
-              <w:bottom w:w="80" w:type="dxa"/>
-              <w:left w:w="100" w:type="dxa"/>
-              <w:right w:w="100" w:type="dxa"/>
+              <w:top w:w="70" w:type="dxa"/>
+              <w:bottom w:w="70" w:type="dxa"/>
+              <w:left w:w="90" w:type="dxa"/>
+              <w:right w:w="90" w:type="dxa"/>
             </w:tcMar>
           </w:tcPr>
           <w:p>
@@ -2067,14 +1980,14 @@
         </w:tc>
         <w:tc>
           <w:tcPr>
-            <w:tcW w:type="dxa" w:w="2257"/>
+            <w:tcW w:type="dxa" w:w="2401"/>
             <w:vAlign w:val="center"/>
             <w:shd w:fill="FFFFFF"/>
             <w:tcMar>
-              <w:top w:w="80" w:type="dxa"/>
-              <w:bottom w:w="80" w:type="dxa"/>
-              <w:left w:w="100" w:type="dxa"/>
-              <w:right w:w="100" w:type="dxa"/>
+              <w:top w:w="70" w:type="dxa"/>
+              <w:bottom w:w="70" w:type="dxa"/>
+              <w:left w:w="90" w:type="dxa"/>
+              <w:right w:w="90" w:type="dxa"/>
             </w:tcMar>
           </w:tcPr>
           <w:p>
@@ -2099,14 +2012,14 @@
         </w:trPr>
         <w:tc>
           <w:tcPr>
-            <w:tcW w:type="dxa" w:w="2257"/>
+            <w:tcW w:type="dxa" w:w="2401"/>
             <w:vAlign w:val="center"/>
             <w:shd w:fill="F2F5F9"/>
             <w:tcMar>
-              <w:top w:w="80" w:type="dxa"/>
-              <w:bottom w:w="80" w:type="dxa"/>
-              <w:left w:w="100" w:type="dxa"/>
-              <w:right w:w="100" w:type="dxa"/>
+              <w:top w:w="70" w:type="dxa"/>
+              <w:bottom w:w="70" w:type="dxa"/>
+              <w:left w:w="90" w:type="dxa"/>
+              <w:right w:w="90" w:type="dxa"/>
             </w:tcMar>
           </w:tcPr>
           <w:p>
@@ -2127,14 +2040,14 @@
         </w:tc>
         <w:tc>
           <w:tcPr>
-            <w:tcW w:type="dxa" w:w="2257"/>
+            <w:tcW w:type="dxa" w:w="2401"/>
             <w:vAlign w:val="center"/>
             <w:shd w:fill="F2F5F9"/>
             <w:tcMar>
-              <w:top w:w="80" w:type="dxa"/>
-              <w:bottom w:w="80" w:type="dxa"/>
-              <w:left w:w="100" w:type="dxa"/>
-              <w:right w:w="100" w:type="dxa"/>
+              <w:top w:w="70" w:type="dxa"/>
+              <w:bottom w:w="70" w:type="dxa"/>
+              <w:left w:w="90" w:type="dxa"/>
+              <w:right w:w="90" w:type="dxa"/>
             </w:tcMar>
           </w:tcPr>
           <w:p>
@@ -2154,14 +2067,14 @@
         </w:tc>
         <w:tc>
           <w:tcPr>
-            <w:tcW w:type="dxa" w:w="2257"/>
+            <w:tcW w:type="dxa" w:w="2401"/>
             <w:vAlign w:val="center"/>
             <w:shd w:fill="F2F5F9"/>
             <w:tcMar>
-              <w:top w:w="80" w:type="dxa"/>
-              <w:bottom w:w="80" w:type="dxa"/>
-              <w:left w:w="100" w:type="dxa"/>
-              <w:right w:w="100" w:type="dxa"/>
+              <w:top w:w="70" w:type="dxa"/>
+              <w:bottom w:w="70" w:type="dxa"/>
+              <w:left w:w="90" w:type="dxa"/>
+              <w:right w:w="90" w:type="dxa"/>
             </w:tcMar>
           </w:tcPr>
           <w:p>
@@ -2181,14 +2094,14 @@
         </w:tc>
         <w:tc>
           <w:tcPr>
-            <w:tcW w:type="dxa" w:w="2257"/>
+            <w:tcW w:type="dxa" w:w="2401"/>
             <w:vAlign w:val="center"/>
             <w:shd w:fill="F2F5F9"/>
             <w:tcMar>
-              <w:top w:w="80" w:type="dxa"/>
-              <w:bottom w:w="80" w:type="dxa"/>
-              <w:left w:w="100" w:type="dxa"/>
-              <w:right w:w="100" w:type="dxa"/>
+              <w:top w:w="70" w:type="dxa"/>
+              <w:bottom w:w="70" w:type="dxa"/>
+              <w:left w:w="90" w:type="dxa"/>
+              <w:right w:w="90" w:type="dxa"/>
             </w:tcMar>
           </w:tcPr>
           <w:p>
@@ -2213,14 +2126,14 @@
         </w:trPr>
         <w:tc>
           <w:tcPr>
-            <w:tcW w:type="dxa" w:w="2257"/>
+            <w:tcW w:type="dxa" w:w="2401"/>
             <w:vAlign w:val="center"/>
             <w:shd w:fill="FFFFFF"/>
             <w:tcMar>
-              <w:top w:w="80" w:type="dxa"/>
-              <w:bottom w:w="80" w:type="dxa"/>
-              <w:left w:w="100" w:type="dxa"/>
-              <w:right w:w="100" w:type="dxa"/>
+              <w:top w:w="70" w:type="dxa"/>
+              <w:bottom w:w="70" w:type="dxa"/>
+              <w:left w:w="90" w:type="dxa"/>
+              <w:right w:w="90" w:type="dxa"/>
             </w:tcMar>
           </w:tcPr>
           <w:p>
@@ -2241,14 +2154,14 @@
         </w:tc>
         <w:tc>
           <w:tcPr>
-            <w:tcW w:type="dxa" w:w="2257"/>
+            <w:tcW w:type="dxa" w:w="2401"/>
             <w:vAlign w:val="center"/>
             <w:shd w:fill="FFFFFF"/>
             <w:tcMar>
-              <w:top w:w="80" w:type="dxa"/>
-              <w:bottom w:w="80" w:type="dxa"/>
-              <w:left w:w="100" w:type="dxa"/>
-              <w:right w:w="100" w:type="dxa"/>
+              <w:top w:w="70" w:type="dxa"/>
+              <w:bottom w:w="70" w:type="dxa"/>
+              <w:left w:w="90" w:type="dxa"/>
+              <w:right w:w="90" w:type="dxa"/>
             </w:tcMar>
           </w:tcPr>
           <w:p>
@@ -2268,14 +2181,14 @@
         </w:tc>
         <w:tc>
           <w:tcPr>
-            <w:tcW w:type="dxa" w:w="2257"/>
+            <w:tcW w:type="dxa" w:w="2401"/>
             <w:vAlign w:val="center"/>
             <w:shd w:fill="FFFFFF"/>
             <w:tcMar>
-              <w:top w:w="80" w:type="dxa"/>
-              <w:bottom w:w="80" w:type="dxa"/>
-              <w:left w:w="100" w:type="dxa"/>
-              <w:right w:w="100" w:type="dxa"/>
+              <w:top w:w="70" w:type="dxa"/>
+              <w:bottom w:w="70" w:type="dxa"/>
+              <w:left w:w="90" w:type="dxa"/>
+              <w:right w:w="90" w:type="dxa"/>
             </w:tcMar>
           </w:tcPr>
           <w:p>
@@ -2295,14 +2208,14 @@
         </w:tc>
         <w:tc>
           <w:tcPr>
-            <w:tcW w:type="dxa" w:w="2257"/>
+            <w:tcW w:type="dxa" w:w="2401"/>
             <w:vAlign w:val="center"/>
             <w:shd w:fill="FFFFFF"/>
             <w:tcMar>
-              <w:top w:w="80" w:type="dxa"/>
-              <w:bottom w:w="80" w:type="dxa"/>
-              <w:left w:w="100" w:type="dxa"/>
-              <w:right w:w="100" w:type="dxa"/>
+              <w:top w:w="70" w:type="dxa"/>
+              <w:bottom w:w="70" w:type="dxa"/>
+              <w:left w:w="90" w:type="dxa"/>
+              <w:right w:w="90" w:type="dxa"/>
             </w:tcMar>
           </w:tcPr>
           <w:p>
@@ -2327,14 +2240,14 @@
         </w:trPr>
         <w:tc>
           <w:tcPr>
-            <w:tcW w:type="dxa" w:w="2257"/>
+            <w:tcW w:type="dxa" w:w="2401"/>
             <w:vAlign w:val="center"/>
             <w:shd w:fill="F2F5F9"/>
             <w:tcMar>
-              <w:top w:w="80" w:type="dxa"/>
-              <w:bottom w:w="80" w:type="dxa"/>
-              <w:left w:w="100" w:type="dxa"/>
-              <w:right w:w="100" w:type="dxa"/>
+              <w:top w:w="70" w:type="dxa"/>
+              <w:bottom w:w="70" w:type="dxa"/>
+              <w:left w:w="90" w:type="dxa"/>
+              <w:right w:w="90" w:type="dxa"/>
             </w:tcMar>
           </w:tcPr>
           <w:p>
@@ -2355,14 +2268,14 @@
         </w:tc>
         <w:tc>
           <w:tcPr>
-            <w:tcW w:type="dxa" w:w="2257"/>
+            <w:tcW w:type="dxa" w:w="2401"/>
             <w:vAlign w:val="center"/>
             <w:shd w:fill="F2F5F9"/>
             <w:tcMar>
-              <w:top w:w="80" w:type="dxa"/>
-              <w:bottom w:w="80" w:type="dxa"/>
-              <w:left w:w="100" w:type="dxa"/>
-              <w:right w:w="100" w:type="dxa"/>
+              <w:top w:w="70" w:type="dxa"/>
+              <w:bottom w:w="70" w:type="dxa"/>
+              <w:left w:w="90" w:type="dxa"/>
+              <w:right w:w="90" w:type="dxa"/>
             </w:tcMar>
           </w:tcPr>
           <w:p>
@@ -2382,14 +2295,14 @@
         </w:tc>
         <w:tc>
           <w:tcPr>
-            <w:tcW w:type="dxa" w:w="2257"/>
+            <w:tcW w:type="dxa" w:w="2401"/>
             <w:vAlign w:val="center"/>
             <w:shd w:fill="F2F5F9"/>
             <w:tcMar>
-              <w:top w:w="80" w:type="dxa"/>
-              <w:bottom w:w="80" w:type="dxa"/>
-              <w:left w:w="100" w:type="dxa"/>
-              <w:right w:w="100" w:type="dxa"/>
+              <w:top w:w="70" w:type="dxa"/>
+              <w:bottom w:w="70" w:type="dxa"/>
+              <w:left w:w="90" w:type="dxa"/>
+              <w:right w:w="90" w:type="dxa"/>
             </w:tcMar>
           </w:tcPr>
           <w:p>
@@ -2409,14 +2322,14 @@
         </w:tc>
         <w:tc>
           <w:tcPr>
-            <w:tcW w:type="dxa" w:w="2257"/>
+            <w:tcW w:type="dxa" w:w="2401"/>
             <w:vAlign w:val="center"/>
             <w:shd w:fill="F2F5F9"/>
             <w:tcMar>
-              <w:top w:w="80" w:type="dxa"/>
-              <w:bottom w:w="80" w:type="dxa"/>
-              <w:left w:w="100" w:type="dxa"/>
-              <w:right w:w="100" w:type="dxa"/>
+              <w:top w:w="70" w:type="dxa"/>
+              <w:bottom w:w="70" w:type="dxa"/>
+              <w:left w:w="90" w:type="dxa"/>
+              <w:right w:w="90" w:type="dxa"/>
             </w:tcMar>
           </w:tcPr>
           <w:p>
@@ -2438,7 +2351,7 @@
     </w:tbl>
     <w:p>
       <w:pPr>
-        <w:spacing w:after="120"/>
+        <w:spacing w:after="100"/>
       </w:pPr>
     </w:p>
     <w:p>
@@ -2448,9 +2361,9 @@
       <w:r>
         <w:rPr>
           <w:color w:val="C8D2E1"/>
-          <w:sz w:val="16"/>
+          <w:sz w:val="14"/>
         </w:rPr>
-        <w:t>_________________________________________________________________________________</w:t>
+        <w:t>———————————————————————————————————————————————————————————————————————————</w:t>
       </w:r>
     </w:p>
     <w:p>
@@ -2484,11 +2397,11 @@
         </w:tblBorders>
       </w:tblPr>
       <w:tblGrid>
-        <w:gridCol w:w="1806"/>
-        <w:gridCol w:w="1806"/>
-        <w:gridCol w:w="1806"/>
-        <w:gridCol w:w="1806"/>
-        <w:gridCol w:w="1806"/>
+        <w:gridCol w:w="1921"/>
+        <w:gridCol w:w="1921"/>
+        <w:gridCol w:w="1921"/>
+        <w:gridCol w:w="1921"/>
+        <w:gridCol w:w="1921"/>
       </w:tblGrid>
       <w:tr>
         <w:trPr>
@@ -2498,7 +2411,7 @@
         </w:trPr>
         <w:tc>
           <w:tcPr>
-            <w:tcW w:type="dxa" w:w="1806"/>
+            <w:tcW w:type="dxa" w:w="1921"/>
             <w:vAlign w:val="center"/>
             <w:shd w:fill="1F3864"/>
             <w:tcMar>
@@ -2526,7 +2439,7 @@
         </w:tc>
         <w:tc>
           <w:tcPr>
-            <w:tcW w:type="dxa" w:w="1806"/>
+            <w:tcW w:type="dxa" w:w="1921"/>
             <w:vAlign w:val="center"/>
             <w:shd w:fill="1F3864"/>
             <w:tcMar>
@@ -2554,7 +2467,7 @@
         </w:tc>
         <w:tc>
           <w:tcPr>
-            <w:tcW w:type="dxa" w:w="1806"/>
+            <w:tcW w:type="dxa" w:w="1921"/>
             <w:vAlign w:val="center"/>
             <w:shd w:fill="1F3864"/>
             <w:tcMar>
@@ -2582,7 +2495,7 @@
         </w:tc>
         <w:tc>
           <w:tcPr>
-            <w:tcW w:type="dxa" w:w="1806"/>
+            <w:tcW w:type="dxa" w:w="1921"/>
             <w:vAlign w:val="center"/>
             <w:shd w:fill="1F3864"/>
             <w:tcMar>
@@ -2610,7 +2523,7 @@
         </w:tc>
         <w:tc>
           <w:tcPr>
-            <w:tcW w:type="dxa" w:w="1806"/>
+            <w:tcW w:type="dxa" w:w="1921"/>
             <w:vAlign w:val="center"/>
             <w:shd w:fill="1F3864"/>
             <w:tcMar>
@@ -2643,14 +2556,14 @@
         </w:trPr>
         <w:tc>
           <w:tcPr>
-            <w:tcW w:type="dxa" w:w="1806"/>
+            <w:tcW w:type="dxa" w:w="1921"/>
             <w:vAlign w:val="center"/>
             <w:shd w:fill="FFFFFF"/>
             <w:tcMar>
-              <w:top w:w="80" w:type="dxa"/>
-              <w:bottom w:w="80" w:type="dxa"/>
-              <w:left w:w="100" w:type="dxa"/>
-              <w:right w:w="100" w:type="dxa"/>
+              <w:top w:w="70" w:type="dxa"/>
+              <w:bottom w:w="70" w:type="dxa"/>
+              <w:left w:w="90" w:type="dxa"/>
+              <w:right w:w="90" w:type="dxa"/>
             </w:tcMar>
           </w:tcPr>
           <w:p>
@@ -2671,14 +2584,14 @@
         </w:tc>
         <w:tc>
           <w:tcPr>
-            <w:tcW w:type="dxa" w:w="1806"/>
+            <w:tcW w:type="dxa" w:w="1921"/>
             <w:vAlign w:val="center"/>
             <w:shd w:fill="FFFFFF"/>
             <w:tcMar>
-              <w:top w:w="80" w:type="dxa"/>
-              <w:bottom w:w="80" w:type="dxa"/>
-              <w:left w:w="100" w:type="dxa"/>
-              <w:right w:w="100" w:type="dxa"/>
+              <w:top w:w="70" w:type="dxa"/>
+              <w:bottom w:w="70" w:type="dxa"/>
+              <w:left w:w="90" w:type="dxa"/>
+              <w:right w:w="90" w:type="dxa"/>
             </w:tcMar>
           </w:tcPr>
           <w:p>
@@ -2698,14 +2611,14 @@
         </w:tc>
         <w:tc>
           <w:tcPr>
-            <w:tcW w:type="dxa" w:w="1806"/>
+            <w:tcW w:type="dxa" w:w="1921"/>
             <w:vAlign w:val="center"/>
             <w:shd w:fill="FFFFFF"/>
             <w:tcMar>
-              <w:top w:w="80" w:type="dxa"/>
-              <w:bottom w:w="80" w:type="dxa"/>
-              <w:left w:w="100" w:type="dxa"/>
-              <w:right w:w="100" w:type="dxa"/>
+              <w:top w:w="70" w:type="dxa"/>
+              <w:bottom w:w="70" w:type="dxa"/>
+              <w:left w:w="90" w:type="dxa"/>
+              <w:right w:w="90" w:type="dxa"/>
             </w:tcMar>
           </w:tcPr>
           <w:p>
@@ -2725,14 +2638,14 @@
         </w:tc>
         <w:tc>
           <w:tcPr>
-            <w:tcW w:type="dxa" w:w="1806"/>
+            <w:tcW w:type="dxa" w:w="1921"/>
             <w:vAlign w:val="center"/>
             <w:shd w:fill="FFFFFF"/>
             <w:tcMar>
-              <w:top w:w="80" w:type="dxa"/>
-              <w:bottom w:w="80" w:type="dxa"/>
-              <w:left w:w="100" w:type="dxa"/>
-              <w:right w:w="100" w:type="dxa"/>
+              <w:top w:w="70" w:type="dxa"/>
+              <w:bottom w:w="70" w:type="dxa"/>
+              <w:left w:w="90" w:type="dxa"/>
+              <w:right w:w="90" w:type="dxa"/>
             </w:tcMar>
           </w:tcPr>
           <w:p>
@@ -2752,14 +2665,14 @@
         </w:tc>
         <w:tc>
           <w:tcPr>
-            <w:tcW w:type="dxa" w:w="1806"/>
+            <w:tcW w:type="dxa" w:w="1921"/>
             <w:vAlign w:val="center"/>
             <w:shd w:fill="FFFFFF"/>
             <w:tcMar>
-              <w:top w:w="80" w:type="dxa"/>
-              <w:bottom w:w="80" w:type="dxa"/>
-              <w:left w:w="100" w:type="dxa"/>
-              <w:right w:w="100" w:type="dxa"/>
+              <w:top w:w="70" w:type="dxa"/>
+              <w:bottom w:w="70" w:type="dxa"/>
+              <w:left w:w="90" w:type="dxa"/>
+              <w:right w:w="90" w:type="dxa"/>
             </w:tcMar>
           </w:tcPr>
           <w:p>
@@ -2784,14 +2697,14 @@
         </w:trPr>
         <w:tc>
           <w:tcPr>
-            <w:tcW w:type="dxa" w:w="1806"/>
+            <w:tcW w:type="dxa" w:w="1921"/>
             <w:vAlign w:val="center"/>
             <w:shd w:fill="F2F5F9"/>
             <w:tcMar>
-              <w:top w:w="80" w:type="dxa"/>
-              <w:bottom w:w="80" w:type="dxa"/>
-              <w:left w:w="100" w:type="dxa"/>
-              <w:right w:w="100" w:type="dxa"/>
+              <w:top w:w="70" w:type="dxa"/>
+              <w:bottom w:w="70" w:type="dxa"/>
+              <w:left w:w="90" w:type="dxa"/>
+              <w:right w:w="90" w:type="dxa"/>
             </w:tcMar>
           </w:tcPr>
           <w:p>
@@ -2812,14 +2725,14 @@
         </w:tc>
         <w:tc>
           <w:tcPr>
-            <w:tcW w:type="dxa" w:w="1806"/>
+            <w:tcW w:type="dxa" w:w="1921"/>
             <w:vAlign w:val="center"/>
             <w:shd w:fill="F2F5F9"/>
             <w:tcMar>
-              <w:top w:w="80" w:type="dxa"/>
-              <w:bottom w:w="80" w:type="dxa"/>
-              <w:left w:w="100" w:type="dxa"/>
-              <w:right w:w="100" w:type="dxa"/>
+              <w:top w:w="70" w:type="dxa"/>
+              <w:bottom w:w="70" w:type="dxa"/>
+              <w:left w:w="90" w:type="dxa"/>
+              <w:right w:w="90" w:type="dxa"/>
             </w:tcMar>
           </w:tcPr>
           <w:p>
@@ -2839,14 +2752,14 @@
         </w:tc>
         <w:tc>
           <w:tcPr>
-            <w:tcW w:type="dxa" w:w="1806"/>
+            <w:tcW w:type="dxa" w:w="1921"/>
             <w:vAlign w:val="center"/>
             <w:shd w:fill="F2F5F9"/>
             <w:tcMar>
-              <w:top w:w="80" w:type="dxa"/>
-              <w:bottom w:w="80" w:type="dxa"/>
-              <w:left w:w="100" w:type="dxa"/>
-              <w:right w:w="100" w:type="dxa"/>
+              <w:top w:w="70" w:type="dxa"/>
+              <w:bottom w:w="70" w:type="dxa"/>
+              <w:left w:w="90" w:type="dxa"/>
+              <w:right w:w="90" w:type="dxa"/>
             </w:tcMar>
           </w:tcPr>
           <w:p>
@@ -2866,14 +2779,14 @@
         </w:tc>
         <w:tc>
           <w:tcPr>
-            <w:tcW w:type="dxa" w:w="1806"/>
+            <w:tcW w:type="dxa" w:w="1921"/>
             <w:vAlign w:val="center"/>
             <w:shd w:fill="F2F5F9"/>
             <w:tcMar>
-              <w:top w:w="80" w:type="dxa"/>
-              <w:bottom w:w="80" w:type="dxa"/>
-              <w:left w:w="100" w:type="dxa"/>
-              <w:right w:w="100" w:type="dxa"/>
+              <w:top w:w="70" w:type="dxa"/>
+              <w:bottom w:w="70" w:type="dxa"/>
+              <w:left w:w="90" w:type="dxa"/>
+              <w:right w:w="90" w:type="dxa"/>
             </w:tcMar>
           </w:tcPr>
           <w:p>
@@ -2893,14 +2806,14 @@
         </w:tc>
         <w:tc>
           <w:tcPr>
-            <w:tcW w:type="dxa" w:w="1806"/>
+            <w:tcW w:type="dxa" w:w="1921"/>
             <w:vAlign w:val="center"/>
             <w:shd w:fill="F2F5F9"/>
             <w:tcMar>
-              <w:top w:w="80" w:type="dxa"/>
-              <w:bottom w:w="80" w:type="dxa"/>
-              <w:left w:w="100" w:type="dxa"/>
-              <w:right w:w="100" w:type="dxa"/>
+              <w:top w:w="70" w:type="dxa"/>
+              <w:bottom w:w="70" w:type="dxa"/>
+              <w:left w:w="90" w:type="dxa"/>
+              <w:right w:w="90" w:type="dxa"/>
             </w:tcMar>
           </w:tcPr>
           <w:p>
@@ -2925,14 +2838,14 @@
         </w:trPr>
         <w:tc>
           <w:tcPr>
-            <w:tcW w:type="dxa" w:w="1806"/>
+            <w:tcW w:type="dxa" w:w="1921"/>
             <w:vAlign w:val="center"/>
             <w:shd w:fill="FFFFFF"/>
             <w:tcMar>
-              <w:top w:w="80" w:type="dxa"/>
-              <w:bottom w:w="80" w:type="dxa"/>
-              <w:left w:w="100" w:type="dxa"/>
-              <w:right w:w="100" w:type="dxa"/>
+              <w:top w:w="70" w:type="dxa"/>
+              <w:bottom w:w="70" w:type="dxa"/>
+              <w:left w:w="90" w:type="dxa"/>
+              <w:right w:w="90" w:type="dxa"/>
             </w:tcMar>
           </w:tcPr>
           <w:p>
@@ -2953,14 +2866,14 @@
         </w:tc>
         <w:tc>
           <w:tcPr>
-            <w:tcW w:type="dxa" w:w="1806"/>
+            <w:tcW w:type="dxa" w:w="1921"/>
             <w:vAlign w:val="center"/>
             <w:shd w:fill="FFFFFF"/>
             <w:tcMar>
-              <w:top w:w="80" w:type="dxa"/>
-              <w:bottom w:w="80" w:type="dxa"/>
-              <w:left w:w="100" w:type="dxa"/>
-              <w:right w:w="100" w:type="dxa"/>
+              <w:top w:w="70" w:type="dxa"/>
+              <w:bottom w:w="70" w:type="dxa"/>
+              <w:left w:w="90" w:type="dxa"/>
+              <w:right w:w="90" w:type="dxa"/>
             </w:tcMar>
           </w:tcPr>
           <w:p>
@@ -2980,14 +2893,14 @@
         </w:tc>
         <w:tc>
           <w:tcPr>
-            <w:tcW w:type="dxa" w:w="1806"/>
+            <w:tcW w:type="dxa" w:w="1921"/>
             <w:vAlign w:val="center"/>
             <w:shd w:fill="FFFFFF"/>
             <w:tcMar>
-              <w:top w:w="80" w:type="dxa"/>
-              <w:bottom w:w="80" w:type="dxa"/>
-              <w:left w:w="100" w:type="dxa"/>
-              <w:right w:w="100" w:type="dxa"/>
+              <w:top w:w="70" w:type="dxa"/>
+              <w:bottom w:w="70" w:type="dxa"/>
+              <w:left w:w="90" w:type="dxa"/>
+              <w:right w:w="90" w:type="dxa"/>
             </w:tcMar>
           </w:tcPr>
           <w:p>
@@ -3007,14 +2920,14 @@
         </w:tc>
         <w:tc>
           <w:tcPr>
-            <w:tcW w:type="dxa" w:w="1806"/>
+            <w:tcW w:type="dxa" w:w="1921"/>
             <w:vAlign w:val="center"/>
             <w:shd w:fill="FFFFFF"/>
             <w:tcMar>
-              <w:top w:w="80" w:type="dxa"/>
-              <w:bottom w:w="80" w:type="dxa"/>
-              <w:left w:w="100" w:type="dxa"/>
-              <w:right w:w="100" w:type="dxa"/>
+              <w:top w:w="70" w:type="dxa"/>
+              <w:bottom w:w="70" w:type="dxa"/>
+              <w:left w:w="90" w:type="dxa"/>
+              <w:right w:w="90" w:type="dxa"/>
             </w:tcMar>
           </w:tcPr>
           <w:p>
@@ -3034,14 +2947,14 @@
         </w:tc>
         <w:tc>
           <w:tcPr>
-            <w:tcW w:type="dxa" w:w="1806"/>
+            <w:tcW w:type="dxa" w:w="1921"/>
             <w:vAlign w:val="center"/>
             <w:shd w:fill="FFFFFF"/>
             <w:tcMar>
-              <w:top w:w="80" w:type="dxa"/>
-              <w:bottom w:w="80" w:type="dxa"/>
-              <w:left w:w="100" w:type="dxa"/>
-              <w:right w:w="100" w:type="dxa"/>
+              <w:top w:w="70" w:type="dxa"/>
+              <w:bottom w:w="70" w:type="dxa"/>
+              <w:left w:w="90" w:type="dxa"/>
+              <w:right w:w="90" w:type="dxa"/>
             </w:tcMar>
           </w:tcPr>
           <w:p>
@@ -3063,7 +2976,7 @@
     </w:tbl>
     <w:p>
       <w:pPr>
-        <w:spacing w:after="120"/>
+        <w:spacing w:after="100"/>
       </w:pPr>
     </w:p>
     <w:p>
@@ -3073,9 +2986,9 @@
       <w:r>
         <w:rPr>
           <w:color w:val="C8D2E1"/>
-          <w:sz w:val="16"/>
+          <w:sz w:val="14"/>
         </w:rPr>
-        <w:t>_________________________________________________________________________________</w:t>
+        <w:t>———————————————————————————————————————————————————————————————————————————</w:t>
       </w:r>
     </w:p>
     <w:p>
@@ -3109,11 +3022,11 @@
         </w:tblBorders>
       </w:tblPr>
       <w:tblGrid>
-        <w:gridCol w:w="1806"/>
-        <w:gridCol w:w="1806"/>
-        <w:gridCol w:w="1806"/>
-        <w:gridCol w:w="1806"/>
-        <w:gridCol w:w="1806"/>
+        <w:gridCol w:w="1921"/>
+        <w:gridCol w:w="1921"/>
+        <w:gridCol w:w="1921"/>
+        <w:gridCol w:w="1921"/>
+        <w:gridCol w:w="1921"/>
       </w:tblGrid>
       <w:tr>
         <w:trPr>
@@ -3123,7 +3036,7 @@
         </w:trPr>
         <w:tc>
           <w:tcPr>
-            <w:tcW w:type="dxa" w:w="1806"/>
+            <w:tcW w:type="dxa" w:w="1921"/>
             <w:vAlign w:val="center"/>
             <w:shd w:fill="1F3864"/>
             <w:tcMar>
@@ -3151,7 +3064,7 @@
         </w:tc>
         <w:tc>
           <w:tcPr>
-            <w:tcW w:type="dxa" w:w="1806"/>
+            <w:tcW w:type="dxa" w:w="1921"/>
             <w:vAlign w:val="center"/>
             <w:shd w:fill="1F3864"/>
             <w:tcMar>
@@ -3179,7 +3092,7 @@
         </w:tc>
         <w:tc>
           <w:tcPr>
-            <w:tcW w:type="dxa" w:w="1806"/>
+            <w:tcW w:type="dxa" w:w="1921"/>
             <w:vAlign w:val="center"/>
             <w:shd w:fill="1F3864"/>
             <w:tcMar>
@@ -3207,7 +3120,7 @@
         </w:tc>
         <w:tc>
           <w:tcPr>
-            <w:tcW w:type="dxa" w:w="1806"/>
+            <w:tcW w:type="dxa" w:w="1921"/>
             <w:vAlign w:val="center"/>
             <w:shd w:fill="1F3864"/>
             <w:tcMar>
@@ -3235,7 +3148,7 @@
         </w:tc>
         <w:tc>
           <w:tcPr>
-            <w:tcW w:type="dxa" w:w="1806"/>
+            <w:tcW w:type="dxa" w:w="1921"/>
             <w:vAlign w:val="center"/>
             <w:shd w:fill="1F3864"/>
             <w:tcMar>
@@ -3268,14 +3181,14 @@
         </w:trPr>
         <w:tc>
           <w:tcPr>
-            <w:tcW w:type="dxa" w:w="1806"/>
+            <w:tcW w:type="dxa" w:w="1921"/>
             <w:vAlign w:val="center"/>
             <w:shd w:fill="FFFFFF"/>
             <w:tcMar>
-              <w:top w:w="80" w:type="dxa"/>
-              <w:bottom w:w="80" w:type="dxa"/>
-              <w:left w:w="100" w:type="dxa"/>
-              <w:right w:w="100" w:type="dxa"/>
+              <w:top w:w="70" w:type="dxa"/>
+              <w:bottom w:w="70" w:type="dxa"/>
+              <w:left w:w="90" w:type="dxa"/>
+              <w:right w:w="90" w:type="dxa"/>
             </w:tcMar>
           </w:tcPr>
           <w:p>
@@ -3296,14 +3209,14 @@
         </w:tc>
         <w:tc>
           <w:tcPr>
-            <w:tcW w:type="dxa" w:w="1806"/>
+            <w:tcW w:type="dxa" w:w="1921"/>
             <w:vAlign w:val="center"/>
             <w:shd w:fill="FFFFFF"/>
             <w:tcMar>
-              <w:top w:w="80" w:type="dxa"/>
-              <w:bottom w:w="80" w:type="dxa"/>
-              <w:left w:w="100" w:type="dxa"/>
-              <w:right w:w="100" w:type="dxa"/>
+              <w:top w:w="70" w:type="dxa"/>
+              <w:bottom w:w="70" w:type="dxa"/>
+              <w:left w:w="90" w:type="dxa"/>
+              <w:right w:w="90" w:type="dxa"/>
             </w:tcMar>
           </w:tcPr>
           <w:p>
@@ -3323,14 +3236,14 @@
         </w:tc>
         <w:tc>
           <w:tcPr>
-            <w:tcW w:type="dxa" w:w="1806"/>
+            <w:tcW w:type="dxa" w:w="1921"/>
             <w:vAlign w:val="center"/>
             <w:shd w:fill="FFFFFF"/>
             <w:tcMar>
-              <w:top w:w="80" w:type="dxa"/>
-              <w:bottom w:w="80" w:type="dxa"/>
-              <w:left w:w="100" w:type="dxa"/>
-              <w:right w:w="100" w:type="dxa"/>
+              <w:top w:w="70" w:type="dxa"/>
+              <w:bottom w:w="70" w:type="dxa"/>
+              <w:left w:w="90" w:type="dxa"/>
+              <w:right w:w="90" w:type="dxa"/>
             </w:tcMar>
           </w:tcPr>
           <w:p>
@@ -3382,14 +3295,14 @@
         </w:tc>
         <w:tc>
           <w:tcPr>
-            <w:tcW w:type="dxa" w:w="1806"/>
+            <w:tcW w:type="dxa" w:w="1921"/>
             <w:vAlign w:val="center"/>
             <w:shd w:fill="FFFFFF"/>
             <w:tcMar>
-              <w:top w:w="80" w:type="dxa"/>
-              <w:bottom w:w="80" w:type="dxa"/>
-              <w:left w:w="100" w:type="dxa"/>
-              <w:right w:w="100" w:type="dxa"/>
+              <w:top w:w="70" w:type="dxa"/>
+              <w:bottom w:w="70" w:type="dxa"/>
+              <w:left w:w="90" w:type="dxa"/>
+              <w:right w:w="90" w:type="dxa"/>
             </w:tcMar>
           </w:tcPr>
           <w:p>
@@ -3457,14 +3370,14 @@
         </w:tc>
         <w:tc>
           <w:tcPr>
-            <w:tcW w:type="dxa" w:w="1806"/>
+            <w:tcW w:type="dxa" w:w="1921"/>
             <w:vAlign w:val="center"/>
             <w:shd w:fill="FFFFFF"/>
             <w:tcMar>
-              <w:top w:w="80" w:type="dxa"/>
-              <w:bottom w:w="80" w:type="dxa"/>
-              <w:left w:w="100" w:type="dxa"/>
-              <w:right w:w="100" w:type="dxa"/>
+              <w:top w:w="70" w:type="dxa"/>
+              <w:bottom w:w="70" w:type="dxa"/>
+              <w:left w:w="90" w:type="dxa"/>
+              <w:right w:w="90" w:type="dxa"/>
             </w:tcMar>
           </w:tcPr>
           <w:p>
@@ -3553,14 +3466,14 @@
         </w:trPr>
         <w:tc>
           <w:tcPr>
-            <w:tcW w:type="dxa" w:w="1806"/>
+            <w:tcW w:type="dxa" w:w="1921"/>
             <w:vAlign w:val="center"/>
             <w:shd w:fill="F2F5F9"/>
             <w:tcMar>
-              <w:top w:w="80" w:type="dxa"/>
-              <w:bottom w:w="80" w:type="dxa"/>
-              <w:left w:w="100" w:type="dxa"/>
-              <w:right w:w="100" w:type="dxa"/>
+              <w:top w:w="70" w:type="dxa"/>
+              <w:bottom w:w="70" w:type="dxa"/>
+              <w:left w:w="90" w:type="dxa"/>
+              <w:right w:w="90" w:type="dxa"/>
             </w:tcMar>
           </w:tcPr>
           <w:p>
@@ -3581,14 +3494,14 @@
         </w:tc>
         <w:tc>
           <w:tcPr>
-            <w:tcW w:type="dxa" w:w="1806"/>
+            <w:tcW w:type="dxa" w:w="1921"/>
             <w:vAlign w:val="center"/>
             <w:shd w:fill="F2F5F9"/>
             <w:tcMar>
-              <w:top w:w="80" w:type="dxa"/>
-              <w:bottom w:w="80" w:type="dxa"/>
-              <w:left w:w="100" w:type="dxa"/>
-              <w:right w:w="100" w:type="dxa"/>
+              <w:top w:w="70" w:type="dxa"/>
+              <w:bottom w:w="70" w:type="dxa"/>
+              <w:left w:w="90" w:type="dxa"/>
+              <w:right w:w="90" w:type="dxa"/>
             </w:tcMar>
           </w:tcPr>
           <w:p>
@@ -3608,14 +3521,14 @@
         </w:tc>
         <w:tc>
           <w:tcPr>
-            <w:tcW w:type="dxa" w:w="1806"/>
+            <w:tcW w:type="dxa" w:w="1921"/>
             <w:vAlign w:val="center"/>
             <w:shd w:fill="F2F5F9"/>
             <w:tcMar>
-              <w:top w:w="80" w:type="dxa"/>
-              <w:bottom w:w="80" w:type="dxa"/>
-              <w:left w:w="100" w:type="dxa"/>
-              <w:right w:w="100" w:type="dxa"/>
+              <w:top w:w="70" w:type="dxa"/>
+              <w:bottom w:w="70" w:type="dxa"/>
+              <w:left w:w="90" w:type="dxa"/>
+              <w:right w:w="90" w:type="dxa"/>
             </w:tcMar>
           </w:tcPr>
           <w:p>
@@ -3667,14 +3580,14 @@
         </w:tc>
         <w:tc>
           <w:tcPr>
-            <w:tcW w:type="dxa" w:w="1806"/>
+            <w:tcW w:type="dxa" w:w="1921"/>
             <w:vAlign w:val="center"/>
             <w:shd w:fill="F2F5F9"/>
             <w:tcMar>
-              <w:top w:w="80" w:type="dxa"/>
-              <w:bottom w:w="80" w:type="dxa"/>
-              <w:left w:w="100" w:type="dxa"/>
-              <w:right w:w="100" w:type="dxa"/>
+              <w:top w:w="70" w:type="dxa"/>
+              <w:bottom w:w="70" w:type="dxa"/>
+              <w:left w:w="90" w:type="dxa"/>
+              <w:right w:w="90" w:type="dxa"/>
             </w:tcMar>
           </w:tcPr>
           <w:p>
@@ -3726,14 +3639,14 @@
         </w:tc>
         <w:tc>
           <w:tcPr>
-            <w:tcW w:type="dxa" w:w="1806"/>
+            <w:tcW w:type="dxa" w:w="1921"/>
             <w:vAlign w:val="center"/>
             <w:shd w:fill="F2F5F9"/>
             <w:tcMar>
-              <w:top w:w="80" w:type="dxa"/>
-              <w:bottom w:w="80" w:type="dxa"/>
-              <w:left w:w="100" w:type="dxa"/>
-              <w:right w:w="100" w:type="dxa"/>
+              <w:top w:w="70" w:type="dxa"/>
+              <w:bottom w:w="70" w:type="dxa"/>
+              <w:left w:w="90" w:type="dxa"/>
+              <w:right w:w="90" w:type="dxa"/>
             </w:tcMar>
           </w:tcPr>
           <w:p>
@@ -3790,14 +3703,14 @@
         </w:trPr>
         <w:tc>
           <w:tcPr>
-            <w:tcW w:type="dxa" w:w="1806"/>
+            <w:tcW w:type="dxa" w:w="1921"/>
             <w:vAlign w:val="center"/>
             <w:shd w:fill="FFFFFF"/>
             <w:tcMar>
-              <w:top w:w="80" w:type="dxa"/>
-              <w:bottom w:w="80" w:type="dxa"/>
-              <w:left w:w="100" w:type="dxa"/>
-              <w:right w:w="100" w:type="dxa"/>
+              <w:top w:w="70" w:type="dxa"/>
+              <w:bottom w:w="70" w:type="dxa"/>
+              <w:left w:w="90" w:type="dxa"/>
+              <w:right w:w="90" w:type="dxa"/>
             </w:tcMar>
           </w:tcPr>
           <w:p>
@@ -3818,14 +3731,14 @@
         </w:tc>
         <w:tc>
           <w:tcPr>
-            <w:tcW w:type="dxa" w:w="1806"/>
+            <w:tcW w:type="dxa" w:w="1921"/>
             <w:vAlign w:val="center"/>
             <w:shd w:fill="FFFFFF"/>
             <w:tcMar>
-              <w:top w:w="80" w:type="dxa"/>
-              <w:bottom w:w="80" w:type="dxa"/>
-              <w:left w:w="100" w:type="dxa"/>
-              <w:right w:w="100" w:type="dxa"/>
+              <w:top w:w="70" w:type="dxa"/>
+              <w:bottom w:w="70" w:type="dxa"/>
+              <w:left w:w="90" w:type="dxa"/>
+              <w:right w:w="90" w:type="dxa"/>
             </w:tcMar>
           </w:tcPr>
           <w:p>
@@ -3845,14 +3758,14 @@
         </w:tc>
         <w:tc>
           <w:tcPr>
-            <w:tcW w:type="dxa" w:w="1806"/>
+            <w:tcW w:type="dxa" w:w="1921"/>
             <w:vAlign w:val="center"/>
             <w:shd w:fill="FFFFFF"/>
             <w:tcMar>
-              <w:top w:w="80" w:type="dxa"/>
-              <w:bottom w:w="80" w:type="dxa"/>
-              <w:left w:w="100" w:type="dxa"/>
-              <w:right w:w="100" w:type="dxa"/>
+              <w:top w:w="70" w:type="dxa"/>
+              <w:bottom w:w="70" w:type="dxa"/>
+              <w:left w:w="90" w:type="dxa"/>
+              <w:right w:w="90" w:type="dxa"/>
             </w:tcMar>
           </w:tcPr>
           <w:p>
@@ -3904,14 +3817,14 @@
         </w:tc>
         <w:tc>
           <w:tcPr>
-            <w:tcW w:type="dxa" w:w="1806"/>
+            <w:tcW w:type="dxa" w:w="1921"/>
             <w:vAlign w:val="center"/>
             <w:shd w:fill="FFFFFF"/>
             <w:tcMar>
-              <w:top w:w="80" w:type="dxa"/>
-              <w:bottom w:w="80" w:type="dxa"/>
-              <w:left w:w="100" w:type="dxa"/>
-              <w:right w:w="100" w:type="dxa"/>
+              <w:top w:w="70" w:type="dxa"/>
+              <w:bottom w:w="70" w:type="dxa"/>
+              <w:left w:w="90" w:type="dxa"/>
+              <w:right w:w="90" w:type="dxa"/>
             </w:tcMar>
           </w:tcPr>
           <w:p>
@@ -3979,14 +3892,14 @@
         </w:tc>
         <w:tc>
           <w:tcPr>
-            <w:tcW w:type="dxa" w:w="1806"/>
+            <w:tcW w:type="dxa" w:w="1921"/>
             <w:vAlign w:val="center"/>
             <w:shd w:fill="FFFFFF"/>
             <w:tcMar>
-              <w:top w:w="80" w:type="dxa"/>
-              <w:bottom w:w="80" w:type="dxa"/>
-              <w:left w:w="100" w:type="dxa"/>
-              <w:right w:w="100" w:type="dxa"/>
+              <w:top w:w="70" w:type="dxa"/>
+              <w:bottom w:w="70" w:type="dxa"/>
+              <w:left w:w="90" w:type="dxa"/>
+              <w:right w:w="90" w:type="dxa"/>
             </w:tcMar>
           </w:tcPr>
           <w:p>
@@ -4088,7 +4001,7 @@
     </w:tbl>
     <w:p>
       <w:pPr>
-        <w:spacing w:after="120"/>
+        <w:spacing w:after="100"/>
       </w:pPr>
     </w:p>
     <w:p>
@@ -4098,9 +4011,9 @@
       <w:r>
         <w:rPr>
           <w:color w:val="C8D2E1"/>
-          <w:sz w:val="16"/>
+          <w:sz w:val="14"/>
         </w:rPr>
-        <w:t>_________________________________________________________________________________</w:t>
+        <w:t>———————————————————————————————————————————————————————————————————————————</w:t>
       </w:r>
     </w:p>
     <w:p>
@@ -4134,11 +4047,11 @@
         </w:tblBorders>
       </w:tblPr>
       <w:tblGrid>
-        <w:gridCol w:w="1806"/>
-        <w:gridCol w:w="1806"/>
-        <w:gridCol w:w="1806"/>
-        <w:gridCol w:w="1806"/>
-        <w:gridCol w:w="1806"/>
+        <w:gridCol w:w="1921"/>
+        <w:gridCol w:w="1921"/>
+        <w:gridCol w:w="1921"/>
+        <w:gridCol w:w="1921"/>
+        <w:gridCol w:w="1921"/>
       </w:tblGrid>
       <w:tr>
         <w:trPr>
@@ -4148,7 +4061,7 @@
         </w:trPr>
         <w:tc>
           <w:tcPr>
-            <w:tcW w:type="dxa" w:w="1806"/>
+            <w:tcW w:type="dxa" w:w="1921"/>
             <w:vAlign w:val="center"/>
             <w:shd w:fill="1F3864"/>
             <w:tcMar>
@@ -4176,7 +4089,7 @@
         </w:tc>
         <w:tc>
           <w:tcPr>
-            <w:tcW w:type="dxa" w:w="1806"/>
+            <w:tcW w:type="dxa" w:w="1921"/>
             <w:vAlign w:val="center"/>
             <w:shd w:fill="1F3864"/>
             <w:tcMar>
@@ -4204,7 +4117,7 @@
         </w:tc>
         <w:tc>
           <w:tcPr>
-            <w:tcW w:type="dxa" w:w="1806"/>
+            <w:tcW w:type="dxa" w:w="1921"/>
             <w:vAlign w:val="center"/>
             <w:shd w:fill="1F3864"/>
             <w:tcMar>
@@ -4232,7 +4145,7 @@
         </w:tc>
         <w:tc>
           <w:tcPr>
-            <w:tcW w:type="dxa" w:w="1806"/>
+            <w:tcW w:type="dxa" w:w="1921"/>
             <w:vAlign w:val="center"/>
             <w:shd w:fill="1F3864"/>
             <w:tcMar>
@@ -4260,7 +4173,7 @@
         </w:tc>
         <w:tc>
           <w:tcPr>
-            <w:tcW w:type="dxa" w:w="1806"/>
+            <w:tcW w:type="dxa" w:w="1921"/>
             <w:vAlign w:val="center"/>
             <w:shd w:fill="1F3864"/>
             <w:tcMar>
@@ -4293,14 +4206,14 @@
         </w:trPr>
         <w:tc>
           <w:tcPr>
-            <w:tcW w:type="dxa" w:w="1806"/>
+            <w:tcW w:type="dxa" w:w="1921"/>
             <w:vAlign w:val="center"/>
             <w:shd w:fill="FFFFFF"/>
             <w:tcMar>
-              <w:top w:w="80" w:type="dxa"/>
-              <w:bottom w:w="80" w:type="dxa"/>
-              <w:left w:w="100" w:type="dxa"/>
-              <w:right w:w="100" w:type="dxa"/>
+              <w:top w:w="70" w:type="dxa"/>
+              <w:bottom w:w="70" w:type="dxa"/>
+              <w:left w:w="90" w:type="dxa"/>
+              <w:right w:w="90" w:type="dxa"/>
             </w:tcMar>
           </w:tcPr>
           <w:p>
@@ -4321,14 +4234,14 @@
         </w:tc>
         <w:tc>
           <w:tcPr>
-            <w:tcW w:type="dxa" w:w="1806"/>
+            <w:tcW w:type="dxa" w:w="1921"/>
             <w:vAlign w:val="center"/>
             <w:shd w:fill="FFFFFF"/>
             <w:tcMar>
-              <w:top w:w="80" w:type="dxa"/>
-              <w:bottom w:w="80" w:type="dxa"/>
-              <w:left w:w="100" w:type="dxa"/>
-              <w:right w:w="100" w:type="dxa"/>
+              <w:top w:w="70" w:type="dxa"/>
+              <w:bottom w:w="70" w:type="dxa"/>
+              <w:left w:w="90" w:type="dxa"/>
+              <w:right w:w="90" w:type="dxa"/>
             </w:tcMar>
           </w:tcPr>
           <w:p>
@@ -4348,14 +4261,14 @@
         </w:tc>
         <w:tc>
           <w:tcPr>
-            <w:tcW w:type="dxa" w:w="1806"/>
+            <w:tcW w:type="dxa" w:w="1921"/>
             <w:vAlign w:val="center"/>
             <w:shd w:fill="FFFFFF"/>
             <w:tcMar>
-              <w:top w:w="80" w:type="dxa"/>
-              <w:bottom w:w="80" w:type="dxa"/>
-              <w:left w:w="100" w:type="dxa"/>
-              <w:right w:w="100" w:type="dxa"/>
+              <w:top w:w="70" w:type="dxa"/>
+              <w:bottom w:w="70" w:type="dxa"/>
+              <w:left w:w="90" w:type="dxa"/>
+              <w:right w:w="90" w:type="dxa"/>
             </w:tcMar>
           </w:tcPr>
           <w:p>
@@ -4375,14 +4288,14 @@
         </w:tc>
         <w:tc>
           <w:tcPr>
-            <w:tcW w:type="dxa" w:w="1806"/>
+            <w:tcW w:type="dxa" w:w="1921"/>
             <w:vAlign w:val="center"/>
             <w:shd w:fill="FFFFFF"/>
             <w:tcMar>
-              <w:top w:w="80" w:type="dxa"/>
-              <w:bottom w:w="80" w:type="dxa"/>
-              <w:left w:w="100" w:type="dxa"/>
-              <w:right w:w="100" w:type="dxa"/>
+              <w:top w:w="70" w:type="dxa"/>
+              <w:bottom w:w="70" w:type="dxa"/>
+              <w:left w:w="90" w:type="dxa"/>
+              <w:right w:w="90" w:type="dxa"/>
             </w:tcMar>
           </w:tcPr>
           <w:p>
@@ -4402,14 +4315,14 @@
         </w:tc>
         <w:tc>
           <w:tcPr>
-            <w:tcW w:type="dxa" w:w="1806"/>
+            <w:tcW w:type="dxa" w:w="1921"/>
             <w:vAlign w:val="center"/>
             <w:shd w:fill="FFFFFF"/>
             <w:tcMar>
-              <w:top w:w="80" w:type="dxa"/>
-              <w:bottom w:w="80" w:type="dxa"/>
-              <w:left w:w="100" w:type="dxa"/>
-              <w:right w:w="100" w:type="dxa"/>
+              <w:top w:w="70" w:type="dxa"/>
+              <w:bottom w:w="70" w:type="dxa"/>
+              <w:left w:w="90" w:type="dxa"/>
+              <w:right w:w="90" w:type="dxa"/>
             </w:tcMar>
           </w:tcPr>
           <w:p>
@@ -4434,14 +4347,14 @@
         </w:trPr>
         <w:tc>
           <w:tcPr>
-            <w:tcW w:type="dxa" w:w="1806"/>
+            <w:tcW w:type="dxa" w:w="1921"/>
             <w:vAlign w:val="center"/>
             <w:shd w:fill="F2F5F9"/>
             <w:tcMar>
-              <w:top w:w="80" w:type="dxa"/>
-              <w:bottom w:w="80" w:type="dxa"/>
-              <w:left w:w="100" w:type="dxa"/>
-              <w:right w:w="100" w:type="dxa"/>
+              <w:top w:w="70" w:type="dxa"/>
+              <w:bottom w:w="70" w:type="dxa"/>
+              <w:left w:w="90" w:type="dxa"/>
+              <w:right w:w="90" w:type="dxa"/>
             </w:tcMar>
           </w:tcPr>
           <w:p>
@@ -4462,14 +4375,14 @@
         </w:tc>
         <w:tc>
           <w:tcPr>
-            <w:tcW w:type="dxa" w:w="1806"/>
+            <w:tcW w:type="dxa" w:w="1921"/>
             <w:vAlign w:val="center"/>
             <w:shd w:fill="F2F5F9"/>
             <w:tcMar>
-              <w:top w:w="80" w:type="dxa"/>
-              <w:bottom w:w="80" w:type="dxa"/>
-              <w:left w:w="100" w:type="dxa"/>
-              <w:right w:w="100" w:type="dxa"/>
+              <w:top w:w="70" w:type="dxa"/>
+              <w:bottom w:w="70" w:type="dxa"/>
+              <w:left w:w="90" w:type="dxa"/>
+              <w:right w:w="90" w:type="dxa"/>
             </w:tcMar>
           </w:tcPr>
           <w:p>
@@ -4489,14 +4402,14 @@
         </w:tc>
         <w:tc>
           <w:tcPr>
-            <w:tcW w:type="dxa" w:w="1806"/>
+            <w:tcW w:type="dxa" w:w="1921"/>
             <w:vAlign w:val="center"/>
             <w:shd w:fill="F2F5F9"/>
             <w:tcMar>
-              <w:top w:w="80" w:type="dxa"/>
-              <w:bottom w:w="80" w:type="dxa"/>
-              <w:left w:w="100" w:type="dxa"/>
-              <w:right w:w="100" w:type="dxa"/>
+              <w:top w:w="70" w:type="dxa"/>
+              <w:bottom w:w="70" w:type="dxa"/>
+              <w:left w:w="90" w:type="dxa"/>
+              <w:right w:w="90" w:type="dxa"/>
             </w:tcMar>
           </w:tcPr>
           <w:p>
@@ -4516,14 +4429,14 @@
         </w:tc>
         <w:tc>
           <w:tcPr>
-            <w:tcW w:type="dxa" w:w="1806"/>
+            <w:tcW w:type="dxa" w:w="1921"/>
             <w:vAlign w:val="center"/>
             <w:shd w:fill="F2F5F9"/>
             <w:tcMar>
-              <w:top w:w="80" w:type="dxa"/>
-              <w:bottom w:w="80" w:type="dxa"/>
-              <w:left w:w="100" w:type="dxa"/>
-              <w:right w:w="100" w:type="dxa"/>
+              <w:top w:w="70" w:type="dxa"/>
+              <w:bottom w:w="70" w:type="dxa"/>
+              <w:left w:w="90" w:type="dxa"/>
+              <w:right w:w="90" w:type="dxa"/>
             </w:tcMar>
           </w:tcPr>
           <w:p>
@@ -4543,14 +4456,14 @@
         </w:tc>
         <w:tc>
           <w:tcPr>
-            <w:tcW w:type="dxa" w:w="1806"/>
+            <w:tcW w:type="dxa" w:w="1921"/>
             <w:vAlign w:val="center"/>
             <w:shd w:fill="F2F5F9"/>
             <w:tcMar>
-              <w:top w:w="80" w:type="dxa"/>
-              <w:bottom w:w="80" w:type="dxa"/>
-              <w:left w:w="100" w:type="dxa"/>
-              <w:right w:w="100" w:type="dxa"/>
+              <w:top w:w="70" w:type="dxa"/>
+              <w:bottom w:w="70" w:type="dxa"/>
+              <w:left w:w="90" w:type="dxa"/>
+              <w:right w:w="90" w:type="dxa"/>
             </w:tcMar>
           </w:tcPr>
           <w:p>
@@ -4575,14 +4488,14 @@
         </w:trPr>
         <w:tc>
           <w:tcPr>
-            <w:tcW w:type="dxa" w:w="1806"/>
+            <w:tcW w:type="dxa" w:w="1921"/>
             <w:vAlign w:val="center"/>
             <w:shd w:fill="FFFFFF"/>
             <w:tcMar>
-              <w:top w:w="80" w:type="dxa"/>
-              <w:bottom w:w="80" w:type="dxa"/>
-              <w:left w:w="100" w:type="dxa"/>
-              <w:right w:w="100" w:type="dxa"/>
+              <w:top w:w="70" w:type="dxa"/>
+              <w:bottom w:w="70" w:type="dxa"/>
+              <w:left w:w="90" w:type="dxa"/>
+              <w:right w:w="90" w:type="dxa"/>
             </w:tcMar>
           </w:tcPr>
           <w:p>
@@ -4603,14 +4516,14 @@
         </w:tc>
         <w:tc>
           <w:tcPr>
-            <w:tcW w:type="dxa" w:w="1806"/>
+            <w:tcW w:type="dxa" w:w="1921"/>
             <w:vAlign w:val="center"/>
             <w:shd w:fill="FFFFFF"/>
             <w:tcMar>
-              <w:top w:w="80" w:type="dxa"/>
-              <w:bottom w:w="80" w:type="dxa"/>
-              <w:left w:w="100" w:type="dxa"/>
-              <w:right w:w="100" w:type="dxa"/>
+              <w:top w:w="70" w:type="dxa"/>
+              <w:bottom w:w="70" w:type="dxa"/>
+              <w:left w:w="90" w:type="dxa"/>
+              <w:right w:w="90" w:type="dxa"/>
             </w:tcMar>
           </w:tcPr>
           <w:p>
@@ -4630,14 +4543,14 @@
         </w:tc>
         <w:tc>
           <w:tcPr>
-            <w:tcW w:type="dxa" w:w="1806"/>
+            <w:tcW w:type="dxa" w:w="1921"/>
             <w:vAlign w:val="center"/>
             <w:shd w:fill="FFFFFF"/>
             <w:tcMar>
-              <w:top w:w="80" w:type="dxa"/>
-              <w:bottom w:w="80" w:type="dxa"/>
-              <w:left w:w="100" w:type="dxa"/>
-              <w:right w:w="100" w:type="dxa"/>
+              <w:top w:w="70" w:type="dxa"/>
+              <w:bottom w:w="70" w:type="dxa"/>
+              <w:left w:w="90" w:type="dxa"/>
+              <w:right w:w="90" w:type="dxa"/>
             </w:tcMar>
           </w:tcPr>
           <w:p>
@@ -4657,14 +4570,14 @@
         </w:tc>
         <w:tc>
           <w:tcPr>
-            <w:tcW w:type="dxa" w:w="1806"/>
+            <w:tcW w:type="dxa" w:w="1921"/>
             <w:vAlign w:val="center"/>
             <w:shd w:fill="FFFFFF"/>
             <w:tcMar>
-              <w:top w:w="80" w:type="dxa"/>
-              <w:bottom w:w="80" w:type="dxa"/>
-              <w:left w:w="100" w:type="dxa"/>
-              <w:right w:w="100" w:type="dxa"/>
+              <w:top w:w="70" w:type="dxa"/>
+              <w:bottom w:w="70" w:type="dxa"/>
+              <w:left w:w="90" w:type="dxa"/>
+              <w:right w:w="90" w:type="dxa"/>
             </w:tcMar>
           </w:tcPr>
           <w:p>
@@ -4684,14 +4597,14 @@
         </w:tc>
         <w:tc>
           <w:tcPr>
-            <w:tcW w:type="dxa" w:w="1806"/>
+            <w:tcW w:type="dxa" w:w="1921"/>
             <w:vAlign w:val="center"/>
             <w:shd w:fill="FFFFFF"/>
             <w:tcMar>
-              <w:top w:w="80" w:type="dxa"/>
-              <w:bottom w:w="80" w:type="dxa"/>
-              <w:left w:w="100" w:type="dxa"/>
-              <w:right w:w="100" w:type="dxa"/>
+              <w:top w:w="70" w:type="dxa"/>
+              <w:bottom w:w="70" w:type="dxa"/>
+              <w:left w:w="90" w:type="dxa"/>
+              <w:right w:w="90" w:type="dxa"/>
             </w:tcMar>
           </w:tcPr>
           <w:p>
@@ -4713,7 +4626,7 @@
     </w:tbl>
     <w:p>
       <w:pPr>
-        <w:spacing w:after="120"/>
+        <w:spacing w:after="100"/>
       </w:pPr>
     </w:p>
     <w:p>
@@ -4723,9 +4636,9 @@
       <w:r>
         <w:rPr>
           <w:color w:val="C8D2E1"/>
-          <w:sz w:val="16"/>
+          <w:sz w:val="14"/>
         </w:rPr>
-        <w:t>_________________________________________________________________________________</w:t>
+        <w:t>———————————————————————————————————————————————————————————————————————————</w:t>
       </w:r>
     </w:p>
     <w:p>
@@ -4774,10 +4687,10 @@
         </w:tblBorders>
       </w:tblPr>
       <w:tblGrid>
-        <w:gridCol w:w="2257"/>
-        <w:gridCol w:w="2257"/>
-        <w:gridCol w:w="2257"/>
-        <w:gridCol w:w="2257"/>
+        <w:gridCol w:w="2401"/>
+        <w:gridCol w:w="2401"/>
+        <w:gridCol w:w="2401"/>
+        <w:gridCol w:w="2401"/>
       </w:tblGrid>
       <w:tr>
         <w:trPr>
@@ -4787,7 +4700,7 @@
         </w:trPr>
         <w:tc>
           <w:tcPr>
-            <w:tcW w:type="dxa" w:w="2257"/>
+            <w:tcW w:type="dxa" w:w="2401"/>
             <w:vAlign w:val="center"/>
             <w:shd w:fill="1F3864"/>
             <w:tcMar>
@@ -4815,7 +4728,7 @@
         </w:tc>
         <w:tc>
           <w:tcPr>
-            <w:tcW w:type="dxa" w:w="2257"/>
+            <w:tcW w:type="dxa" w:w="2401"/>
             <w:vAlign w:val="center"/>
             <w:shd w:fill="1F3864"/>
             <w:tcMar>
@@ -4843,7 +4756,7 @@
         </w:tc>
         <w:tc>
           <w:tcPr>
-            <w:tcW w:type="dxa" w:w="2257"/>
+            <w:tcW w:type="dxa" w:w="2401"/>
             <w:vAlign w:val="center"/>
             <w:shd w:fill="1F3864"/>
             <w:tcMar>
@@ -4871,7 +4784,7 @@
         </w:tc>
         <w:tc>
           <w:tcPr>
-            <w:tcW w:type="dxa" w:w="2257"/>
+            <w:tcW w:type="dxa" w:w="2401"/>
             <w:vAlign w:val="center"/>
             <w:shd w:fill="1F3864"/>
             <w:tcMar>
@@ -4904,14 +4817,14 @@
         </w:trPr>
         <w:tc>
           <w:tcPr>
-            <w:tcW w:type="dxa" w:w="2257"/>
+            <w:tcW w:type="dxa" w:w="2401"/>
             <w:vAlign w:val="center"/>
             <w:shd w:fill="FFFFFF"/>
             <w:tcMar>
-              <w:top w:w="80" w:type="dxa"/>
-              <w:bottom w:w="80" w:type="dxa"/>
-              <w:left w:w="100" w:type="dxa"/>
-              <w:right w:w="100" w:type="dxa"/>
+              <w:top w:w="70" w:type="dxa"/>
+              <w:bottom w:w="70" w:type="dxa"/>
+              <w:left w:w="90" w:type="dxa"/>
+              <w:right w:w="90" w:type="dxa"/>
             </w:tcMar>
           </w:tcPr>
           <w:p>
@@ -4931,14 +4844,14 @@
         </w:tc>
         <w:tc>
           <w:tcPr>
-            <w:tcW w:type="dxa" w:w="2257"/>
+            <w:tcW w:type="dxa" w:w="2401"/>
             <w:vAlign w:val="center"/>
             <w:shd w:fill="FFFFFF"/>
             <w:tcMar>
-              <w:top w:w="80" w:type="dxa"/>
-              <w:bottom w:w="80" w:type="dxa"/>
-              <w:left w:w="100" w:type="dxa"/>
-              <w:right w:w="100" w:type="dxa"/>
+              <w:top w:w="70" w:type="dxa"/>
+              <w:bottom w:w="70" w:type="dxa"/>
+              <w:left w:w="90" w:type="dxa"/>
+              <w:right w:w="90" w:type="dxa"/>
             </w:tcMar>
           </w:tcPr>
           <w:p>
@@ -4958,14 +4871,14 @@
         </w:tc>
         <w:tc>
           <w:tcPr>
-            <w:tcW w:type="dxa" w:w="2257"/>
+            <w:tcW w:type="dxa" w:w="2401"/>
             <w:vAlign w:val="center"/>
             <w:shd w:fill="FFFFFF"/>
             <w:tcMar>
-              <w:top w:w="80" w:type="dxa"/>
-              <w:bottom w:w="80" w:type="dxa"/>
-              <w:left w:w="100" w:type="dxa"/>
-              <w:right w:w="100" w:type="dxa"/>
+              <w:top w:w="70" w:type="dxa"/>
+              <w:bottom w:w="70" w:type="dxa"/>
+              <w:left w:w="90" w:type="dxa"/>
+              <w:right w:w="90" w:type="dxa"/>
             </w:tcMar>
           </w:tcPr>
           <w:p>
@@ -4985,14 +4898,14 @@
         </w:tc>
         <w:tc>
           <w:tcPr>
-            <w:tcW w:type="dxa" w:w="2257"/>
+            <w:tcW w:type="dxa" w:w="2401"/>
             <w:vAlign w:val="center"/>
             <w:shd w:fill="FFFFFF"/>
             <w:tcMar>
-              <w:top w:w="80" w:type="dxa"/>
-              <w:bottom w:w="80" w:type="dxa"/>
-              <w:left w:w="100" w:type="dxa"/>
-              <w:right w:w="100" w:type="dxa"/>
+              <w:top w:w="70" w:type="dxa"/>
+              <w:bottom w:w="70" w:type="dxa"/>
+              <w:left w:w="90" w:type="dxa"/>
+              <w:right w:w="90" w:type="dxa"/>
             </w:tcMar>
           </w:tcPr>
           <w:p>
@@ -5026,14 +4939,14 @@
         </w:trPr>
         <w:tc>
           <w:tcPr>
-            <w:tcW w:type="dxa" w:w="2257"/>
+            <w:tcW w:type="dxa" w:w="2401"/>
             <w:vAlign w:val="center"/>
             <w:shd w:fill="F2F5F9"/>
             <w:tcMar>
-              <w:top w:w="80" w:type="dxa"/>
-              <w:bottom w:w="80" w:type="dxa"/>
-              <w:left w:w="100" w:type="dxa"/>
-              <w:right w:w="100" w:type="dxa"/>
+              <w:top w:w="70" w:type="dxa"/>
+              <w:bottom w:w="70" w:type="dxa"/>
+              <w:left w:w="90" w:type="dxa"/>
+              <w:right w:w="90" w:type="dxa"/>
             </w:tcMar>
           </w:tcPr>
           <w:p>
@@ -5045,14 +4958,14 @@
         </w:tc>
         <w:tc>
           <w:tcPr>
-            <w:tcW w:type="dxa" w:w="2257"/>
+            <w:tcW w:type="dxa" w:w="2401"/>
             <w:vAlign w:val="center"/>
             <w:shd w:fill="F2F5F9"/>
             <w:tcMar>
-              <w:top w:w="80" w:type="dxa"/>
-              <w:bottom w:w="80" w:type="dxa"/>
-              <w:left w:w="100" w:type="dxa"/>
-              <w:right w:w="100" w:type="dxa"/>
+              <w:top w:w="70" w:type="dxa"/>
+              <w:bottom w:w="70" w:type="dxa"/>
+              <w:left w:w="90" w:type="dxa"/>
+              <w:right w:w="90" w:type="dxa"/>
             </w:tcMar>
           </w:tcPr>
           <w:p>
@@ -5072,14 +4985,14 @@
         </w:tc>
         <w:tc>
           <w:tcPr>
-            <w:tcW w:type="dxa" w:w="2257"/>
+            <w:tcW w:type="dxa" w:w="2401"/>
             <w:vAlign w:val="center"/>
             <w:shd w:fill="F2F5F9"/>
             <w:tcMar>
-              <w:top w:w="80" w:type="dxa"/>
-              <w:bottom w:w="80" w:type="dxa"/>
-              <w:left w:w="100" w:type="dxa"/>
-              <w:right w:w="100" w:type="dxa"/>
+              <w:top w:w="70" w:type="dxa"/>
+              <w:bottom w:w="70" w:type="dxa"/>
+              <w:left w:w="90" w:type="dxa"/>
+              <w:right w:w="90" w:type="dxa"/>
             </w:tcMar>
           </w:tcPr>
           <w:p>
@@ -5099,14 +5012,14 @@
         </w:tc>
         <w:tc>
           <w:tcPr>
-            <w:tcW w:type="dxa" w:w="2257"/>
+            <w:tcW w:type="dxa" w:w="2401"/>
             <w:vAlign w:val="center"/>
             <w:shd w:fill="F2F5F9"/>
             <w:tcMar>
-              <w:top w:w="80" w:type="dxa"/>
-              <w:bottom w:w="80" w:type="dxa"/>
-              <w:left w:w="100" w:type="dxa"/>
-              <w:right w:w="100" w:type="dxa"/>
+              <w:top w:w="70" w:type="dxa"/>
+              <w:bottom w:w="70" w:type="dxa"/>
+              <w:left w:w="90" w:type="dxa"/>
+              <w:right w:w="90" w:type="dxa"/>
             </w:tcMar>
           </w:tcPr>
           <w:p>
@@ -5140,14 +5053,14 @@
         </w:trPr>
         <w:tc>
           <w:tcPr>
-            <w:tcW w:type="dxa" w:w="2257"/>
+            <w:tcW w:type="dxa" w:w="2401"/>
             <w:vAlign w:val="center"/>
             <w:shd w:fill="FFFFFF"/>
             <w:tcMar>
-              <w:top w:w="80" w:type="dxa"/>
-              <w:bottom w:w="80" w:type="dxa"/>
-              <w:left w:w="100" w:type="dxa"/>
-              <w:right w:w="100" w:type="dxa"/>
+              <w:top w:w="70" w:type="dxa"/>
+              <w:bottom w:w="70" w:type="dxa"/>
+              <w:left w:w="90" w:type="dxa"/>
+              <w:right w:w="90" w:type="dxa"/>
             </w:tcMar>
           </w:tcPr>
           <w:p>
@@ -5167,14 +5080,14 @@
         </w:tc>
         <w:tc>
           <w:tcPr>
-            <w:tcW w:type="dxa" w:w="2257"/>
+            <w:tcW w:type="dxa" w:w="2401"/>
             <w:vAlign w:val="center"/>
             <w:shd w:fill="FFFFFF"/>
             <w:tcMar>
-              <w:top w:w="80" w:type="dxa"/>
-              <w:bottom w:w="80" w:type="dxa"/>
-              <w:left w:w="100" w:type="dxa"/>
-              <w:right w:w="100" w:type="dxa"/>
+              <w:top w:w="70" w:type="dxa"/>
+              <w:bottom w:w="70" w:type="dxa"/>
+              <w:left w:w="90" w:type="dxa"/>
+              <w:right w:w="90" w:type="dxa"/>
             </w:tcMar>
           </w:tcPr>
           <w:p>
@@ -5194,14 +5107,14 @@
         </w:tc>
         <w:tc>
           <w:tcPr>
-            <w:tcW w:type="dxa" w:w="2257"/>
+            <w:tcW w:type="dxa" w:w="2401"/>
             <w:vAlign w:val="center"/>
             <w:shd w:fill="FFFFFF"/>
             <w:tcMar>
-              <w:top w:w="80" w:type="dxa"/>
-              <w:bottom w:w="80" w:type="dxa"/>
-              <w:left w:w="100" w:type="dxa"/>
-              <w:right w:w="100" w:type="dxa"/>
+              <w:top w:w="70" w:type="dxa"/>
+              <w:bottom w:w="70" w:type="dxa"/>
+              <w:left w:w="90" w:type="dxa"/>
+              <w:right w:w="90" w:type="dxa"/>
             </w:tcMar>
           </w:tcPr>
           <w:p>
@@ -5221,14 +5134,14 @@
         </w:tc>
         <w:tc>
           <w:tcPr>
-            <w:tcW w:type="dxa" w:w="2257"/>
+            <w:tcW w:type="dxa" w:w="2401"/>
             <w:vAlign w:val="center"/>
             <w:shd w:fill="FFFFFF"/>
             <w:tcMar>
-              <w:top w:w="80" w:type="dxa"/>
-              <w:bottom w:w="80" w:type="dxa"/>
-              <w:left w:w="100" w:type="dxa"/>
-              <w:right w:w="100" w:type="dxa"/>
+              <w:top w:w="70" w:type="dxa"/>
+              <w:bottom w:w="70" w:type="dxa"/>
+              <w:left w:w="90" w:type="dxa"/>
+              <w:right w:w="90" w:type="dxa"/>
             </w:tcMar>
           </w:tcPr>
           <w:p>
@@ -5253,14 +5166,14 @@
         </w:trPr>
         <w:tc>
           <w:tcPr>
-            <w:tcW w:type="dxa" w:w="2257"/>
+            <w:tcW w:type="dxa" w:w="2401"/>
             <w:vAlign w:val="center"/>
             <w:shd w:fill="F2F5F9"/>
             <w:tcMar>
-              <w:top w:w="80" w:type="dxa"/>
-              <w:bottom w:w="80" w:type="dxa"/>
-              <w:left w:w="100" w:type="dxa"/>
-              <w:right w:w="100" w:type="dxa"/>
+              <w:top w:w="70" w:type="dxa"/>
+              <w:bottom w:w="70" w:type="dxa"/>
+              <w:left w:w="90" w:type="dxa"/>
+              <w:right w:w="90" w:type="dxa"/>
             </w:tcMar>
           </w:tcPr>
           <w:p>
@@ -5272,14 +5185,14 @@
         </w:tc>
         <w:tc>
           <w:tcPr>
-            <w:tcW w:type="dxa" w:w="2257"/>
+            <w:tcW w:type="dxa" w:w="2401"/>
             <w:vAlign w:val="center"/>
             <w:shd w:fill="F2F5F9"/>
             <w:tcMar>
-              <w:top w:w="80" w:type="dxa"/>
-              <w:bottom w:w="80" w:type="dxa"/>
-              <w:left w:w="100" w:type="dxa"/>
-              <w:right w:w="100" w:type="dxa"/>
+              <w:top w:w="70" w:type="dxa"/>
+              <w:bottom w:w="70" w:type="dxa"/>
+              <w:left w:w="90" w:type="dxa"/>
+              <w:right w:w="90" w:type="dxa"/>
             </w:tcMar>
           </w:tcPr>
           <w:p>
@@ -5299,14 +5212,14 @@
         </w:tc>
         <w:tc>
           <w:tcPr>
-            <w:tcW w:type="dxa" w:w="2257"/>
+            <w:tcW w:type="dxa" w:w="2401"/>
             <w:vAlign w:val="center"/>
             <w:shd w:fill="F2F5F9"/>
             <w:tcMar>
-              <w:top w:w="80" w:type="dxa"/>
-              <w:bottom w:w="80" w:type="dxa"/>
-              <w:left w:w="100" w:type="dxa"/>
-              <w:right w:w="100" w:type="dxa"/>
+              <w:top w:w="70" w:type="dxa"/>
+              <w:bottom w:w="70" w:type="dxa"/>
+              <w:left w:w="90" w:type="dxa"/>
+              <w:right w:w="90" w:type="dxa"/>
             </w:tcMar>
           </w:tcPr>
           <w:p>
@@ -5326,14 +5239,14 @@
         </w:tc>
         <w:tc>
           <w:tcPr>
-            <w:tcW w:type="dxa" w:w="2257"/>
+            <w:tcW w:type="dxa" w:w="2401"/>
             <w:vAlign w:val="center"/>
             <w:shd w:fill="F2F5F9"/>
             <w:tcMar>
-              <w:top w:w="80" w:type="dxa"/>
-              <w:bottom w:w="80" w:type="dxa"/>
-              <w:left w:w="100" w:type="dxa"/>
-              <w:right w:w="100" w:type="dxa"/>
+              <w:top w:w="70" w:type="dxa"/>
+              <w:bottom w:w="70" w:type="dxa"/>
+              <w:left w:w="90" w:type="dxa"/>
+              <w:right w:w="90" w:type="dxa"/>
             </w:tcMar>
           </w:tcPr>
           <w:p>
@@ -5359,14 +5272,14 @@
         </w:trPr>
         <w:tc>
           <w:tcPr>
-            <w:tcW w:type="dxa" w:w="2257"/>
+            <w:tcW w:type="dxa" w:w="2401"/>
             <w:vAlign w:val="center"/>
             <w:shd w:fill="FFFFFF"/>
             <w:tcMar>
-              <w:top w:w="80" w:type="dxa"/>
-              <w:bottom w:w="80" w:type="dxa"/>
-              <w:left w:w="100" w:type="dxa"/>
-              <w:right w:w="100" w:type="dxa"/>
+              <w:top w:w="70" w:type="dxa"/>
+              <w:bottom w:w="70" w:type="dxa"/>
+              <w:left w:w="90" w:type="dxa"/>
+              <w:right w:w="90" w:type="dxa"/>
             </w:tcMar>
           </w:tcPr>
           <w:p>
@@ -5386,14 +5299,14 @@
         </w:tc>
         <w:tc>
           <w:tcPr>
-            <w:tcW w:type="dxa" w:w="2257"/>
+            <w:tcW w:type="dxa" w:w="2401"/>
             <w:vAlign w:val="center"/>
             <w:shd w:fill="FFFFFF"/>
             <w:tcMar>
-              <w:top w:w="80" w:type="dxa"/>
-              <w:bottom w:w="80" w:type="dxa"/>
-              <w:left w:w="100" w:type="dxa"/>
-              <w:right w:w="100" w:type="dxa"/>
+              <w:top w:w="70" w:type="dxa"/>
+              <w:bottom w:w="70" w:type="dxa"/>
+              <w:left w:w="90" w:type="dxa"/>
+              <w:right w:w="90" w:type="dxa"/>
             </w:tcMar>
           </w:tcPr>
           <w:p>
@@ -5413,14 +5326,14 @@
         </w:tc>
         <w:tc>
           <w:tcPr>
-            <w:tcW w:type="dxa" w:w="2257"/>
+            <w:tcW w:type="dxa" w:w="2401"/>
             <w:vAlign w:val="center"/>
             <w:shd w:fill="FFFFFF"/>
             <w:tcMar>
-              <w:top w:w="80" w:type="dxa"/>
-              <w:bottom w:w="80" w:type="dxa"/>
-              <w:left w:w="100" w:type="dxa"/>
-              <w:right w:w="100" w:type="dxa"/>
+              <w:top w:w="70" w:type="dxa"/>
+              <w:bottom w:w="70" w:type="dxa"/>
+              <w:left w:w="90" w:type="dxa"/>
+              <w:right w:w="90" w:type="dxa"/>
             </w:tcMar>
           </w:tcPr>
           <w:p>
@@ -5440,14 +5353,14 @@
         </w:tc>
         <w:tc>
           <w:tcPr>
-            <w:tcW w:type="dxa" w:w="2257"/>
+            <w:tcW w:type="dxa" w:w="2401"/>
             <w:vAlign w:val="center"/>
             <w:shd w:fill="FFFFFF"/>
             <w:tcMar>
-              <w:top w:w="80" w:type="dxa"/>
-              <w:bottom w:w="80" w:type="dxa"/>
-              <w:left w:w="100" w:type="dxa"/>
-              <w:right w:w="100" w:type="dxa"/>
+              <w:top w:w="70" w:type="dxa"/>
+              <w:bottom w:w="70" w:type="dxa"/>
+              <w:left w:w="90" w:type="dxa"/>
+              <w:right w:w="90" w:type="dxa"/>
             </w:tcMar>
           </w:tcPr>
           <w:p>
@@ -5489,14 +5402,14 @@
         </w:trPr>
         <w:tc>
           <w:tcPr>
-            <w:tcW w:type="dxa" w:w="2257"/>
+            <w:tcW w:type="dxa" w:w="2401"/>
             <w:vAlign w:val="center"/>
             <w:shd w:fill="F2F5F9"/>
             <w:tcMar>
-              <w:top w:w="80" w:type="dxa"/>
-              <w:bottom w:w="80" w:type="dxa"/>
-              <w:left w:w="100" w:type="dxa"/>
-              <w:right w:w="100" w:type="dxa"/>
+              <w:top w:w="70" w:type="dxa"/>
+              <w:bottom w:w="70" w:type="dxa"/>
+              <w:left w:w="90" w:type="dxa"/>
+              <w:right w:w="90" w:type="dxa"/>
             </w:tcMar>
           </w:tcPr>
           <w:p>
@@ -5508,14 +5421,14 @@
         </w:tc>
         <w:tc>
           <w:tcPr>
-            <w:tcW w:type="dxa" w:w="2257"/>
+            <w:tcW w:type="dxa" w:w="2401"/>
             <w:vAlign w:val="center"/>
             <w:shd w:fill="F2F5F9"/>
             <w:tcMar>
-              <w:top w:w="80" w:type="dxa"/>
-              <w:bottom w:w="80" w:type="dxa"/>
-              <w:left w:w="100" w:type="dxa"/>
-              <w:right w:w="100" w:type="dxa"/>
+              <w:top w:w="70" w:type="dxa"/>
+              <w:bottom w:w="70" w:type="dxa"/>
+              <w:left w:w="90" w:type="dxa"/>
+              <w:right w:w="90" w:type="dxa"/>
             </w:tcMar>
           </w:tcPr>
           <w:p>
@@ -5552,14 +5465,14 @@
         </w:tc>
         <w:tc>
           <w:tcPr>
-            <w:tcW w:type="dxa" w:w="2257"/>
+            <w:tcW w:type="dxa" w:w="2401"/>
             <w:vAlign w:val="center"/>
             <w:shd w:fill="F2F5F9"/>
             <w:tcMar>
-              <w:top w:w="80" w:type="dxa"/>
-              <w:bottom w:w="80" w:type="dxa"/>
-              <w:left w:w="100" w:type="dxa"/>
-              <w:right w:w="100" w:type="dxa"/>
+              <w:top w:w="70" w:type="dxa"/>
+              <w:bottom w:w="70" w:type="dxa"/>
+              <w:left w:w="90" w:type="dxa"/>
+              <w:right w:w="90" w:type="dxa"/>
             </w:tcMar>
           </w:tcPr>
           <w:p>
@@ -5579,14 +5492,14 @@
         </w:tc>
         <w:tc>
           <w:tcPr>
-            <w:tcW w:type="dxa" w:w="2257"/>
+            <w:tcW w:type="dxa" w:w="2401"/>
             <w:vAlign w:val="center"/>
             <w:shd w:fill="F2F5F9"/>
             <w:tcMar>
-              <w:top w:w="80" w:type="dxa"/>
-              <w:bottom w:w="80" w:type="dxa"/>
-              <w:left w:w="100" w:type="dxa"/>
-              <w:right w:w="100" w:type="dxa"/>
+              <w:top w:w="70" w:type="dxa"/>
+              <w:bottom w:w="70" w:type="dxa"/>
+              <w:left w:w="90" w:type="dxa"/>
+              <w:right w:w="90" w:type="dxa"/>
             </w:tcMar>
           </w:tcPr>
           <w:p>
@@ -5620,14 +5533,14 @@
         </w:trPr>
         <w:tc>
           <w:tcPr>
-            <w:tcW w:type="dxa" w:w="2257"/>
+            <w:tcW w:type="dxa" w:w="2401"/>
             <w:vAlign w:val="center"/>
             <w:shd w:fill="FFFFFF"/>
             <w:tcMar>
-              <w:top w:w="80" w:type="dxa"/>
-              <w:bottom w:w="80" w:type="dxa"/>
-              <w:left w:w="100" w:type="dxa"/>
-              <w:right w:w="100" w:type="dxa"/>
+              <w:top w:w="70" w:type="dxa"/>
+              <w:bottom w:w="70" w:type="dxa"/>
+              <w:left w:w="90" w:type="dxa"/>
+              <w:right w:w="90" w:type="dxa"/>
             </w:tcMar>
           </w:tcPr>
           <w:p>
@@ -5647,14 +5560,14 @@
         </w:tc>
         <w:tc>
           <w:tcPr>
-            <w:tcW w:type="dxa" w:w="2257"/>
+            <w:tcW w:type="dxa" w:w="2401"/>
             <w:vAlign w:val="center"/>
             <w:shd w:fill="FFFFFF"/>
             <w:tcMar>
-              <w:top w:w="80" w:type="dxa"/>
-              <w:bottom w:w="80" w:type="dxa"/>
-              <w:left w:w="100" w:type="dxa"/>
-              <w:right w:w="100" w:type="dxa"/>
+              <w:top w:w="70" w:type="dxa"/>
+              <w:bottom w:w="70" w:type="dxa"/>
+              <w:left w:w="90" w:type="dxa"/>
+              <w:right w:w="90" w:type="dxa"/>
             </w:tcMar>
           </w:tcPr>
           <w:p>
@@ -5674,14 +5587,14 @@
         </w:tc>
         <w:tc>
           <w:tcPr>
-            <w:tcW w:type="dxa" w:w="2257"/>
+            <w:tcW w:type="dxa" w:w="2401"/>
             <w:vAlign w:val="center"/>
             <w:shd w:fill="FFFFFF"/>
             <w:tcMar>
-              <w:top w:w="80" w:type="dxa"/>
-              <w:bottom w:w="80" w:type="dxa"/>
-              <w:left w:w="100" w:type="dxa"/>
-              <w:right w:w="100" w:type="dxa"/>
+              <w:top w:w="70" w:type="dxa"/>
+              <w:bottom w:w="70" w:type="dxa"/>
+              <w:left w:w="90" w:type="dxa"/>
+              <w:right w:w="90" w:type="dxa"/>
             </w:tcMar>
           </w:tcPr>
           <w:p>
@@ -5701,14 +5614,14 @@
         </w:tc>
         <w:tc>
           <w:tcPr>
-            <w:tcW w:type="dxa" w:w="2257"/>
+            <w:tcW w:type="dxa" w:w="2401"/>
             <w:vAlign w:val="center"/>
             <w:shd w:fill="FFFFFF"/>
             <w:tcMar>
-              <w:top w:w="80" w:type="dxa"/>
-              <w:bottom w:w="80" w:type="dxa"/>
-              <w:left w:w="100" w:type="dxa"/>
-              <w:right w:w="100" w:type="dxa"/>
+              <w:top w:w="70" w:type="dxa"/>
+              <w:bottom w:w="70" w:type="dxa"/>
+              <w:left w:w="90" w:type="dxa"/>
+              <w:right w:w="90" w:type="dxa"/>
             </w:tcMar>
           </w:tcPr>
           <w:p>
@@ -5733,14 +5646,14 @@
         </w:trPr>
         <w:tc>
           <w:tcPr>
-            <w:tcW w:type="dxa" w:w="2257"/>
+            <w:tcW w:type="dxa" w:w="2401"/>
             <w:vAlign w:val="center"/>
             <w:shd w:fill="F2F5F9"/>
             <w:tcMar>
-              <w:top w:w="80" w:type="dxa"/>
-              <w:bottom w:w="80" w:type="dxa"/>
-              <w:left w:w="100" w:type="dxa"/>
-              <w:right w:w="100" w:type="dxa"/>
+              <w:top w:w="70" w:type="dxa"/>
+              <w:bottom w:w="70" w:type="dxa"/>
+              <w:left w:w="90" w:type="dxa"/>
+              <w:right w:w="90" w:type="dxa"/>
             </w:tcMar>
           </w:tcPr>
           <w:p>
@@ -5752,14 +5665,14 @@
         </w:tc>
         <w:tc>
           <w:tcPr>
-            <w:tcW w:type="dxa" w:w="2257"/>
+            <w:tcW w:type="dxa" w:w="2401"/>
             <w:vAlign w:val="center"/>
             <w:shd w:fill="F2F5F9"/>
             <w:tcMar>
-              <w:top w:w="80" w:type="dxa"/>
-              <w:bottom w:w="80" w:type="dxa"/>
-              <w:left w:w="100" w:type="dxa"/>
-              <w:right w:w="100" w:type="dxa"/>
+              <w:top w:w="70" w:type="dxa"/>
+              <w:bottom w:w="70" w:type="dxa"/>
+              <w:left w:w="90" w:type="dxa"/>
+              <w:right w:w="90" w:type="dxa"/>
             </w:tcMar>
           </w:tcPr>
           <w:p>
@@ -5779,14 +5692,14 @@
         </w:tc>
         <w:tc>
           <w:tcPr>
-            <w:tcW w:type="dxa" w:w="2257"/>
+            <w:tcW w:type="dxa" w:w="2401"/>
             <w:vAlign w:val="center"/>
             <w:shd w:fill="F2F5F9"/>
             <w:tcMar>
-              <w:top w:w="80" w:type="dxa"/>
-              <w:bottom w:w="80" w:type="dxa"/>
-              <w:left w:w="100" w:type="dxa"/>
-              <w:right w:w="100" w:type="dxa"/>
+              <w:top w:w="70" w:type="dxa"/>
+              <w:bottom w:w="70" w:type="dxa"/>
+              <w:left w:w="90" w:type="dxa"/>
+              <w:right w:w="90" w:type="dxa"/>
             </w:tcMar>
           </w:tcPr>
           <w:p>
@@ -5806,14 +5719,14 @@
         </w:tc>
         <w:tc>
           <w:tcPr>
-            <w:tcW w:type="dxa" w:w="2257"/>
+            <w:tcW w:type="dxa" w:w="2401"/>
             <w:vAlign w:val="center"/>
             <w:shd w:fill="F2F5F9"/>
             <w:tcMar>
-              <w:top w:w="80" w:type="dxa"/>
-              <w:bottom w:w="80" w:type="dxa"/>
-              <w:left w:w="100" w:type="dxa"/>
-              <w:right w:w="100" w:type="dxa"/>
+              <w:top w:w="70" w:type="dxa"/>
+              <w:bottom w:w="70" w:type="dxa"/>
+              <w:left w:w="90" w:type="dxa"/>
+              <w:right w:w="90" w:type="dxa"/>
             </w:tcMar>
           </w:tcPr>
           <w:p>
@@ -5839,14 +5752,14 @@
         </w:trPr>
         <w:tc>
           <w:tcPr>
-            <w:tcW w:type="dxa" w:w="2257"/>
+            <w:tcW w:type="dxa" w:w="2401"/>
             <w:vAlign w:val="center"/>
             <w:shd w:fill="FFFFFF"/>
             <w:tcMar>
-              <w:top w:w="80" w:type="dxa"/>
-              <w:bottom w:w="80" w:type="dxa"/>
-              <w:left w:w="100" w:type="dxa"/>
-              <w:right w:w="100" w:type="dxa"/>
+              <w:top w:w="70" w:type="dxa"/>
+              <w:bottom w:w="70" w:type="dxa"/>
+              <w:left w:w="90" w:type="dxa"/>
+              <w:right w:w="90" w:type="dxa"/>
             </w:tcMar>
           </w:tcPr>
           <w:p>
@@ -5866,14 +5779,14 @@
         </w:tc>
         <w:tc>
           <w:tcPr>
-            <w:tcW w:type="dxa" w:w="2257"/>
+            <w:tcW w:type="dxa" w:w="2401"/>
             <w:vAlign w:val="center"/>
             <w:shd w:fill="FFFFFF"/>
             <w:tcMar>
-              <w:top w:w="80" w:type="dxa"/>
-              <w:bottom w:w="80" w:type="dxa"/>
-              <w:left w:w="100" w:type="dxa"/>
-              <w:right w:w="100" w:type="dxa"/>
+              <w:top w:w="70" w:type="dxa"/>
+              <w:bottom w:w="70" w:type="dxa"/>
+              <w:left w:w="90" w:type="dxa"/>
+              <w:right w:w="90" w:type="dxa"/>
             </w:tcMar>
           </w:tcPr>
           <w:p>
@@ -5893,14 +5806,14 @@
         </w:tc>
         <w:tc>
           <w:tcPr>
-            <w:tcW w:type="dxa" w:w="2257"/>
+            <w:tcW w:type="dxa" w:w="2401"/>
             <w:vAlign w:val="center"/>
             <w:shd w:fill="FFFFFF"/>
             <w:tcMar>
-              <w:top w:w="80" w:type="dxa"/>
-              <w:bottom w:w="80" w:type="dxa"/>
-              <w:left w:w="100" w:type="dxa"/>
-              <w:right w:w="100" w:type="dxa"/>
+              <w:top w:w="70" w:type="dxa"/>
+              <w:bottom w:w="70" w:type="dxa"/>
+              <w:left w:w="90" w:type="dxa"/>
+              <w:right w:w="90" w:type="dxa"/>
             </w:tcMar>
           </w:tcPr>
           <w:p>
@@ -5920,14 +5833,14 @@
         </w:tc>
         <w:tc>
           <w:tcPr>
-            <w:tcW w:type="dxa" w:w="2257"/>
+            <w:tcW w:type="dxa" w:w="2401"/>
             <w:vAlign w:val="center"/>
             <w:shd w:fill="FFFFFF"/>
             <w:tcMar>
-              <w:top w:w="80" w:type="dxa"/>
-              <w:bottom w:w="80" w:type="dxa"/>
-              <w:left w:w="100" w:type="dxa"/>
-              <w:right w:w="100" w:type="dxa"/>
+              <w:top w:w="70" w:type="dxa"/>
+              <w:bottom w:w="70" w:type="dxa"/>
+              <w:left w:w="90" w:type="dxa"/>
+              <w:right w:w="90" w:type="dxa"/>
             </w:tcMar>
           </w:tcPr>
           <w:p>
@@ -5961,14 +5874,14 @@
         </w:trPr>
         <w:tc>
           <w:tcPr>
-            <w:tcW w:type="dxa" w:w="2257"/>
+            <w:tcW w:type="dxa" w:w="2401"/>
             <w:vAlign w:val="center"/>
             <w:shd w:fill="F2F5F9"/>
             <w:tcMar>
-              <w:top w:w="80" w:type="dxa"/>
-              <w:bottom w:w="80" w:type="dxa"/>
-              <w:left w:w="100" w:type="dxa"/>
-              <w:right w:w="100" w:type="dxa"/>
+              <w:top w:w="70" w:type="dxa"/>
+              <w:bottom w:w="70" w:type="dxa"/>
+              <w:left w:w="90" w:type="dxa"/>
+              <w:right w:w="90" w:type="dxa"/>
             </w:tcMar>
           </w:tcPr>
           <w:p>
@@ -5988,14 +5901,14 @@
         </w:tc>
         <w:tc>
           <w:tcPr>
-            <w:tcW w:type="dxa" w:w="2257"/>
+            <w:tcW w:type="dxa" w:w="2401"/>
             <w:vAlign w:val="center"/>
             <w:shd w:fill="F2F5F9"/>
             <w:tcMar>
-              <w:top w:w="80" w:type="dxa"/>
-              <w:bottom w:w="80" w:type="dxa"/>
-              <w:left w:w="100" w:type="dxa"/>
-              <w:right w:w="100" w:type="dxa"/>
+              <w:top w:w="70" w:type="dxa"/>
+              <w:bottom w:w="70" w:type="dxa"/>
+              <w:left w:w="90" w:type="dxa"/>
+              <w:right w:w="90" w:type="dxa"/>
             </w:tcMar>
           </w:tcPr>
           <w:p>
@@ -6015,14 +5928,14 @@
         </w:tc>
         <w:tc>
           <w:tcPr>
-            <w:tcW w:type="dxa" w:w="2257"/>
+            <w:tcW w:type="dxa" w:w="2401"/>
             <w:vAlign w:val="center"/>
             <w:shd w:fill="F2F5F9"/>
             <w:tcMar>
-              <w:top w:w="80" w:type="dxa"/>
-              <w:bottom w:w="80" w:type="dxa"/>
-              <w:left w:w="100" w:type="dxa"/>
-              <w:right w:w="100" w:type="dxa"/>
+              <w:top w:w="70" w:type="dxa"/>
+              <w:bottom w:w="70" w:type="dxa"/>
+              <w:left w:w="90" w:type="dxa"/>
+              <w:right w:w="90" w:type="dxa"/>
             </w:tcMar>
           </w:tcPr>
           <w:p>
@@ -6042,14 +5955,14 @@
         </w:tc>
         <w:tc>
           <w:tcPr>
-            <w:tcW w:type="dxa" w:w="2257"/>
+            <w:tcW w:type="dxa" w:w="2401"/>
             <w:vAlign w:val="center"/>
             <w:shd w:fill="F2F5F9"/>
             <w:tcMar>
-              <w:top w:w="80" w:type="dxa"/>
-              <w:bottom w:w="80" w:type="dxa"/>
-              <w:left w:w="100" w:type="dxa"/>
-              <w:right w:w="100" w:type="dxa"/>
+              <w:top w:w="70" w:type="dxa"/>
+              <w:bottom w:w="70" w:type="dxa"/>
+              <w:left w:w="90" w:type="dxa"/>
+              <w:right w:w="90" w:type="dxa"/>
             </w:tcMar>
           </w:tcPr>
           <w:p>
@@ -6074,14 +5987,14 @@
         </w:trPr>
         <w:tc>
           <w:tcPr>
-            <w:tcW w:type="dxa" w:w="2257"/>
+            <w:tcW w:type="dxa" w:w="2401"/>
             <w:vAlign w:val="center"/>
             <w:shd w:fill="FFFFFF"/>
             <w:tcMar>
-              <w:top w:w="80" w:type="dxa"/>
-              <w:bottom w:w="80" w:type="dxa"/>
-              <w:left w:w="100" w:type="dxa"/>
-              <w:right w:w="100" w:type="dxa"/>
+              <w:top w:w="70" w:type="dxa"/>
+              <w:bottom w:w="70" w:type="dxa"/>
+              <w:left w:w="90" w:type="dxa"/>
+              <w:right w:w="90" w:type="dxa"/>
             </w:tcMar>
           </w:tcPr>
           <w:p>
@@ -6101,14 +6014,14 @@
         </w:tc>
         <w:tc>
           <w:tcPr>
-            <w:tcW w:type="dxa" w:w="2257"/>
+            <w:tcW w:type="dxa" w:w="2401"/>
             <w:vAlign w:val="center"/>
             <w:shd w:fill="FFFFFF"/>
             <w:tcMar>
-              <w:top w:w="80" w:type="dxa"/>
-              <w:bottom w:w="80" w:type="dxa"/>
-              <w:left w:w="100" w:type="dxa"/>
-              <w:right w:w="100" w:type="dxa"/>
+              <w:top w:w="70" w:type="dxa"/>
+              <w:bottom w:w="70" w:type="dxa"/>
+              <w:left w:w="90" w:type="dxa"/>
+              <w:right w:w="90" w:type="dxa"/>
             </w:tcMar>
           </w:tcPr>
           <w:p>
@@ -6128,14 +6041,14 @@
         </w:tc>
         <w:tc>
           <w:tcPr>
-            <w:tcW w:type="dxa" w:w="2257"/>
+            <w:tcW w:type="dxa" w:w="2401"/>
             <w:vAlign w:val="center"/>
             <w:shd w:fill="FFFFFF"/>
             <w:tcMar>
-              <w:top w:w="80" w:type="dxa"/>
-              <w:bottom w:w="80" w:type="dxa"/>
-              <w:left w:w="100" w:type="dxa"/>
-              <w:right w:w="100" w:type="dxa"/>
+              <w:top w:w="70" w:type="dxa"/>
+              <w:bottom w:w="70" w:type="dxa"/>
+              <w:left w:w="90" w:type="dxa"/>
+              <w:right w:w="90" w:type="dxa"/>
             </w:tcMar>
           </w:tcPr>
           <w:p>
@@ -6155,14 +6068,14 @@
         </w:tc>
         <w:tc>
           <w:tcPr>
-            <w:tcW w:type="dxa" w:w="2257"/>
+            <w:tcW w:type="dxa" w:w="2401"/>
             <w:vAlign w:val="center"/>
             <w:shd w:fill="FFFFFF"/>
             <w:tcMar>
-              <w:top w:w="80" w:type="dxa"/>
-              <w:bottom w:w="80" w:type="dxa"/>
-              <w:left w:w="100" w:type="dxa"/>
-              <w:right w:w="100" w:type="dxa"/>
+              <w:top w:w="70" w:type="dxa"/>
+              <w:bottom w:w="70" w:type="dxa"/>
+              <w:left w:w="90" w:type="dxa"/>
+              <w:right w:w="90" w:type="dxa"/>
             </w:tcMar>
           </w:tcPr>
           <w:p>
@@ -6187,14 +6100,14 @@
         </w:trPr>
         <w:tc>
           <w:tcPr>
-            <w:tcW w:type="dxa" w:w="2257"/>
+            <w:tcW w:type="dxa" w:w="2401"/>
             <w:vAlign w:val="center"/>
             <w:shd w:fill="F2F5F9"/>
             <w:tcMar>
-              <w:top w:w="80" w:type="dxa"/>
-              <w:bottom w:w="80" w:type="dxa"/>
-              <w:left w:w="100" w:type="dxa"/>
-              <w:right w:w="100" w:type="dxa"/>
+              <w:top w:w="70" w:type="dxa"/>
+              <w:bottom w:w="70" w:type="dxa"/>
+              <w:left w:w="90" w:type="dxa"/>
+              <w:right w:w="90" w:type="dxa"/>
             </w:tcMar>
           </w:tcPr>
           <w:p>
@@ -6206,14 +6119,14 @@
         </w:tc>
         <w:tc>
           <w:tcPr>
-            <w:tcW w:type="dxa" w:w="2257"/>
+            <w:tcW w:type="dxa" w:w="2401"/>
             <w:vAlign w:val="center"/>
             <w:shd w:fill="F2F5F9"/>
             <w:tcMar>
-              <w:top w:w="80" w:type="dxa"/>
-              <w:bottom w:w="80" w:type="dxa"/>
-              <w:left w:w="100" w:type="dxa"/>
-              <w:right w:w="100" w:type="dxa"/>
+              <w:top w:w="70" w:type="dxa"/>
+              <w:bottom w:w="70" w:type="dxa"/>
+              <w:left w:w="90" w:type="dxa"/>
+              <w:right w:w="90" w:type="dxa"/>
             </w:tcMar>
           </w:tcPr>
           <w:p>
@@ -6233,14 +6146,14 @@
         </w:tc>
         <w:tc>
           <w:tcPr>
-            <w:tcW w:type="dxa" w:w="2257"/>
+            <w:tcW w:type="dxa" w:w="2401"/>
             <w:vAlign w:val="center"/>
             <w:shd w:fill="F2F5F9"/>
             <w:tcMar>
-              <w:top w:w="80" w:type="dxa"/>
-              <w:bottom w:w="80" w:type="dxa"/>
-              <w:left w:w="100" w:type="dxa"/>
-              <w:right w:w="100" w:type="dxa"/>
+              <w:top w:w="70" w:type="dxa"/>
+              <w:bottom w:w="70" w:type="dxa"/>
+              <w:left w:w="90" w:type="dxa"/>
+              <w:right w:w="90" w:type="dxa"/>
             </w:tcMar>
           </w:tcPr>
           <w:p>
@@ -6260,14 +6173,14 @@
         </w:tc>
         <w:tc>
           <w:tcPr>
-            <w:tcW w:type="dxa" w:w="2257"/>
+            <w:tcW w:type="dxa" w:w="2401"/>
             <w:vAlign w:val="center"/>
             <w:shd w:fill="F2F5F9"/>
             <w:tcMar>
-              <w:top w:w="80" w:type="dxa"/>
-              <w:bottom w:w="80" w:type="dxa"/>
-              <w:left w:w="100" w:type="dxa"/>
-              <w:right w:w="100" w:type="dxa"/>
+              <w:top w:w="70" w:type="dxa"/>
+              <w:bottom w:w="70" w:type="dxa"/>
+              <w:left w:w="90" w:type="dxa"/>
+              <w:right w:w="90" w:type="dxa"/>
             </w:tcMar>
           </w:tcPr>
           <w:p>
@@ -6289,7 +6202,7 @@
     </w:tbl>
     <w:p>
       <w:pPr>
-        <w:spacing w:after="120"/>
+        <w:spacing w:after="100"/>
       </w:pPr>
     </w:p>
     <w:p>
@@ -6299,9 +6212,9 @@
       <w:r>
         <w:rPr>
           <w:color w:val="C8D2E1"/>
-          <w:sz w:val="16"/>
+          <w:sz w:val="14"/>
         </w:rPr>
-        <w:t>_________________________________________________________________________________</w:t>
+        <w:t>———————————————————————————————————————————————————————————————————————————</w:t>
       </w:r>
     </w:p>
     <w:p>
@@ -6654,9 +6567,9 @@
       <w:r>
         <w:rPr>
           <w:color w:val="C8D2E1"/>
-          <w:sz w:val="16"/>
+          <w:sz w:val="14"/>
         </w:rPr>
-        <w:t>_________________________________________________________________________________</w:t>
+        <w:t>———————————————————————————————————————————————————————————————————————————</w:t>
       </w:r>
     </w:p>
     <w:p>
@@ -6704,9 +6617,9 @@
         </w:tblBorders>
       </w:tblPr>
       <w:tblGrid>
-        <w:gridCol w:w="3010"/>
-        <w:gridCol w:w="3010"/>
-        <w:gridCol w:w="3010"/>
+        <w:gridCol w:w="3202"/>
+        <w:gridCol w:w="3202"/>
+        <w:gridCol w:w="3202"/>
       </w:tblGrid>
       <w:tr>
         <w:trPr>
@@ -6716,7 +6629,7 @@
         </w:trPr>
         <w:tc>
           <w:tcPr>
-            <w:tcW w:type="dxa" w:w="3010"/>
+            <w:tcW w:type="dxa" w:w="3202"/>
             <w:vAlign w:val="center"/>
             <w:shd w:fill="1F3864"/>
             <w:tcMar>
@@ -6744,7 +6657,7 @@
         </w:tc>
         <w:tc>
           <w:tcPr>
-            <w:tcW w:type="dxa" w:w="3010"/>
+            <w:tcW w:type="dxa" w:w="3202"/>
             <w:vAlign w:val="center"/>
             <w:shd w:fill="1F3864"/>
             <w:tcMar>
@@ -6772,7 +6685,7 @@
         </w:tc>
         <w:tc>
           <w:tcPr>
-            <w:tcW w:type="dxa" w:w="3010"/>
+            <w:tcW w:type="dxa" w:w="3202"/>
             <w:vAlign w:val="center"/>
             <w:shd w:fill="1F3864"/>
             <w:tcMar>
@@ -6805,14 +6718,14 @@
         </w:trPr>
         <w:tc>
           <w:tcPr>
-            <w:tcW w:type="dxa" w:w="3010"/>
+            <w:tcW w:type="dxa" w:w="3202"/>
             <w:vAlign w:val="center"/>
             <w:shd w:fill="FFFFFF"/>
             <w:tcMar>
-              <w:top w:w="80" w:type="dxa"/>
-              <w:bottom w:w="80" w:type="dxa"/>
-              <w:left w:w="100" w:type="dxa"/>
-              <w:right w:w="100" w:type="dxa"/>
+              <w:top w:w="70" w:type="dxa"/>
+              <w:bottom w:w="70" w:type="dxa"/>
+              <w:left w:w="90" w:type="dxa"/>
+              <w:right w:w="90" w:type="dxa"/>
             </w:tcMar>
           </w:tcPr>
           <w:p>
@@ -6833,14 +6746,14 @@
         </w:tc>
         <w:tc>
           <w:tcPr>
-            <w:tcW w:type="dxa" w:w="3010"/>
+            <w:tcW w:type="dxa" w:w="3202"/>
             <w:vAlign w:val="center"/>
             <w:shd w:fill="FFFFFF"/>
             <w:tcMar>
-              <w:top w:w="80" w:type="dxa"/>
-              <w:bottom w:w="80" w:type="dxa"/>
-              <w:left w:w="100" w:type="dxa"/>
-              <w:right w:w="100" w:type="dxa"/>
+              <w:top w:w="70" w:type="dxa"/>
+              <w:bottom w:w="70" w:type="dxa"/>
+              <w:left w:w="90" w:type="dxa"/>
+              <w:right w:w="90" w:type="dxa"/>
             </w:tcMar>
           </w:tcPr>
           <w:p>
@@ -6860,14 +6773,14 @@
         </w:tc>
         <w:tc>
           <w:tcPr>
-            <w:tcW w:type="dxa" w:w="3010"/>
+            <w:tcW w:type="dxa" w:w="3202"/>
             <w:vAlign w:val="center"/>
             <w:shd w:fill="FFFFFF"/>
             <w:tcMar>
-              <w:top w:w="80" w:type="dxa"/>
-              <w:bottom w:w="80" w:type="dxa"/>
-              <w:left w:w="100" w:type="dxa"/>
-              <w:right w:w="100" w:type="dxa"/>
+              <w:top w:w="70" w:type="dxa"/>
+              <w:bottom w:w="70" w:type="dxa"/>
+              <w:left w:w="90" w:type="dxa"/>
+              <w:right w:w="90" w:type="dxa"/>
             </w:tcMar>
           </w:tcPr>
           <w:p>
@@ -6892,14 +6805,14 @@
         </w:trPr>
         <w:tc>
           <w:tcPr>
-            <w:tcW w:type="dxa" w:w="3010"/>
+            <w:tcW w:type="dxa" w:w="3202"/>
             <w:vAlign w:val="center"/>
             <w:shd w:fill="F2F5F9"/>
             <w:tcMar>
-              <w:top w:w="80" w:type="dxa"/>
-              <w:bottom w:w="80" w:type="dxa"/>
-              <w:left w:w="100" w:type="dxa"/>
-              <w:right w:w="100" w:type="dxa"/>
+              <w:top w:w="70" w:type="dxa"/>
+              <w:bottom w:w="70" w:type="dxa"/>
+              <w:left w:w="90" w:type="dxa"/>
+              <w:right w:w="90" w:type="dxa"/>
             </w:tcMar>
           </w:tcPr>
           <w:p>
@@ -6920,14 +6833,14 @@
         </w:tc>
         <w:tc>
           <w:tcPr>
-            <w:tcW w:type="dxa" w:w="3010"/>
+            <w:tcW w:type="dxa" w:w="3202"/>
             <w:vAlign w:val="center"/>
             <w:shd w:fill="F2F5F9"/>
             <w:tcMar>
-              <w:top w:w="80" w:type="dxa"/>
-              <w:bottom w:w="80" w:type="dxa"/>
-              <w:left w:w="100" w:type="dxa"/>
-              <w:right w:w="100" w:type="dxa"/>
+              <w:top w:w="70" w:type="dxa"/>
+              <w:bottom w:w="70" w:type="dxa"/>
+              <w:left w:w="90" w:type="dxa"/>
+              <w:right w:w="90" w:type="dxa"/>
             </w:tcMar>
           </w:tcPr>
           <w:p>
@@ -6947,14 +6860,14 @@
         </w:tc>
         <w:tc>
           <w:tcPr>
-            <w:tcW w:type="dxa" w:w="3010"/>
+            <w:tcW w:type="dxa" w:w="3202"/>
             <w:vAlign w:val="center"/>
             <w:shd w:fill="F2F5F9"/>
             <w:tcMar>
-              <w:top w:w="80" w:type="dxa"/>
-              <w:bottom w:w="80" w:type="dxa"/>
-              <w:left w:w="100" w:type="dxa"/>
-              <w:right w:w="100" w:type="dxa"/>
+              <w:top w:w="70" w:type="dxa"/>
+              <w:bottom w:w="70" w:type="dxa"/>
+              <w:left w:w="90" w:type="dxa"/>
+              <w:right w:w="90" w:type="dxa"/>
             </w:tcMar>
           </w:tcPr>
           <w:p>
@@ -6979,14 +6892,14 @@
         </w:trPr>
         <w:tc>
           <w:tcPr>
-            <w:tcW w:type="dxa" w:w="3010"/>
+            <w:tcW w:type="dxa" w:w="3202"/>
             <w:vAlign w:val="center"/>
             <w:shd w:fill="FFFFFF"/>
             <w:tcMar>
-              <w:top w:w="80" w:type="dxa"/>
-              <w:bottom w:w="80" w:type="dxa"/>
-              <w:left w:w="100" w:type="dxa"/>
-              <w:right w:w="100" w:type="dxa"/>
+              <w:top w:w="70" w:type="dxa"/>
+              <w:bottom w:w="70" w:type="dxa"/>
+              <w:left w:w="90" w:type="dxa"/>
+              <w:right w:w="90" w:type="dxa"/>
             </w:tcMar>
           </w:tcPr>
           <w:p>
@@ -7007,14 +6920,14 @@
         </w:tc>
         <w:tc>
           <w:tcPr>
-            <w:tcW w:type="dxa" w:w="3010"/>
+            <w:tcW w:type="dxa" w:w="3202"/>
             <w:vAlign w:val="center"/>
             <w:shd w:fill="FFFFFF"/>
             <w:tcMar>
-              <w:top w:w="80" w:type="dxa"/>
-              <w:bottom w:w="80" w:type="dxa"/>
-              <w:left w:w="100" w:type="dxa"/>
-              <w:right w:w="100" w:type="dxa"/>
+              <w:top w:w="70" w:type="dxa"/>
+              <w:bottom w:w="70" w:type="dxa"/>
+              <w:left w:w="90" w:type="dxa"/>
+              <w:right w:w="90" w:type="dxa"/>
             </w:tcMar>
           </w:tcPr>
           <w:p>
@@ -7051,14 +6964,14 @@
         </w:tc>
         <w:tc>
           <w:tcPr>
-            <w:tcW w:type="dxa" w:w="3010"/>
+            <w:tcW w:type="dxa" w:w="3202"/>
             <w:vAlign w:val="center"/>
             <w:shd w:fill="FFFFFF"/>
             <w:tcMar>
-              <w:top w:w="80" w:type="dxa"/>
-              <w:bottom w:w="80" w:type="dxa"/>
-              <w:left w:w="100" w:type="dxa"/>
-              <w:right w:w="100" w:type="dxa"/>
+              <w:top w:w="70" w:type="dxa"/>
+              <w:bottom w:w="70" w:type="dxa"/>
+              <w:left w:w="90" w:type="dxa"/>
+              <w:right w:w="90" w:type="dxa"/>
             </w:tcMar>
           </w:tcPr>
           <w:p>
@@ -7083,14 +6996,14 @@
         </w:trPr>
         <w:tc>
           <w:tcPr>
-            <w:tcW w:type="dxa" w:w="3010"/>
+            <w:tcW w:type="dxa" w:w="3202"/>
             <w:vAlign w:val="center"/>
             <w:shd w:fill="F2F5F9"/>
             <w:tcMar>
-              <w:top w:w="80" w:type="dxa"/>
-              <w:bottom w:w="80" w:type="dxa"/>
-              <w:left w:w="100" w:type="dxa"/>
-              <w:right w:w="100" w:type="dxa"/>
+              <w:top w:w="70" w:type="dxa"/>
+              <w:bottom w:w="70" w:type="dxa"/>
+              <w:left w:w="90" w:type="dxa"/>
+              <w:right w:w="90" w:type="dxa"/>
             </w:tcMar>
           </w:tcPr>
           <w:p>
@@ -7111,14 +7024,14 @@
         </w:tc>
         <w:tc>
           <w:tcPr>
-            <w:tcW w:type="dxa" w:w="3010"/>
+            <w:tcW w:type="dxa" w:w="3202"/>
             <w:vAlign w:val="center"/>
             <w:shd w:fill="F2F5F9"/>
             <w:tcMar>
-              <w:top w:w="80" w:type="dxa"/>
-              <w:bottom w:w="80" w:type="dxa"/>
-              <w:left w:w="100" w:type="dxa"/>
-              <w:right w:w="100" w:type="dxa"/>
+              <w:top w:w="70" w:type="dxa"/>
+              <w:bottom w:w="70" w:type="dxa"/>
+              <w:left w:w="90" w:type="dxa"/>
+              <w:right w:w="90" w:type="dxa"/>
             </w:tcMar>
           </w:tcPr>
           <w:p>
@@ -7138,14 +7051,14 @@
         </w:tc>
         <w:tc>
           <w:tcPr>
-            <w:tcW w:type="dxa" w:w="3010"/>
+            <w:tcW w:type="dxa" w:w="3202"/>
             <w:vAlign w:val="center"/>
             <w:shd w:fill="F2F5F9"/>
             <w:tcMar>
-              <w:top w:w="80" w:type="dxa"/>
-              <w:bottom w:w="80" w:type="dxa"/>
-              <w:left w:w="100" w:type="dxa"/>
-              <w:right w:w="100" w:type="dxa"/>
+              <w:top w:w="70" w:type="dxa"/>
+              <w:bottom w:w="70" w:type="dxa"/>
+              <w:left w:w="90" w:type="dxa"/>
+              <w:right w:w="90" w:type="dxa"/>
             </w:tcMar>
           </w:tcPr>
           <w:p>
@@ -7170,14 +7083,14 @@
         </w:trPr>
         <w:tc>
           <w:tcPr>
-            <w:tcW w:type="dxa" w:w="3010"/>
+            <w:tcW w:type="dxa" w:w="3202"/>
             <w:vAlign w:val="center"/>
             <w:shd w:fill="FFFFFF"/>
             <w:tcMar>
-              <w:top w:w="80" w:type="dxa"/>
-              <w:bottom w:w="80" w:type="dxa"/>
-              <w:left w:w="100" w:type="dxa"/>
-              <w:right w:w="100" w:type="dxa"/>
+              <w:top w:w="70" w:type="dxa"/>
+              <w:bottom w:w="70" w:type="dxa"/>
+              <w:left w:w="90" w:type="dxa"/>
+              <w:right w:w="90" w:type="dxa"/>
             </w:tcMar>
           </w:tcPr>
           <w:p>
@@ -7198,14 +7111,14 @@
         </w:tc>
         <w:tc>
           <w:tcPr>
-            <w:tcW w:type="dxa" w:w="3010"/>
+            <w:tcW w:type="dxa" w:w="3202"/>
             <w:vAlign w:val="center"/>
             <w:shd w:fill="FFFFFF"/>
             <w:tcMar>
-              <w:top w:w="80" w:type="dxa"/>
-              <w:bottom w:w="80" w:type="dxa"/>
-              <w:left w:w="100" w:type="dxa"/>
-              <w:right w:w="100" w:type="dxa"/>
+              <w:top w:w="70" w:type="dxa"/>
+              <w:bottom w:w="70" w:type="dxa"/>
+              <w:left w:w="90" w:type="dxa"/>
+              <w:right w:w="90" w:type="dxa"/>
             </w:tcMar>
           </w:tcPr>
           <w:p>
@@ -7259,14 +7172,14 @@
         </w:tc>
         <w:tc>
           <w:tcPr>
-            <w:tcW w:type="dxa" w:w="3010"/>
+            <w:tcW w:type="dxa" w:w="3202"/>
             <w:vAlign w:val="center"/>
             <w:shd w:fill="FFFFFF"/>
             <w:tcMar>
-              <w:top w:w="80" w:type="dxa"/>
-              <w:bottom w:w="80" w:type="dxa"/>
-              <w:left w:w="100" w:type="dxa"/>
-              <w:right w:w="100" w:type="dxa"/>
+              <w:top w:w="70" w:type="dxa"/>
+              <w:bottom w:w="70" w:type="dxa"/>
+              <w:left w:w="90" w:type="dxa"/>
+              <w:right w:w="90" w:type="dxa"/>
             </w:tcMar>
           </w:tcPr>
           <w:p>
@@ -7291,14 +7204,14 @@
         </w:trPr>
         <w:tc>
           <w:tcPr>
-            <w:tcW w:type="dxa" w:w="3010"/>
+            <w:tcW w:type="dxa" w:w="3202"/>
             <w:vAlign w:val="center"/>
             <w:shd w:fill="F2F5F9"/>
             <w:tcMar>
-              <w:top w:w="80" w:type="dxa"/>
-              <w:bottom w:w="80" w:type="dxa"/>
-              <w:left w:w="100" w:type="dxa"/>
-              <w:right w:w="100" w:type="dxa"/>
+              <w:top w:w="70" w:type="dxa"/>
+              <w:bottom w:w="70" w:type="dxa"/>
+              <w:left w:w="90" w:type="dxa"/>
+              <w:right w:w="90" w:type="dxa"/>
             </w:tcMar>
           </w:tcPr>
           <w:p>
@@ -7319,14 +7232,14 @@
         </w:tc>
         <w:tc>
           <w:tcPr>
-            <w:tcW w:type="dxa" w:w="3010"/>
+            <w:tcW w:type="dxa" w:w="3202"/>
             <w:vAlign w:val="center"/>
             <w:shd w:fill="F2F5F9"/>
             <w:tcMar>
-              <w:top w:w="80" w:type="dxa"/>
-              <w:bottom w:w="80" w:type="dxa"/>
-              <w:left w:w="100" w:type="dxa"/>
-              <w:right w:w="100" w:type="dxa"/>
+              <w:top w:w="70" w:type="dxa"/>
+              <w:bottom w:w="70" w:type="dxa"/>
+              <w:left w:w="90" w:type="dxa"/>
+              <w:right w:w="90" w:type="dxa"/>
             </w:tcMar>
           </w:tcPr>
           <w:p>
@@ -7346,14 +7259,14 @@
         </w:tc>
         <w:tc>
           <w:tcPr>
-            <w:tcW w:type="dxa" w:w="3010"/>
+            <w:tcW w:type="dxa" w:w="3202"/>
             <w:vAlign w:val="center"/>
             <w:shd w:fill="F2F5F9"/>
             <w:tcMar>
-              <w:top w:w="80" w:type="dxa"/>
-              <w:bottom w:w="80" w:type="dxa"/>
-              <w:left w:w="100" w:type="dxa"/>
-              <w:right w:w="100" w:type="dxa"/>
+              <w:top w:w="70" w:type="dxa"/>
+              <w:bottom w:w="70" w:type="dxa"/>
+              <w:left w:w="90" w:type="dxa"/>
+              <w:right w:w="90" w:type="dxa"/>
             </w:tcMar>
           </w:tcPr>
           <w:p>
@@ -7378,14 +7291,14 @@
         </w:trPr>
         <w:tc>
           <w:tcPr>
-            <w:tcW w:type="dxa" w:w="3010"/>
+            <w:tcW w:type="dxa" w:w="3202"/>
             <w:vAlign w:val="center"/>
             <w:shd w:fill="FFFFFF"/>
             <w:tcMar>
-              <w:top w:w="80" w:type="dxa"/>
-              <w:bottom w:w="80" w:type="dxa"/>
-              <w:left w:w="100" w:type="dxa"/>
-              <w:right w:w="100" w:type="dxa"/>
+              <w:top w:w="70" w:type="dxa"/>
+              <w:bottom w:w="70" w:type="dxa"/>
+              <w:left w:w="90" w:type="dxa"/>
+              <w:right w:w="90" w:type="dxa"/>
             </w:tcMar>
           </w:tcPr>
           <w:p>
@@ -7406,14 +7319,14 @@
         </w:tc>
         <w:tc>
           <w:tcPr>
-            <w:tcW w:type="dxa" w:w="3010"/>
+            <w:tcW w:type="dxa" w:w="3202"/>
             <w:vAlign w:val="center"/>
             <w:shd w:fill="FFFFFF"/>
             <w:tcMar>
-              <w:top w:w="80" w:type="dxa"/>
-              <w:bottom w:w="80" w:type="dxa"/>
-              <w:left w:w="100" w:type="dxa"/>
-              <w:right w:w="100" w:type="dxa"/>
+              <w:top w:w="70" w:type="dxa"/>
+              <w:bottom w:w="70" w:type="dxa"/>
+              <w:left w:w="90" w:type="dxa"/>
+              <w:right w:w="90" w:type="dxa"/>
             </w:tcMar>
           </w:tcPr>
           <w:p>
@@ -7433,14 +7346,14 @@
         </w:tc>
         <w:tc>
           <w:tcPr>
-            <w:tcW w:type="dxa" w:w="3010"/>
+            <w:tcW w:type="dxa" w:w="3202"/>
             <w:vAlign w:val="center"/>
             <w:shd w:fill="FFFFFF"/>
             <w:tcMar>
-              <w:top w:w="80" w:type="dxa"/>
-              <w:bottom w:w="80" w:type="dxa"/>
-              <w:left w:w="100" w:type="dxa"/>
-              <w:right w:w="100" w:type="dxa"/>
+              <w:top w:w="70" w:type="dxa"/>
+              <w:bottom w:w="70" w:type="dxa"/>
+              <w:left w:w="90" w:type="dxa"/>
+              <w:right w:w="90" w:type="dxa"/>
             </w:tcMar>
           </w:tcPr>
           <w:p>
@@ -7465,14 +7378,14 @@
         </w:trPr>
         <w:tc>
           <w:tcPr>
-            <w:tcW w:type="dxa" w:w="3010"/>
+            <w:tcW w:type="dxa" w:w="3202"/>
             <w:vAlign w:val="center"/>
             <w:shd w:fill="F2F5F9"/>
             <w:tcMar>
-              <w:top w:w="80" w:type="dxa"/>
-              <w:bottom w:w="80" w:type="dxa"/>
-              <w:left w:w="100" w:type="dxa"/>
-              <w:right w:w="100" w:type="dxa"/>
+              <w:top w:w="70" w:type="dxa"/>
+              <w:bottom w:w="70" w:type="dxa"/>
+              <w:left w:w="90" w:type="dxa"/>
+              <w:right w:w="90" w:type="dxa"/>
             </w:tcMar>
           </w:tcPr>
           <w:p>
@@ -7493,14 +7406,14 @@
         </w:tc>
         <w:tc>
           <w:tcPr>
-            <w:tcW w:type="dxa" w:w="3010"/>
+            <w:tcW w:type="dxa" w:w="3202"/>
             <w:vAlign w:val="center"/>
             <w:shd w:fill="F2F5F9"/>
             <w:tcMar>
-              <w:top w:w="80" w:type="dxa"/>
-              <w:bottom w:w="80" w:type="dxa"/>
-              <w:left w:w="100" w:type="dxa"/>
-              <w:right w:w="100" w:type="dxa"/>
+              <w:top w:w="70" w:type="dxa"/>
+              <w:bottom w:w="70" w:type="dxa"/>
+              <w:left w:w="90" w:type="dxa"/>
+              <w:right w:w="90" w:type="dxa"/>
             </w:tcMar>
           </w:tcPr>
           <w:p>
@@ -7537,14 +7450,14 @@
         </w:tc>
         <w:tc>
           <w:tcPr>
-            <w:tcW w:type="dxa" w:w="3010"/>
+            <w:tcW w:type="dxa" w:w="3202"/>
             <w:vAlign w:val="center"/>
             <w:shd w:fill="F2F5F9"/>
             <w:tcMar>
-              <w:top w:w="80" w:type="dxa"/>
-              <w:bottom w:w="80" w:type="dxa"/>
-              <w:left w:w="100" w:type="dxa"/>
-              <w:right w:w="100" w:type="dxa"/>
+              <w:top w:w="70" w:type="dxa"/>
+              <w:bottom w:w="70" w:type="dxa"/>
+              <w:left w:w="90" w:type="dxa"/>
+              <w:right w:w="90" w:type="dxa"/>
             </w:tcMar>
           </w:tcPr>
           <w:p>
@@ -7566,7 +7479,7 @@
     </w:tbl>
     <w:p>
       <w:pPr>
-        <w:spacing w:after="120"/>
+        <w:spacing w:after="100"/>
       </w:pPr>
     </w:p>
     <w:p>
@@ -7576,9 +7489,9 @@
       <w:r>
         <w:rPr>
           <w:color w:val="C8D2E1"/>
-          <w:sz w:val="16"/>
+          <w:sz w:val="14"/>
         </w:rPr>
-        <w:t>_________________________________________________________________________________</w:t>
+        <w:t>———————————————————————————————————————————————————————————————————————————</w:t>
       </w:r>
     </w:p>
     <w:p>
@@ -7625,9 +7538,9 @@
         </w:tblBorders>
       </w:tblPr>
       <w:tblGrid>
-        <w:gridCol w:w="3010"/>
-        <w:gridCol w:w="3010"/>
-        <w:gridCol w:w="3010"/>
+        <w:gridCol w:w="3202"/>
+        <w:gridCol w:w="3202"/>
+        <w:gridCol w:w="3202"/>
       </w:tblGrid>
       <w:tr>
         <w:trPr>
@@ -7637,7 +7550,7 @@
         </w:trPr>
         <w:tc>
           <w:tcPr>
-            <w:tcW w:type="dxa" w:w="3010"/>
+            <w:tcW w:type="dxa" w:w="3202"/>
             <w:vAlign w:val="center"/>
             <w:shd w:fill="1F3864"/>
             <w:tcMar>
@@ -7665,7 +7578,7 @@
         </w:tc>
         <w:tc>
           <w:tcPr>
-            <w:tcW w:type="dxa" w:w="3010"/>
+            <w:tcW w:type="dxa" w:w="3202"/>
             <w:vAlign w:val="center"/>
             <w:shd w:fill="1F3864"/>
             <w:tcMar>
@@ -7693,7 +7606,7 @@
         </w:tc>
         <w:tc>
           <w:tcPr>
-            <w:tcW w:type="dxa" w:w="3010"/>
+            <w:tcW w:type="dxa" w:w="3202"/>
             <w:vAlign w:val="center"/>
             <w:shd w:fill="1F3864"/>
             <w:tcMar>
@@ -7726,14 +7639,14 @@
         </w:trPr>
         <w:tc>
           <w:tcPr>
-            <w:tcW w:type="dxa" w:w="3010"/>
+            <w:tcW w:type="dxa" w:w="3202"/>
             <w:vAlign w:val="center"/>
             <w:shd w:fill="FFFFFF"/>
             <w:tcMar>
-              <w:top w:w="80" w:type="dxa"/>
-              <w:bottom w:w="80" w:type="dxa"/>
-              <w:left w:w="100" w:type="dxa"/>
-              <w:right w:w="100" w:type="dxa"/>
+              <w:top w:w="70" w:type="dxa"/>
+              <w:bottom w:w="70" w:type="dxa"/>
+              <w:left w:w="90" w:type="dxa"/>
+              <w:right w:w="90" w:type="dxa"/>
             </w:tcMar>
           </w:tcPr>
           <w:p>
@@ -7753,14 +7666,14 @@
         </w:tc>
         <w:tc>
           <w:tcPr>
-            <w:tcW w:type="dxa" w:w="3010"/>
+            <w:tcW w:type="dxa" w:w="3202"/>
             <w:vAlign w:val="center"/>
             <w:shd w:fill="FFFFFF"/>
             <w:tcMar>
-              <w:top w:w="80" w:type="dxa"/>
-              <w:bottom w:w="80" w:type="dxa"/>
-              <w:left w:w="100" w:type="dxa"/>
-              <w:right w:w="100" w:type="dxa"/>
+              <w:top w:w="70" w:type="dxa"/>
+              <w:bottom w:w="70" w:type="dxa"/>
+              <w:left w:w="90" w:type="dxa"/>
+              <w:right w:w="90" w:type="dxa"/>
             </w:tcMar>
           </w:tcPr>
           <w:p>
@@ -7781,14 +7694,14 @@
         </w:tc>
         <w:tc>
           <w:tcPr>
-            <w:tcW w:type="dxa" w:w="3010"/>
+            <w:tcW w:type="dxa" w:w="3202"/>
             <w:vAlign w:val="center"/>
             <w:shd w:fill="FFFFFF"/>
             <w:tcMar>
-              <w:top w:w="80" w:type="dxa"/>
-              <w:bottom w:w="80" w:type="dxa"/>
-              <w:left w:w="100" w:type="dxa"/>
-              <w:right w:w="100" w:type="dxa"/>
+              <w:top w:w="70" w:type="dxa"/>
+              <w:bottom w:w="70" w:type="dxa"/>
+              <w:left w:w="90" w:type="dxa"/>
+              <w:right w:w="90" w:type="dxa"/>
             </w:tcMar>
           </w:tcPr>
           <w:p>
@@ -7813,14 +7726,14 @@
         </w:trPr>
         <w:tc>
           <w:tcPr>
-            <w:tcW w:type="dxa" w:w="3010"/>
+            <w:tcW w:type="dxa" w:w="3202"/>
             <w:vAlign w:val="center"/>
             <w:shd w:fill="F2F5F9"/>
             <w:tcMar>
-              <w:top w:w="80" w:type="dxa"/>
-              <w:bottom w:w="80" w:type="dxa"/>
-              <w:left w:w="100" w:type="dxa"/>
-              <w:right w:w="100" w:type="dxa"/>
+              <w:top w:w="70" w:type="dxa"/>
+              <w:bottom w:w="70" w:type="dxa"/>
+              <w:left w:w="90" w:type="dxa"/>
+              <w:right w:w="90" w:type="dxa"/>
             </w:tcMar>
           </w:tcPr>
           <w:p>
@@ -7840,14 +7753,14 @@
         </w:tc>
         <w:tc>
           <w:tcPr>
-            <w:tcW w:type="dxa" w:w="3010"/>
+            <w:tcW w:type="dxa" w:w="3202"/>
             <w:vAlign w:val="center"/>
             <w:shd w:fill="F2F5F9"/>
             <w:tcMar>
-              <w:top w:w="80" w:type="dxa"/>
-              <w:bottom w:w="80" w:type="dxa"/>
-              <w:left w:w="100" w:type="dxa"/>
-              <w:right w:w="100" w:type="dxa"/>
+              <w:top w:w="70" w:type="dxa"/>
+              <w:bottom w:w="70" w:type="dxa"/>
+              <w:left w:w="90" w:type="dxa"/>
+              <w:right w:w="90" w:type="dxa"/>
             </w:tcMar>
           </w:tcPr>
           <w:p>
@@ -7868,14 +7781,14 @@
         </w:tc>
         <w:tc>
           <w:tcPr>
-            <w:tcW w:type="dxa" w:w="3010"/>
+            <w:tcW w:type="dxa" w:w="3202"/>
             <w:vAlign w:val="center"/>
             <w:shd w:fill="F2F5F9"/>
             <w:tcMar>
-              <w:top w:w="80" w:type="dxa"/>
-              <w:bottom w:w="80" w:type="dxa"/>
-              <w:left w:w="100" w:type="dxa"/>
-              <w:right w:w="100" w:type="dxa"/>
+              <w:top w:w="70" w:type="dxa"/>
+              <w:bottom w:w="70" w:type="dxa"/>
+              <w:left w:w="90" w:type="dxa"/>
+              <w:right w:w="90" w:type="dxa"/>
             </w:tcMar>
           </w:tcPr>
           <w:p>
@@ -7900,14 +7813,14 @@
         </w:trPr>
         <w:tc>
           <w:tcPr>
-            <w:tcW w:type="dxa" w:w="3010"/>
+            <w:tcW w:type="dxa" w:w="3202"/>
             <w:vAlign w:val="center"/>
             <w:shd w:fill="FFFFFF"/>
             <w:tcMar>
-              <w:top w:w="80" w:type="dxa"/>
-              <w:bottom w:w="80" w:type="dxa"/>
-              <w:left w:w="100" w:type="dxa"/>
-              <w:right w:w="100" w:type="dxa"/>
+              <w:top w:w="70" w:type="dxa"/>
+              <w:bottom w:w="70" w:type="dxa"/>
+              <w:left w:w="90" w:type="dxa"/>
+              <w:right w:w="90" w:type="dxa"/>
             </w:tcMar>
           </w:tcPr>
           <w:p>
@@ -7927,14 +7840,14 @@
         </w:tc>
         <w:tc>
           <w:tcPr>
-            <w:tcW w:type="dxa" w:w="3010"/>
+            <w:tcW w:type="dxa" w:w="3202"/>
             <w:vAlign w:val="center"/>
             <w:shd w:fill="FFFFFF"/>
             <w:tcMar>
-              <w:top w:w="80" w:type="dxa"/>
-              <w:bottom w:w="80" w:type="dxa"/>
-              <w:left w:w="100" w:type="dxa"/>
-              <w:right w:w="100" w:type="dxa"/>
+              <w:top w:w="70" w:type="dxa"/>
+              <w:bottom w:w="70" w:type="dxa"/>
+              <w:left w:w="90" w:type="dxa"/>
+              <w:right w:w="90" w:type="dxa"/>
             </w:tcMar>
           </w:tcPr>
           <w:p>
@@ -7955,14 +7868,14 @@
         </w:tc>
         <w:tc>
           <w:tcPr>
-            <w:tcW w:type="dxa" w:w="3010"/>
+            <w:tcW w:type="dxa" w:w="3202"/>
             <w:vAlign w:val="center"/>
             <w:shd w:fill="FFFFFF"/>
             <w:tcMar>
-              <w:top w:w="80" w:type="dxa"/>
-              <w:bottom w:w="80" w:type="dxa"/>
-              <w:left w:w="100" w:type="dxa"/>
-              <w:right w:w="100" w:type="dxa"/>
+              <w:top w:w="70" w:type="dxa"/>
+              <w:bottom w:w="70" w:type="dxa"/>
+              <w:left w:w="90" w:type="dxa"/>
+              <w:right w:w="90" w:type="dxa"/>
             </w:tcMar>
           </w:tcPr>
           <w:p>
@@ -7987,14 +7900,14 @@
         </w:trPr>
         <w:tc>
           <w:tcPr>
-            <w:tcW w:type="dxa" w:w="3010"/>
+            <w:tcW w:type="dxa" w:w="3202"/>
             <w:vAlign w:val="center"/>
             <w:shd w:fill="F2F5F9"/>
             <w:tcMar>
-              <w:top w:w="80" w:type="dxa"/>
-              <w:bottom w:w="80" w:type="dxa"/>
-              <w:left w:w="100" w:type="dxa"/>
-              <w:right w:w="100" w:type="dxa"/>
+              <w:top w:w="70" w:type="dxa"/>
+              <w:bottom w:w="70" w:type="dxa"/>
+              <w:left w:w="90" w:type="dxa"/>
+              <w:right w:w="90" w:type="dxa"/>
             </w:tcMar>
           </w:tcPr>
           <w:p>
@@ -8014,14 +7927,14 @@
         </w:tc>
         <w:tc>
           <w:tcPr>
-            <w:tcW w:type="dxa" w:w="3010"/>
+            <w:tcW w:type="dxa" w:w="3202"/>
             <w:vAlign w:val="center"/>
             <w:shd w:fill="F2F5F9"/>
             <w:tcMar>
-              <w:top w:w="80" w:type="dxa"/>
-              <w:bottom w:w="80" w:type="dxa"/>
-              <w:left w:w="100" w:type="dxa"/>
-              <w:right w:w="100" w:type="dxa"/>
+              <w:top w:w="70" w:type="dxa"/>
+              <w:bottom w:w="70" w:type="dxa"/>
+              <w:left w:w="90" w:type="dxa"/>
+              <w:right w:w="90" w:type="dxa"/>
             </w:tcMar>
           </w:tcPr>
           <w:p>
@@ -8042,14 +7955,14 @@
         </w:tc>
         <w:tc>
           <w:tcPr>
-            <w:tcW w:type="dxa" w:w="3010"/>
+            <w:tcW w:type="dxa" w:w="3202"/>
             <w:vAlign w:val="center"/>
             <w:shd w:fill="F2F5F9"/>
             <w:tcMar>
-              <w:top w:w="80" w:type="dxa"/>
-              <w:bottom w:w="80" w:type="dxa"/>
-              <w:left w:w="100" w:type="dxa"/>
-              <w:right w:w="100" w:type="dxa"/>
+              <w:top w:w="70" w:type="dxa"/>
+              <w:bottom w:w="70" w:type="dxa"/>
+              <w:left w:w="90" w:type="dxa"/>
+              <w:right w:w="90" w:type="dxa"/>
             </w:tcMar>
           </w:tcPr>
           <w:p>
@@ -8074,14 +7987,14 @@
         </w:trPr>
         <w:tc>
           <w:tcPr>
-            <w:tcW w:type="dxa" w:w="3010"/>
+            <w:tcW w:type="dxa" w:w="3202"/>
             <w:vAlign w:val="center"/>
             <w:shd w:fill="FFFFFF"/>
             <w:tcMar>
-              <w:top w:w="80" w:type="dxa"/>
-              <w:bottom w:w="80" w:type="dxa"/>
-              <w:left w:w="100" w:type="dxa"/>
-              <w:right w:w="100" w:type="dxa"/>
+              <w:top w:w="70" w:type="dxa"/>
+              <w:bottom w:w="70" w:type="dxa"/>
+              <w:left w:w="90" w:type="dxa"/>
+              <w:right w:w="90" w:type="dxa"/>
             </w:tcMar>
           </w:tcPr>
           <w:p>
@@ -8101,14 +8014,14 @@
         </w:tc>
         <w:tc>
           <w:tcPr>
-            <w:tcW w:type="dxa" w:w="3010"/>
+            <w:tcW w:type="dxa" w:w="3202"/>
             <w:vAlign w:val="center"/>
             <w:shd w:fill="FFFFFF"/>
             <w:tcMar>
-              <w:top w:w="80" w:type="dxa"/>
-              <w:bottom w:w="80" w:type="dxa"/>
-              <w:left w:w="100" w:type="dxa"/>
-              <w:right w:w="100" w:type="dxa"/>
+              <w:top w:w="70" w:type="dxa"/>
+              <w:bottom w:w="70" w:type="dxa"/>
+              <w:left w:w="90" w:type="dxa"/>
+              <w:right w:w="90" w:type="dxa"/>
             </w:tcMar>
           </w:tcPr>
           <w:p>
@@ -8129,14 +8042,14 @@
         </w:tc>
         <w:tc>
           <w:tcPr>
-            <w:tcW w:type="dxa" w:w="3010"/>
+            <w:tcW w:type="dxa" w:w="3202"/>
             <w:vAlign w:val="center"/>
             <w:shd w:fill="FFFFFF"/>
             <w:tcMar>
-              <w:top w:w="80" w:type="dxa"/>
-              <w:bottom w:w="80" w:type="dxa"/>
-              <w:left w:w="100" w:type="dxa"/>
-              <w:right w:w="100" w:type="dxa"/>
+              <w:top w:w="70" w:type="dxa"/>
+              <w:bottom w:w="70" w:type="dxa"/>
+              <w:left w:w="90" w:type="dxa"/>
+              <w:right w:w="90" w:type="dxa"/>
             </w:tcMar>
           </w:tcPr>
           <w:p>
@@ -8161,14 +8074,14 @@
         </w:trPr>
         <w:tc>
           <w:tcPr>
-            <w:tcW w:type="dxa" w:w="3010"/>
+            <w:tcW w:type="dxa" w:w="3202"/>
             <w:vAlign w:val="center"/>
             <w:shd w:fill="F2F5F9"/>
             <w:tcMar>
-              <w:top w:w="80" w:type="dxa"/>
-              <w:bottom w:w="80" w:type="dxa"/>
-              <w:left w:w="100" w:type="dxa"/>
-              <w:right w:w="100" w:type="dxa"/>
+              <w:top w:w="70" w:type="dxa"/>
+              <w:bottom w:w="70" w:type="dxa"/>
+              <w:left w:w="90" w:type="dxa"/>
+              <w:right w:w="90" w:type="dxa"/>
             </w:tcMar>
           </w:tcPr>
           <w:p>
@@ -8188,14 +8101,14 @@
         </w:tc>
         <w:tc>
           <w:tcPr>
-            <w:tcW w:type="dxa" w:w="3010"/>
+            <w:tcW w:type="dxa" w:w="3202"/>
             <w:vAlign w:val="center"/>
             <w:shd w:fill="F2F5F9"/>
             <w:tcMar>
-              <w:top w:w="80" w:type="dxa"/>
-              <w:bottom w:w="80" w:type="dxa"/>
-              <w:left w:w="100" w:type="dxa"/>
-              <w:right w:w="100" w:type="dxa"/>
+              <w:top w:w="70" w:type="dxa"/>
+              <w:bottom w:w="70" w:type="dxa"/>
+              <w:left w:w="90" w:type="dxa"/>
+              <w:right w:w="90" w:type="dxa"/>
             </w:tcMar>
           </w:tcPr>
           <w:p>
@@ -8216,14 +8129,14 @@
         </w:tc>
         <w:tc>
           <w:tcPr>
-            <w:tcW w:type="dxa" w:w="3010"/>
+            <w:tcW w:type="dxa" w:w="3202"/>
             <w:vAlign w:val="center"/>
             <w:shd w:fill="F2F5F9"/>
             <w:tcMar>
-              <w:top w:w="80" w:type="dxa"/>
-              <w:bottom w:w="80" w:type="dxa"/>
-              <w:left w:w="100" w:type="dxa"/>
-              <w:right w:w="100" w:type="dxa"/>
+              <w:top w:w="70" w:type="dxa"/>
+              <w:bottom w:w="70" w:type="dxa"/>
+              <w:left w:w="90" w:type="dxa"/>
+              <w:right w:w="90" w:type="dxa"/>
             </w:tcMar>
           </w:tcPr>
           <w:p>
@@ -8248,14 +8161,14 @@
         </w:trPr>
         <w:tc>
           <w:tcPr>
-            <w:tcW w:type="dxa" w:w="3010"/>
+            <w:tcW w:type="dxa" w:w="3202"/>
             <w:vAlign w:val="center"/>
             <w:shd w:fill="FFFFFF"/>
             <w:tcMar>
-              <w:top w:w="80" w:type="dxa"/>
-              <w:bottom w:w="80" w:type="dxa"/>
-              <w:left w:w="100" w:type="dxa"/>
-              <w:right w:w="100" w:type="dxa"/>
+              <w:top w:w="70" w:type="dxa"/>
+              <w:bottom w:w="70" w:type="dxa"/>
+              <w:left w:w="90" w:type="dxa"/>
+              <w:right w:w="90" w:type="dxa"/>
             </w:tcMar>
           </w:tcPr>
           <w:p>
@@ -8275,14 +8188,14 @@
         </w:tc>
         <w:tc>
           <w:tcPr>
-            <w:tcW w:type="dxa" w:w="3010"/>
+            <w:tcW w:type="dxa" w:w="3202"/>
             <w:vAlign w:val="center"/>
             <w:shd w:fill="FFFFFF"/>
             <w:tcMar>
-              <w:top w:w="80" w:type="dxa"/>
-              <w:bottom w:w="80" w:type="dxa"/>
-              <w:left w:w="100" w:type="dxa"/>
-              <w:right w:w="100" w:type="dxa"/>
+              <w:top w:w="70" w:type="dxa"/>
+              <w:bottom w:w="70" w:type="dxa"/>
+              <w:left w:w="90" w:type="dxa"/>
+              <w:right w:w="90" w:type="dxa"/>
             </w:tcMar>
           </w:tcPr>
           <w:p>
@@ -8303,14 +8216,14 @@
         </w:tc>
         <w:tc>
           <w:tcPr>
-            <w:tcW w:type="dxa" w:w="3010"/>
+            <w:tcW w:type="dxa" w:w="3202"/>
             <w:vAlign w:val="center"/>
             <w:shd w:fill="FFFFFF"/>
             <w:tcMar>
-              <w:top w:w="80" w:type="dxa"/>
-              <w:bottom w:w="80" w:type="dxa"/>
-              <w:left w:w="100" w:type="dxa"/>
-              <w:right w:w="100" w:type="dxa"/>
+              <w:top w:w="70" w:type="dxa"/>
+              <w:bottom w:w="70" w:type="dxa"/>
+              <w:left w:w="90" w:type="dxa"/>
+              <w:right w:w="90" w:type="dxa"/>
             </w:tcMar>
           </w:tcPr>
           <w:p>
@@ -8332,7 +8245,7 @@
     </w:tbl>
     <w:p>
       <w:pPr>
-        <w:spacing w:after="120"/>
+        <w:spacing w:after="100"/>
       </w:pPr>
     </w:p>
     <w:p>
@@ -8342,9 +8255,9 @@
       <w:r>
         <w:rPr>
           <w:color w:val="C8D2E1"/>
-          <w:sz w:val="16"/>
+          <w:sz w:val="14"/>
         </w:rPr>
-        <w:t>_________________________________________________________________________________</w:t>
+        <w:t>———————————————————————————————————————————————————————————————————————————</w:t>
       </w:r>
     </w:p>
     <w:p>
@@ -8423,8 +8336,8 @@
         </w:tblBorders>
       </w:tblPr>
       <w:tblGrid>
-        <w:gridCol w:w="4514"/>
-        <w:gridCol w:w="4514"/>
+        <w:gridCol w:w="4802"/>
+        <w:gridCol w:w="4802"/>
       </w:tblGrid>
       <w:tr>
         <w:trPr>
@@ -8434,7 +8347,7 @@
         </w:trPr>
         <w:tc>
           <w:tcPr>
-            <w:tcW w:type="dxa" w:w="4514"/>
+            <w:tcW w:type="dxa" w:w="4802"/>
             <w:vAlign w:val="center"/>
             <w:shd w:fill="1F3864"/>
             <w:tcMar>
@@ -8462,7 +8375,7 @@
         </w:tc>
         <w:tc>
           <w:tcPr>
-            <w:tcW w:type="dxa" w:w="4514"/>
+            <w:tcW w:type="dxa" w:w="4802"/>
             <w:vAlign w:val="center"/>
             <w:shd w:fill="1F3864"/>
             <w:tcMar>
@@ -8495,14 +8408,14 @@
         </w:trPr>
         <w:tc>
           <w:tcPr>
-            <w:tcW w:type="dxa" w:w="4514"/>
+            <w:tcW w:type="dxa" w:w="4802"/>
             <w:vAlign w:val="center"/>
             <w:shd w:fill="FFFFFF"/>
             <w:tcMar>
-              <w:top w:w="80" w:type="dxa"/>
-              <w:bottom w:w="80" w:type="dxa"/>
-              <w:left w:w="100" w:type="dxa"/>
-              <w:right w:w="100" w:type="dxa"/>
+              <w:top w:w="70" w:type="dxa"/>
+              <w:bottom w:w="70" w:type="dxa"/>
+              <w:left w:w="90" w:type="dxa"/>
+              <w:right w:w="90" w:type="dxa"/>
             </w:tcMar>
           </w:tcPr>
           <w:p>
@@ -8522,14 +8435,14 @@
         </w:tc>
         <w:tc>
           <w:tcPr>
-            <w:tcW w:type="dxa" w:w="4514"/>
+            <w:tcW w:type="dxa" w:w="4802"/>
             <w:vAlign w:val="center"/>
             <w:shd w:fill="FFFFFF"/>
             <w:tcMar>
-              <w:top w:w="80" w:type="dxa"/>
-              <w:bottom w:w="80" w:type="dxa"/>
-              <w:left w:w="100" w:type="dxa"/>
-              <w:right w:w="100" w:type="dxa"/>
+              <w:top w:w="70" w:type="dxa"/>
+              <w:bottom w:w="70" w:type="dxa"/>
+              <w:left w:w="90" w:type="dxa"/>
+              <w:right w:w="90" w:type="dxa"/>
             </w:tcMar>
           </w:tcPr>
           <w:p>
@@ -8554,14 +8467,14 @@
         </w:trPr>
         <w:tc>
           <w:tcPr>
-            <w:tcW w:type="dxa" w:w="4514"/>
+            <w:tcW w:type="dxa" w:w="4802"/>
             <w:vAlign w:val="center"/>
             <w:shd w:fill="F2F5F9"/>
             <w:tcMar>
-              <w:top w:w="80" w:type="dxa"/>
-              <w:bottom w:w="80" w:type="dxa"/>
-              <w:left w:w="100" w:type="dxa"/>
-              <w:right w:w="100" w:type="dxa"/>
+              <w:top w:w="70" w:type="dxa"/>
+              <w:bottom w:w="70" w:type="dxa"/>
+              <w:left w:w="90" w:type="dxa"/>
+              <w:right w:w="90" w:type="dxa"/>
             </w:tcMar>
           </w:tcPr>
           <w:p>
@@ -8573,14 +8486,14 @@
         </w:tc>
         <w:tc>
           <w:tcPr>
-            <w:tcW w:type="dxa" w:w="4514"/>
+            <w:tcW w:type="dxa" w:w="4802"/>
             <w:vAlign w:val="center"/>
             <w:shd w:fill="F2F5F9"/>
             <w:tcMar>
-              <w:top w:w="80" w:type="dxa"/>
-              <w:bottom w:w="80" w:type="dxa"/>
-              <w:left w:w="100" w:type="dxa"/>
-              <w:right w:w="100" w:type="dxa"/>
+              <w:top w:w="70" w:type="dxa"/>
+              <w:bottom w:w="70" w:type="dxa"/>
+              <w:left w:w="90" w:type="dxa"/>
+              <w:right w:w="90" w:type="dxa"/>
             </w:tcMar>
           </w:tcPr>
           <w:p>
@@ -8605,14 +8518,14 @@
         </w:trPr>
         <w:tc>
           <w:tcPr>
-            <w:tcW w:type="dxa" w:w="4514"/>
+            <w:tcW w:type="dxa" w:w="4802"/>
             <w:vAlign w:val="center"/>
             <w:shd w:fill="FFFFFF"/>
             <w:tcMar>
-              <w:top w:w="80" w:type="dxa"/>
-              <w:bottom w:w="80" w:type="dxa"/>
-              <w:left w:w="100" w:type="dxa"/>
-              <w:right w:w="100" w:type="dxa"/>
+              <w:top w:w="70" w:type="dxa"/>
+              <w:bottom w:w="70" w:type="dxa"/>
+              <w:left w:w="90" w:type="dxa"/>
+              <w:right w:w="90" w:type="dxa"/>
             </w:tcMar>
           </w:tcPr>
           <w:p>
@@ -8632,14 +8545,14 @@
         </w:tc>
         <w:tc>
           <w:tcPr>
-            <w:tcW w:type="dxa" w:w="4514"/>
+            <w:tcW w:type="dxa" w:w="4802"/>
             <w:vAlign w:val="center"/>
             <w:shd w:fill="FFFFFF"/>
             <w:tcMar>
-              <w:top w:w="80" w:type="dxa"/>
-              <w:bottom w:w="80" w:type="dxa"/>
-              <w:left w:w="100" w:type="dxa"/>
-              <w:right w:w="100" w:type="dxa"/>
+              <w:top w:w="70" w:type="dxa"/>
+              <w:bottom w:w="70" w:type="dxa"/>
+              <w:left w:w="90" w:type="dxa"/>
+              <w:right w:w="90" w:type="dxa"/>
             </w:tcMar>
           </w:tcPr>
           <w:p>
@@ -8664,14 +8577,14 @@
         </w:trPr>
         <w:tc>
           <w:tcPr>
-            <w:tcW w:type="dxa" w:w="4514"/>
+            <w:tcW w:type="dxa" w:w="4802"/>
             <w:vAlign w:val="center"/>
             <w:shd w:fill="F2F5F9"/>
             <w:tcMar>
-              <w:top w:w="80" w:type="dxa"/>
-              <w:bottom w:w="80" w:type="dxa"/>
-              <w:left w:w="100" w:type="dxa"/>
-              <w:right w:w="100" w:type="dxa"/>
+              <w:top w:w="70" w:type="dxa"/>
+              <w:bottom w:w="70" w:type="dxa"/>
+              <w:left w:w="90" w:type="dxa"/>
+              <w:right w:w="90" w:type="dxa"/>
             </w:tcMar>
           </w:tcPr>
           <w:p>
@@ -8691,14 +8604,14 @@
         </w:tc>
         <w:tc>
           <w:tcPr>
-            <w:tcW w:type="dxa" w:w="4514"/>
+            <w:tcW w:type="dxa" w:w="4802"/>
             <w:vAlign w:val="center"/>
             <w:shd w:fill="F2F5F9"/>
             <w:tcMar>
-              <w:top w:w="80" w:type="dxa"/>
-              <w:bottom w:w="80" w:type="dxa"/>
-              <w:left w:w="100" w:type="dxa"/>
-              <w:right w:w="100" w:type="dxa"/>
+              <w:top w:w="70" w:type="dxa"/>
+              <w:bottom w:w="70" w:type="dxa"/>
+              <w:left w:w="90" w:type="dxa"/>
+              <w:right w:w="90" w:type="dxa"/>
             </w:tcMar>
           </w:tcPr>
           <w:p>
@@ -8723,14 +8636,14 @@
         </w:trPr>
         <w:tc>
           <w:tcPr>
-            <w:tcW w:type="dxa" w:w="4514"/>
+            <w:tcW w:type="dxa" w:w="4802"/>
             <w:vAlign w:val="center"/>
             <w:shd w:fill="FFFFFF"/>
             <w:tcMar>
-              <w:top w:w="80" w:type="dxa"/>
-              <w:bottom w:w="80" w:type="dxa"/>
-              <w:left w:w="100" w:type="dxa"/>
-              <w:right w:w="100" w:type="dxa"/>
+              <w:top w:w="70" w:type="dxa"/>
+              <w:bottom w:w="70" w:type="dxa"/>
+              <w:left w:w="90" w:type="dxa"/>
+              <w:right w:w="90" w:type="dxa"/>
             </w:tcMar>
           </w:tcPr>
           <w:p>
@@ -8750,14 +8663,14 @@
         </w:tc>
         <w:tc>
           <w:tcPr>
-            <w:tcW w:type="dxa" w:w="4514"/>
+            <w:tcW w:type="dxa" w:w="4802"/>
             <w:vAlign w:val="center"/>
             <w:shd w:fill="FFFFFF"/>
             <w:tcMar>
-              <w:top w:w="80" w:type="dxa"/>
-              <w:bottom w:w="80" w:type="dxa"/>
-              <w:left w:w="100" w:type="dxa"/>
-              <w:right w:w="100" w:type="dxa"/>
+              <w:top w:w="70" w:type="dxa"/>
+              <w:bottom w:w="70" w:type="dxa"/>
+              <w:left w:w="90" w:type="dxa"/>
+              <w:right w:w="90" w:type="dxa"/>
             </w:tcMar>
           </w:tcPr>
           <w:p>
@@ -8782,14 +8695,14 @@
         </w:trPr>
         <w:tc>
           <w:tcPr>
-            <w:tcW w:type="dxa" w:w="4514"/>
+            <w:tcW w:type="dxa" w:w="4802"/>
             <w:vAlign w:val="center"/>
             <w:shd w:fill="F2F5F9"/>
             <w:tcMar>
-              <w:top w:w="80" w:type="dxa"/>
-              <w:bottom w:w="80" w:type="dxa"/>
-              <w:left w:w="100" w:type="dxa"/>
-              <w:right w:w="100" w:type="dxa"/>
+              <w:top w:w="70" w:type="dxa"/>
+              <w:bottom w:w="70" w:type="dxa"/>
+              <w:left w:w="90" w:type="dxa"/>
+              <w:right w:w="90" w:type="dxa"/>
             </w:tcMar>
           </w:tcPr>
           <w:p>
@@ -8801,14 +8714,14 @@
         </w:tc>
         <w:tc>
           <w:tcPr>
-            <w:tcW w:type="dxa" w:w="4514"/>
+            <w:tcW w:type="dxa" w:w="4802"/>
             <w:vAlign w:val="center"/>
             <w:shd w:fill="F2F5F9"/>
             <w:tcMar>
-              <w:top w:w="80" w:type="dxa"/>
-              <w:bottom w:w="80" w:type="dxa"/>
-              <w:left w:w="100" w:type="dxa"/>
-              <w:right w:w="100" w:type="dxa"/>
+              <w:top w:w="70" w:type="dxa"/>
+              <w:bottom w:w="70" w:type="dxa"/>
+              <w:left w:w="90" w:type="dxa"/>
+              <w:right w:w="90" w:type="dxa"/>
             </w:tcMar>
           </w:tcPr>
           <w:p>
@@ -8833,14 +8746,14 @@
         </w:trPr>
         <w:tc>
           <w:tcPr>
-            <w:tcW w:type="dxa" w:w="4514"/>
+            <w:tcW w:type="dxa" w:w="4802"/>
             <w:vAlign w:val="center"/>
             <w:shd w:fill="FFFFFF"/>
             <w:tcMar>
-              <w:top w:w="80" w:type="dxa"/>
-              <w:bottom w:w="80" w:type="dxa"/>
-              <w:left w:w="100" w:type="dxa"/>
-              <w:right w:w="100" w:type="dxa"/>
+              <w:top w:w="70" w:type="dxa"/>
+              <w:bottom w:w="70" w:type="dxa"/>
+              <w:left w:w="90" w:type="dxa"/>
+              <w:right w:w="90" w:type="dxa"/>
             </w:tcMar>
           </w:tcPr>
           <w:p>
@@ -8860,14 +8773,14 @@
         </w:tc>
         <w:tc>
           <w:tcPr>
-            <w:tcW w:type="dxa" w:w="4514"/>
+            <w:tcW w:type="dxa" w:w="4802"/>
             <w:vAlign w:val="center"/>
             <w:shd w:fill="FFFFFF"/>
             <w:tcMar>
-              <w:top w:w="80" w:type="dxa"/>
-              <w:bottom w:w="80" w:type="dxa"/>
-              <w:left w:w="100" w:type="dxa"/>
-              <w:right w:w="100" w:type="dxa"/>
+              <w:top w:w="70" w:type="dxa"/>
+              <w:bottom w:w="70" w:type="dxa"/>
+              <w:left w:w="90" w:type="dxa"/>
+              <w:right w:w="90" w:type="dxa"/>
             </w:tcMar>
           </w:tcPr>
           <w:p>
@@ -8892,14 +8805,14 @@
         </w:trPr>
         <w:tc>
           <w:tcPr>
-            <w:tcW w:type="dxa" w:w="4514"/>
+            <w:tcW w:type="dxa" w:w="4802"/>
             <w:vAlign w:val="center"/>
             <w:shd w:fill="F2F5F9"/>
             <w:tcMar>
-              <w:top w:w="80" w:type="dxa"/>
-              <w:bottom w:w="80" w:type="dxa"/>
-              <w:left w:w="100" w:type="dxa"/>
-              <w:right w:w="100" w:type="dxa"/>
+              <w:top w:w="70" w:type="dxa"/>
+              <w:bottom w:w="70" w:type="dxa"/>
+              <w:left w:w="90" w:type="dxa"/>
+              <w:right w:w="90" w:type="dxa"/>
             </w:tcMar>
           </w:tcPr>
           <w:p>
@@ -8911,14 +8824,14 @@
         </w:tc>
         <w:tc>
           <w:tcPr>
-            <w:tcW w:type="dxa" w:w="4514"/>
+            <w:tcW w:type="dxa" w:w="4802"/>
             <w:vAlign w:val="center"/>
             <w:shd w:fill="F2F5F9"/>
             <w:tcMar>
-              <w:top w:w="80" w:type="dxa"/>
-              <w:bottom w:w="80" w:type="dxa"/>
-              <w:left w:w="100" w:type="dxa"/>
-              <w:right w:w="100" w:type="dxa"/>
+              <w:top w:w="70" w:type="dxa"/>
+              <w:bottom w:w="70" w:type="dxa"/>
+              <w:left w:w="90" w:type="dxa"/>
+              <w:right w:w="90" w:type="dxa"/>
             </w:tcMar>
           </w:tcPr>
           <w:p>
@@ -8940,7 +8853,7 @@
     </w:tbl>
     <w:p>
       <w:pPr>
-        <w:spacing w:after="120"/>
+        <w:spacing w:after="100"/>
       </w:pPr>
     </w:p>
     <w:p>
@@ -8950,9 +8863,9 @@
       <w:r>
         <w:rPr>
           <w:color w:val="C8D2E1"/>
-          <w:sz w:val="16"/>
+          <w:sz w:val="14"/>
         </w:rPr>
-        <w:t>_________________________________________________________________________________</w:t>
+        <w:t>———————————————————————————————————————————————————————————————————————————</w:t>
       </w:r>
     </w:p>
     <w:p>
@@ -8986,9 +8899,9 @@
         </w:tblBorders>
       </w:tblPr>
       <w:tblGrid>
-        <w:gridCol w:w="3010"/>
-        <w:gridCol w:w="3010"/>
-        <w:gridCol w:w="3010"/>
+        <w:gridCol w:w="3202"/>
+        <w:gridCol w:w="3202"/>
+        <w:gridCol w:w="3202"/>
       </w:tblGrid>
       <w:tr>
         <w:trPr>
@@ -8998,7 +8911,7 @@
         </w:trPr>
         <w:tc>
           <w:tcPr>
-            <w:tcW w:type="dxa" w:w="3010"/>
+            <w:tcW w:type="dxa" w:w="3202"/>
             <w:vAlign w:val="center"/>
             <w:shd w:fill="1F3864"/>
             <w:tcMar>
@@ -9026,7 +8939,7 @@
         </w:tc>
         <w:tc>
           <w:tcPr>
-            <w:tcW w:type="dxa" w:w="3010"/>
+            <w:tcW w:type="dxa" w:w="3202"/>
             <w:vAlign w:val="center"/>
             <w:shd w:fill="1F3864"/>
             <w:tcMar>
@@ -9054,7 +8967,7 @@
         </w:tc>
         <w:tc>
           <w:tcPr>
-            <w:tcW w:type="dxa" w:w="3010"/>
+            <w:tcW w:type="dxa" w:w="3202"/>
             <w:vAlign w:val="center"/>
             <w:shd w:fill="1F3864"/>
             <w:tcMar>
@@ -9087,14 +9000,14 @@
         </w:trPr>
         <w:tc>
           <w:tcPr>
-            <w:tcW w:type="dxa" w:w="3010"/>
+            <w:tcW w:type="dxa" w:w="3202"/>
             <w:vAlign w:val="center"/>
             <w:shd w:fill="FFFFFF"/>
             <w:tcMar>
-              <w:top w:w="80" w:type="dxa"/>
-              <w:bottom w:w="80" w:type="dxa"/>
-              <w:left w:w="100" w:type="dxa"/>
-              <w:right w:w="100" w:type="dxa"/>
+              <w:top w:w="70" w:type="dxa"/>
+              <w:bottom w:w="70" w:type="dxa"/>
+              <w:left w:w="90" w:type="dxa"/>
+              <w:right w:w="90" w:type="dxa"/>
             </w:tcMar>
           </w:tcPr>
           <w:p>
@@ -9114,14 +9027,14 @@
         </w:tc>
         <w:tc>
           <w:tcPr>
-            <w:tcW w:type="dxa" w:w="3010"/>
+            <w:tcW w:type="dxa" w:w="3202"/>
             <w:vAlign w:val="center"/>
             <w:shd w:fill="FFFFFF"/>
             <w:tcMar>
-              <w:top w:w="80" w:type="dxa"/>
-              <w:bottom w:w="80" w:type="dxa"/>
-              <w:left w:w="100" w:type="dxa"/>
-              <w:right w:w="100" w:type="dxa"/>
+              <w:top w:w="70" w:type="dxa"/>
+              <w:bottom w:w="70" w:type="dxa"/>
+              <w:left w:w="90" w:type="dxa"/>
+              <w:right w:w="90" w:type="dxa"/>
             </w:tcMar>
           </w:tcPr>
           <w:p>
@@ -9141,14 +9054,14 @@
         </w:tc>
         <w:tc>
           <w:tcPr>
-            <w:tcW w:type="dxa" w:w="3010"/>
+            <w:tcW w:type="dxa" w:w="3202"/>
             <w:vAlign w:val="center"/>
             <w:shd w:fill="FFFFFF"/>
             <w:tcMar>
-              <w:top w:w="80" w:type="dxa"/>
-              <w:bottom w:w="80" w:type="dxa"/>
-              <w:left w:w="100" w:type="dxa"/>
-              <w:right w:w="100" w:type="dxa"/>
+              <w:top w:w="70" w:type="dxa"/>
+              <w:bottom w:w="70" w:type="dxa"/>
+              <w:left w:w="90" w:type="dxa"/>
+              <w:right w:w="90" w:type="dxa"/>
             </w:tcMar>
           </w:tcPr>
           <w:p>
@@ -9173,14 +9086,14 @@
         </w:trPr>
         <w:tc>
           <w:tcPr>
-            <w:tcW w:type="dxa" w:w="3010"/>
+            <w:tcW w:type="dxa" w:w="3202"/>
             <w:vAlign w:val="center"/>
             <w:shd w:fill="F2F5F9"/>
             <w:tcMar>
-              <w:top w:w="80" w:type="dxa"/>
-              <w:bottom w:w="80" w:type="dxa"/>
-              <w:left w:w="100" w:type="dxa"/>
-              <w:right w:w="100" w:type="dxa"/>
+              <w:top w:w="70" w:type="dxa"/>
+              <w:bottom w:w="70" w:type="dxa"/>
+              <w:left w:w="90" w:type="dxa"/>
+              <w:right w:w="90" w:type="dxa"/>
             </w:tcMar>
           </w:tcPr>
           <w:p>
@@ -9200,14 +9113,14 @@
         </w:tc>
         <w:tc>
           <w:tcPr>
-            <w:tcW w:type="dxa" w:w="3010"/>
+            <w:tcW w:type="dxa" w:w="3202"/>
             <w:vAlign w:val="center"/>
             <w:shd w:fill="F2F5F9"/>
             <w:tcMar>
-              <w:top w:w="80" w:type="dxa"/>
-              <w:bottom w:w="80" w:type="dxa"/>
-              <w:left w:w="100" w:type="dxa"/>
-              <w:right w:w="100" w:type="dxa"/>
+              <w:top w:w="70" w:type="dxa"/>
+              <w:bottom w:w="70" w:type="dxa"/>
+              <w:left w:w="90" w:type="dxa"/>
+              <w:right w:w="90" w:type="dxa"/>
             </w:tcMar>
           </w:tcPr>
           <w:p>
@@ -9227,14 +9140,14 @@
         </w:tc>
         <w:tc>
           <w:tcPr>
-            <w:tcW w:type="dxa" w:w="3010"/>
+            <w:tcW w:type="dxa" w:w="3202"/>
             <w:vAlign w:val="center"/>
             <w:shd w:fill="F2F5F9"/>
             <w:tcMar>
-              <w:top w:w="80" w:type="dxa"/>
-              <w:bottom w:w="80" w:type="dxa"/>
-              <w:left w:w="100" w:type="dxa"/>
-              <w:right w:w="100" w:type="dxa"/>
+              <w:top w:w="70" w:type="dxa"/>
+              <w:bottom w:w="70" w:type="dxa"/>
+              <w:left w:w="90" w:type="dxa"/>
+              <w:right w:w="90" w:type="dxa"/>
             </w:tcMar>
           </w:tcPr>
           <w:p>
@@ -9268,14 +9181,14 @@
         </w:trPr>
         <w:tc>
           <w:tcPr>
-            <w:tcW w:type="dxa" w:w="3010"/>
+            <w:tcW w:type="dxa" w:w="3202"/>
             <w:vAlign w:val="center"/>
             <w:shd w:fill="FFFFFF"/>
             <w:tcMar>
-              <w:top w:w="80" w:type="dxa"/>
-              <w:bottom w:w="80" w:type="dxa"/>
-              <w:left w:w="100" w:type="dxa"/>
-              <w:right w:w="100" w:type="dxa"/>
+              <w:top w:w="70" w:type="dxa"/>
+              <w:bottom w:w="70" w:type="dxa"/>
+              <w:left w:w="90" w:type="dxa"/>
+              <w:right w:w="90" w:type="dxa"/>
             </w:tcMar>
           </w:tcPr>
           <w:p>
@@ -9295,14 +9208,14 @@
         </w:tc>
         <w:tc>
           <w:tcPr>
-            <w:tcW w:type="dxa" w:w="3010"/>
+            <w:tcW w:type="dxa" w:w="3202"/>
             <w:vAlign w:val="center"/>
             <w:shd w:fill="FFFFFF"/>
             <w:tcMar>
-              <w:top w:w="80" w:type="dxa"/>
-              <w:bottom w:w="80" w:type="dxa"/>
-              <w:left w:w="100" w:type="dxa"/>
-              <w:right w:w="100" w:type="dxa"/>
+              <w:top w:w="70" w:type="dxa"/>
+              <w:bottom w:w="70" w:type="dxa"/>
+              <w:left w:w="90" w:type="dxa"/>
+              <w:right w:w="90" w:type="dxa"/>
             </w:tcMar>
           </w:tcPr>
           <w:p>
@@ -9322,14 +9235,14 @@
         </w:tc>
         <w:tc>
           <w:tcPr>
-            <w:tcW w:type="dxa" w:w="3010"/>
+            <w:tcW w:type="dxa" w:w="3202"/>
             <w:vAlign w:val="center"/>
             <w:shd w:fill="FFFFFF"/>
             <w:tcMar>
-              <w:top w:w="80" w:type="dxa"/>
-              <w:bottom w:w="80" w:type="dxa"/>
-              <w:left w:w="100" w:type="dxa"/>
-              <w:right w:w="100" w:type="dxa"/>
+              <w:top w:w="70" w:type="dxa"/>
+              <w:bottom w:w="70" w:type="dxa"/>
+              <w:left w:w="90" w:type="dxa"/>
+              <w:right w:w="90" w:type="dxa"/>
             </w:tcMar>
           </w:tcPr>
           <w:p>
@@ -9354,14 +9267,14 @@
         </w:trPr>
         <w:tc>
           <w:tcPr>
-            <w:tcW w:type="dxa" w:w="3010"/>
+            <w:tcW w:type="dxa" w:w="3202"/>
             <w:vAlign w:val="center"/>
             <w:shd w:fill="F2F5F9"/>
             <w:tcMar>
-              <w:top w:w="80" w:type="dxa"/>
-              <w:bottom w:w="80" w:type="dxa"/>
-              <w:left w:w="100" w:type="dxa"/>
-              <w:right w:w="100" w:type="dxa"/>
+              <w:top w:w="70" w:type="dxa"/>
+              <w:bottom w:w="70" w:type="dxa"/>
+              <w:left w:w="90" w:type="dxa"/>
+              <w:right w:w="90" w:type="dxa"/>
             </w:tcMar>
           </w:tcPr>
           <w:p>
@@ -9381,14 +9294,14 @@
         </w:tc>
         <w:tc>
           <w:tcPr>
-            <w:tcW w:type="dxa" w:w="3010"/>
+            <w:tcW w:type="dxa" w:w="3202"/>
             <w:vAlign w:val="center"/>
             <w:shd w:fill="F2F5F9"/>
             <w:tcMar>
-              <w:top w:w="80" w:type="dxa"/>
-              <w:bottom w:w="80" w:type="dxa"/>
-              <w:left w:w="100" w:type="dxa"/>
-              <w:right w:w="100" w:type="dxa"/>
+              <w:top w:w="70" w:type="dxa"/>
+              <w:bottom w:w="70" w:type="dxa"/>
+              <w:left w:w="90" w:type="dxa"/>
+              <w:right w:w="90" w:type="dxa"/>
             </w:tcMar>
           </w:tcPr>
           <w:p>
@@ -9408,14 +9321,14 @@
         </w:tc>
         <w:tc>
           <w:tcPr>
-            <w:tcW w:type="dxa" w:w="3010"/>
+            <w:tcW w:type="dxa" w:w="3202"/>
             <w:vAlign w:val="center"/>
             <w:shd w:fill="F2F5F9"/>
             <w:tcMar>
-              <w:top w:w="80" w:type="dxa"/>
-              <w:bottom w:w="80" w:type="dxa"/>
-              <w:left w:w="100" w:type="dxa"/>
-              <w:right w:w="100" w:type="dxa"/>
+              <w:top w:w="70" w:type="dxa"/>
+              <w:bottom w:w="70" w:type="dxa"/>
+              <w:left w:w="90" w:type="dxa"/>
+              <w:right w:w="90" w:type="dxa"/>
             </w:tcMar>
           </w:tcPr>
           <w:p>
@@ -9437,7 +9350,7 @@
     </w:tbl>
     <w:p>
       <w:pPr>
-        <w:spacing w:after="120"/>
+        <w:spacing w:after="100"/>
       </w:pPr>
     </w:p>
     <w:p>
@@ -9447,9 +9360,9 @@
       <w:r>
         <w:rPr>
           <w:color w:val="C8D2E1"/>
-          <w:sz w:val="16"/>
+          <w:sz w:val="14"/>
         </w:rPr>
-        <w:t>_________________________________________________________________________________</w:t>
+        <w:t>———————————————————————————————————————————————————————————————————————————</w:t>
       </w:r>
     </w:p>
     <w:p>
@@ -9674,9 +9587,9 @@
       <w:r>
         <w:rPr>
           <w:color w:val="C8D2E1"/>
-          <w:sz w:val="16"/>
+          <w:sz w:val="14"/>
         </w:rPr>
-        <w:t>_________________________________________________________________________________</w:t>
+        <w:t>———————————————————————————————————————————————————————————————————————————</w:t>
       </w:r>
     </w:p>
     <w:p>
@@ -9708,13 +9621,53 @@
       </w:r>
     </w:p>
     <w:sectPr>
+      <w:headerReference w:type="default" r:id="rId9"/>
+      <w:footerReference w:type="default" r:id="rId10"/>
       <w:pgSz w:w="11909" w:h="16834"/>
-      <w:pgMar w:top="1440" w:right="1440" w:bottom="1440" w:left="1440" w:header="720" w:footer="720" w:gutter="0"/>
+      <w:pgMar w:top="1152" w:right="1152" w:bottom="1152" w:left="1152" w:header="720" w:footer="720" w:gutter="0"/>
       <w:cols w:space="720"/>
       <w:docGrid w:linePitch="360"/>
     </w:sectPr>
   </w:body>
 </w:document>
+</file>
+
+<file path=word/footer1.xml><?xml version="1.0" encoding="utf-8"?>
+<w:ftr xmlns:m="http://schemas.openxmlformats.org/officeDocument/2006/math" xmlns:mc="http://schemas.openxmlformats.org/markup-compatibility/2006" xmlns:mo="http://schemas.microsoft.com/office/mac/office/2008/main" xmlns:mv="urn:schemas-microsoft-com:mac:vml" xmlns:o="urn:schemas-microsoft-com:office:office" xmlns:r="http://schemas.openxmlformats.org/officeDocument/2006/relationships" xmlns:v="urn:schemas-microsoft-com:vml" xmlns:w10="urn:schemas-microsoft-com:office:word" xmlns:w14="http://schemas.microsoft.com/office/word/2010/wordml" xmlns:w="http://schemas.openxmlformats.org/wordprocessingml/2006/main" xmlns:wne="http://schemas.microsoft.com/office/word/2006/wordml" xmlns:wp14="http://schemas.microsoft.com/office/word/2010/wordprocessingDrawing" xmlns:wp="http://schemas.openxmlformats.org/drawingml/2006/wordprocessingDrawing" xmlns:wpc="http://schemas.microsoft.com/office/word/2010/wordprocessingCanvas" xmlns:wpg="http://schemas.microsoft.com/office/word/2010/wordprocessingGroup" xmlns:wpi="http://schemas.microsoft.com/office/word/2010/wordprocessingInk" xmlns:wps="http://schemas.microsoft.com/office/word/2010/wordprocessingShape" mc:Ignorable="w14 wp14">
+  <w:p>
+    <w:pPr>
+      <w:pStyle w:val="Footer"/>
+      <w:jc w:val="left"/>
+    </w:pPr>
+    <w:r>
+      <w:rPr>
+        <w:rFonts w:ascii="Calibri" w:hAnsi="Calibri"/>
+        <w:color w:val="646464"/>
+        <w:sz w:val="17"/>
+      </w:rPr>
+      <w:t>Buku Kurikulum KPT-OBE SISTEKIN 2026  |  FSTI Universitas Widyagama Malang</w:t>
+    </w:r>
+  </w:p>
+</w:ftr>
+</file>
+
+<file path=word/header1.xml><?xml version="1.0" encoding="utf-8"?>
+<w:hdr xmlns:m="http://schemas.openxmlformats.org/officeDocument/2006/math" xmlns:mc="http://schemas.openxmlformats.org/markup-compatibility/2006" xmlns:mo="http://schemas.microsoft.com/office/mac/office/2008/main" xmlns:mv="urn:schemas-microsoft-com:mac:vml" xmlns:o="urn:schemas-microsoft-com:office:office" xmlns:r="http://schemas.openxmlformats.org/officeDocument/2006/relationships" xmlns:v="urn:schemas-microsoft-com:vml" xmlns:w10="urn:schemas-microsoft-com:office:word" xmlns:w14="http://schemas.microsoft.com/office/word/2010/wordml" xmlns:w="http://schemas.openxmlformats.org/wordprocessingml/2006/main" xmlns:wne="http://schemas.microsoft.com/office/word/2006/wordml" xmlns:wp14="http://schemas.microsoft.com/office/word/2010/wordprocessingDrawing" xmlns:wp="http://schemas.openxmlformats.org/drawingml/2006/wordprocessingDrawing" xmlns:wpc="http://schemas.microsoft.com/office/word/2010/wordprocessingCanvas" xmlns:wpg="http://schemas.microsoft.com/office/word/2010/wordprocessingGroup" xmlns:wpi="http://schemas.microsoft.com/office/word/2010/wordprocessingInk" xmlns:wps="http://schemas.microsoft.com/office/word/2010/wordprocessingShape" mc:Ignorable="w14 wp14">
+  <w:p>
+    <w:pPr>
+      <w:pStyle w:val="Header"/>
+      <w:jc w:val="right"/>
+    </w:pPr>
+    <w:r>
+      <w:rPr>
+        <w:rFonts w:ascii="Calibri" w:hAnsi="Calibri"/>
+        <w:color w:val="646464"/>
+        <w:sz w:val="17"/>
+      </w:rPr>
+      <w:t>PROGRAM STUDI SISTEM DAN TEKNOLOGI INFORMASI (SISTEKIN) — FSTI UWG</w:t>
+    </w:r>
+  </w:p>
+</w:hdr>
 </file>
 
 <file path=word/numbering.xml><?xml version="1.0" encoding="utf-8"?>
